--- a/OnBon/6E3P控制协议v1.0.docx
+++ b/OnBon/6E3P控制协议v1.0.docx
@@ -245,7 +245,20 @@
                 <w:vertAlign w:val="baseline"/>
                 <w:lang w:val="en-US" w:eastAsia="zh-CN" w:bidi="ar-SA"/>
               </w:rPr>
-              <w:t>2025.07.04</w:t>
+              <w:t>2025.07.</w:t>
+            </w:r>
+            <w:r>
+              <w:rPr>
+                <w:rFonts w:hint="default" w:cstheme="minorBidi"/>
+                <w:b/>
+                <w:bCs/>
+                <w:kern w:val="2"/>
+                <w:sz w:val="21"/>
+                <w:szCs w:val="24"/>
+                <w:vertAlign w:val="baseline"/>
+                <w:lang w:val="en-US" w:eastAsia="zh-CN" w:bidi="ar-SA"/>
+              </w:rPr>
+              <w:t>17</w:t>
             </w:r>
           </w:p>
         </w:tc>
@@ -2397,6 +2410,7 @@
           <w:p>
             <w:pPr>
               <w:numPr>
+                <w:ilvl w:val="0"/>
                 <w:numId w:val="0"/>
               </w:numPr>
               <w:jc w:val="left"/>
@@ -2798,6 +2812,19 @@
                 <w:lang w:val="en-US" w:eastAsia="zh-CN" w:bidi="ar-SA"/>
               </w:rPr>
               <w:tab/>
+            </w:r>
+            <w:r>
+              <w:rPr>
+                <w:rFonts w:hint="eastAsia" w:cstheme="minorBidi"/>
+                <w:b/>
+                <w:bCs/>
+                <w:color w:val="FF0000"/>
+                <w:kern w:val="2"/>
+                <w:sz w:val="21"/>
+                <w:szCs w:val="24"/>
+                <w:vertAlign w:val="baseline"/>
+                <w:lang w:val="en-US" w:eastAsia="zh-CN" w:bidi="ar-SA"/>
+              </w:rPr>
               <w:t>否</w:t>
             </w:r>
           </w:p>
@@ -3062,6 +3089,850 @@
                 </w14:textFill>
               </w:rPr>
               <w:t>节目内容</w:t>
+            </w:r>
+          </w:p>
+        </w:tc>
+      </w:tr>
+      <w:tr>
+        <w:tblPrEx>
+          <w:tblBorders>
+            <w:top w:val="single" w:color="auto" w:sz="4" w:space="0"/>
+            <w:left w:val="single" w:color="auto" w:sz="4" w:space="0"/>
+            <w:bottom w:val="single" w:color="auto" w:sz="4" w:space="0"/>
+            <w:right w:val="single" w:color="auto" w:sz="4" w:space="0"/>
+            <w:insideH w:val="single" w:color="auto" w:sz="4" w:space="0"/>
+            <w:insideV w:val="single" w:color="auto" w:sz="4" w:space="0"/>
+          </w:tblBorders>
+          <w:tblCellMar>
+            <w:top w:w="0" w:type="dxa"/>
+            <w:left w:w="108" w:type="dxa"/>
+            <w:bottom w:w="0" w:type="dxa"/>
+            <w:right w:w="108" w:type="dxa"/>
+          </w:tblCellMar>
+        </w:tblPrEx>
+        <w:tc>
+          <w:tcPr>
+            <w:tcW w:w="681" w:type="dxa"/>
+            <w:shd w:val="clear" w:color="auto" w:fill="auto"/>
+            <w:vAlign w:val="center"/>
+          </w:tcPr>
+          <w:p>
+            <w:pPr>
+              <w:jc w:val="center"/>
+              <w:rPr>
+                <w:rFonts w:hint="default" w:cstheme="minorBidi"/>
+                <w:b/>
+                <w:bCs/>
+                <w:kern w:val="2"/>
+                <w:sz w:val="21"/>
+                <w:szCs w:val="24"/>
+                <w:vertAlign w:val="baseline"/>
+                <w:lang w:val="en-US" w:eastAsia="zh-CN" w:bidi="ar-SA"/>
+              </w:rPr>
+            </w:pPr>
+            <w:r>
+              <w:rPr>
+                <w:rFonts w:hint="default" w:cstheme="minorBidi"/>
+                <w:b/>
+                <w:bCs/>
+                <w:kern w:val="2"/>
+                <w:sz w:val="21"/>
+                <w:szCs w:val="24"/>
+                <w:vertAlign w:val="baseline"/>
+                <w:lang w:val="en-US" w:eastAsia="zh-CN" w:bidi="ar-SA"/>
+              </w:rPr>
+              <w:t>11</w:t>
+            </w:r>
+          </w:p>
+        </w:tc>
+        <w:tc>
+          <w:tcPr>
+            <w:tcW w:w="1652" w:type="dxa"/>
+            <w:shd w:val="clear" w:color="auto" w:fill="auto"/>
+            <w:vAlign w:val="center"/>
+          </w:tcPr>
+          <w:p>
+            <w:pPr>
+              <w:jc w:val="center"/>
+              <w:rPr>
+                <w:rFonts w:hint="default"/>
+                <w:b/>
+                <w:bCs/>
+                <w:color w:val="0070C0"/>
+                <w:vertAlign w:val="baseline"/>
+                <w:lang w:val="en-US" w:eastAsia="zh-CN"/>
+              </w:rPr>
+            </w:pPr>
+            <w:r>
+              <w:rPr>
+                <w:rFonts w:hint="default"/>
+                <w:b/>
+                <w:bCs/>
+                <w:color w:val="0070C0"/>
+                <w:vertAlign w:val="baseline"/>
+                <w:lang w:val="en-US" w:eastAsia="zh-CN"/>
+              </w:rPr>
+              <w:t>Halign</w:t>
+            </w:r>
+          </w:p>
+        </w:tc>
+        <w:tc>
+          <w:tcPr>
+            <w:tcW w:w="1199" w:type="dxa"/>
+            <w:shd w:val="clear" w:color="auto" w:fill="auto"/>
+            <w:vAlign w:val="center"/>
+          </w:tcPr>
+          <w:p>
+            <w:pPr>
+              <w:jc w:val="center"/>
+              <w:rPr>
+                <w:rFonts w:hint="eastAsia" w:cstheme="minorBidi"/>
+                <w:b/>
+                <w:bCs/>
+                <w:color w:val="FFC000"/>
+                <w:kern w:val="2"/>
+                <w:sz w:val="21"/>
+                <w:szCs w:val="24"/>
+                <w:vertAlign w:val="baseline"/>
+                <w:lang w:val="en-US" w:eastAsia="zh-CN" w:bidi="ar-SA"/>
+              </w:rPr>
+            </w:pPr>
+            <w:r>
+              <w:rPr>
+                <w:rFonts w:hint="eastAsia" w:cstheme="minorBidi"/>
+                <w:b/>
+                <w:bCs/>
+                <w:color w:val="FFC000"/>
+                <w:kern w:val="2"/>
+                <w:sz w:val="21"/>
+                <w:szCs w:val="24"/>
+                <w:vertAlign w:val="baseline"/>
+                <w:lang w:val="en-US" w:eastAsia="zh-CN" w:bidi="ar-SA"/>
+              </w:rPr>
+              <w:t>int</w:t>
+            </w:r>
+          </w:p>
+        </w:tc>
+        <w:tc>
+          <w:tcPr>
+            <w:tcW w:w="1372" w:type="dxa"/>
+            <w:shd w:val="clear" w:color="auto" w:fill="auto"/>
+            <w:vAlign w:val="center"/>
+          </w:tcPr>
+          <w:p>
+            <w:pPr>
+              <w:ind w:firstLine="456" w:firstLineChars="0"/>
+              <w:jc w:val="left"/>
+              <w:rPr>
+                <w:rFonts w:hint="eastAsia" w:cstheme="minorBidi"/>
+                <w:b/>
+                <w:bCs/>
+                <w:color w:val="FF0000"/>
+                <w:kern w:val="2"/>
+                <w:sz w:val="21"/>
+                <w:szCs w:val="24"/>
+                <w:vertAlign w:val="baseline"/>
+                <w:lang w:val="en-US" w:eastAsia="zh-CN" w:bidi="ar-SA"/>
+              </w:rPr>
+            </w:pPr>
+            <w:r>
+              <w:rPr>
+                <w:rFonts w:hint="eastAsia" w:cstheme="minorBidi"/>
+                <w:b/>
+                <w:bCs/>
+                <w:color w:val="FF0000"/>
+                <w:kern w:val="2"/>
+                <w:sz w:val="21"/>
+                <w:szCs w:val="24"/>
+                <w:vertAlign w:val="baseline"/>
+                <w:lang w:val="en-US" w:eastAsia="zh-CN" w:bidi="ar-SA"/>
+              </w:rPr>
+              <w:t>否</w:t>
+            </w:r>
+          </w:p>
+        </w:tc>
+        <w:tc>
+          <w:tcPr>
+            <w:tcW w:w="5058" w:type="dxa"/>
+            <w:shd w:val="clear" w:color="auto" w:fill="auto"/>
+            <w:vAlign w:val="center"/>
+          </w:tcPr>
+          <w:p>
+            <w:pPr>
+              <w:numPr>
+                <w:ilvl w:val="0"/>
+                <w:numId w:val="0"/>
+              </w:numPr>
+              <w:ind w:left="0" w:leftChars="0" w:firstLine="0" w:firstLineChars="0"/>
+              <w:jc w:val="left"/>
+              <w:rPr>
+                <w:rFonts w:hint="eastAsia" w:cstheme="minorBidi"/>
+                <w:b/>
+                <w:bCs/>
+                <w:color w:val="EE822F" w:themeColor="accent2"/>
+                <w:kern w:val="2"/>
+                <w:sz w:val="21"/>
+                <w:szCs w:val="24"/>
+                <w:vertAlign w:val="baseline"/>
+                <w:lang w:val="en-US" w:eastAsia="zh-CN" w:bidi="ar-SA"/>
+                <w14:textFill>
+                  <w14:solidFill>
+                    <w14:schemeClr w14:val="accent2"/>
+                  </w14:solidFill>
+                </w14:textFill>
+              </w:rPr>
+            </w:pPr>
+            <w:r>
+              <w:rPr>
+                <w:rFonts w:hint="eastAsia" w:cstheme="minorBidi"/>
+                <w:b/>
+                <w:bCs/>
+                <w:color w:val="EE822F" w:themeColor="accent2"/>
+                <w:kern w:val="2"/>
+                <w:sz w:val="21"/>
+                <w:szCs w:val="24"/>
+                <w:vertAlign w:val="baseline"/>
+                <w:lang w:val="en-US" w:eastAsia="zh-CN" w:bidi="ar-SA"/>
+                <w14:textFill>
+                  <w14:solidFill>
+                    <w14:schemeClr w14:val="accent2"/>
+                  </w14:solidFill>
+                </w14:textFill>
+              </w:rPr>
+              <w:t>横向对齐方式（0系统自适应、1左对齐、2居中、3右对齐）</w:t>
+            </w:r>
+          </w:p>
+        </w:tc>
+      </w:tr>
+      <w:tr>
+        <w:tblPrEx>
+          <w:tblBorders>
+            <w:top w:val="single" w:color="auto" w:sz="4" w:space="0"/>
+            <w:left w:val="single" w:color="auto" w:sz="4" w:space="0"/>
+            <w:bottom w:val="single" w:color="auto" w:sz="4" w:space="0"/>
+            <w:right w:val="single" w:color="auto" w:sz="4" w:space="0"/>
+            <w:insideH w:val="single" w:color="auto" w:sz="4" w:space="0"/>
+            <w:insideV w:val="single" w:color="auto" w:sz="4" w:space="0"/>
+          </w:tblBorders>
+          <w:tblCellMar>
+            <w:top w:w="0" w:type="dxa"/>
+            <w:left w:w="108" w:type="dxa"/>
+            <w:bottom w:w="0" w:type="dxa"/>
+            <w:right w:w="108" w:type="dxa"/>
+          </w:tblCellMar>
+        </w:tblPrEx>
+        <w:tc>
+          <w:tcPr>
+            <w:tcW w:w="681" w:type="dxa"/>
+            <w:shd w:val="clear" w:color="auto" w:fill="auto"/>
+            <w:vAlign w:val="center"/>
+          </w:tcPr>
+          <w:p>
+            <w:pPr>
+              <w:jc w:val="center"/>
+              <w:rPr>
+                <w:rFonts w:hint="default" w:cstheme="minorBidi"/>
+                <w:b/>
+                <w:bCs/>
+                <w:kern w:val="2"/>
+                <w:sz w:val="21"/>
+                <w:szCs w:val="24"/>
+                <w:vertAlign w:val="baseline"/>
+                <w:lang w:val="en-US" w:eastAsia="zh-CN" w:bidi="ar-SA"/>
+              </w:rPr>
+            </w:pPr>
+            <w:r>
+              <w:rPr>
+                <w:rFonts w:hint="default" w:cstheme="minorBidi"/>
+                <w:b/>
+                <w:bCs/>
+                <w:kern w:val="2"/>
+                <w:sz w:val="21"/>
+                <w:szCs w:val="24"/>
+                <w:vertAlign w:val="baseline"/>
+                <w:lang w:val="en-US" w:eastAsia="zh-CN" w:bidi="ar-SA"/>
+              </w:rPr>
+              <w:t>12</w:t>
+            </w:r>
+          </w:p>
+        </w:tc>
+        <w:tc>
+          <w:tcPr>
+            <w:tcW w:w="1652" w:type="dxa"/>
+            <w:shd w:val="clear" w:color="auto" w:fill="auto"/>
+            <w:vAlign w:val="center"/>
+          </w:tcPr>
+          <w:p>
+            <w:pPr>
+              <w:jc w:val="center"/>
+              <w:rPr>
+                <w:rFonts w:hint="default"/>
+                <w:b/>
+                <w:bCs/>
+                <w:color w:val="0070C0"/>
+                <w:vertAlign w:val="baseline"/>
+                <w:lang w:val="en-US" w:eastAsia="zh-CN"/>
+              </w:rPr>
+            </w:pPr>
+            <w:r>
+              <w:rPr>
+                <w:rFonts w:hint="default"/>
+                <w:b/>
+                <w:bCs/>
+                <w:color w:val="0070C0"/>
+                <w:vertAlign w:val="baseline"/>
+                <w:lang w:val="en-US" w:eastAsia="zh-CN"/>
+              </w:rPr>
+              <w:t>Valign</w:t>
+            </w:r>
+          </w:p>
+        </w:tc>
+        <w:tc>
+          <w:tcPr>
+            <w:tcW w:w="1199" w:type="dxa"/>
+            <w:shd w:val="clear" w:color="auto" w:fill="auto"/>
+            <w:vAlign w:val="center"/>
+          </w:tcPr>
+          <w:p>
+            <w:pPr>
+              <w:jc w:val="center"/>
+              <w:rPr>
+                <w:rFonts w:hint="eastAsia" w:cstheme="minorBidi"/>
+                <w:b/>
+                <w:bCs/>
+                <w:color w:val="FFC000"/>
+                <w:kern w:val="2"/>
+                <w:sz w:val="21"/>
+                <w:szCs w:val="24"/>
+                <w:vertAlign w:val="baseline"/>
+                <w:lang w:val="en-US" w:eastAsia="zh-CN" w:bidi="ar-SA"/>
+              </w:rPr>
+            </w:pPr>
+            <w:r>
+              <w:rPr>
+                <w:rFonts w:hint="eastAsia" w:cstheme="minorBidi"/>
+                <w:b/>
+                <w:bCs/>
+                <w:color w:val="FFC000"/>
+                <w:kern w:val="2"/>
+                <w:sz w:val="21"/>
+                <w:szCs w:val="24"/>
+                <w:vertAlign w:val="baseline"/>
+                <w:lang w:val="en-US" w:eastAsia="zh-CN" w:bidi="ar-SA"/>
+              </w:rPr>
+              <w:t>int</w:t>
+            </w:r>
+          </w:p>
+        </w:tc>
+        <w:tc>
+          <w:tcPr>
+            <w:tcW w:w="1372" w:type="dxa"/>
+            <w:shd w:val="clear" w:color="auto" w:fill="auto"/>
+            <w:vAlign w:val="center"/>
+          </w:tcPr>
+          <w:p>
+            <w:pPr>
+              <w:ind w:firstLine="456" w:firstLineChars="0"/>
+              <w:jc w:val="left"/>
+              <w:rPr>
+                <w:rFonts w:hint="eastAsia" w:cstheme="minorBidi"/>
+                <w:b/>
+                <w:bCs/>
+                <w:color w:val="FF0000"/>
+                <w:kern w:val="2"/>
+                <w:sz w:val="21"/>
+                <w:szCs w:val="24"/>
+                <w:vertAlign w:val="baseline"/>
+                <w:lang w:val="en-US" w:eastAsia="zh-CN" w:bidi="ar-SA"/>
+              </w:rPr>
+            </w:pPr>
+            <w:r>
+              <w:rPr>
+                <w:rFonts w:hint="eastAsia" w:cstheme="minorBidi"/>
+                <w:b/>
+                <w:bCs/>
+                <w:color w:val="FF0000"/>
+                <w:kern w:val="2"/>
+                <w:sz w:val="21"/>
+                <w:szCs w:val="24"/>
+                <w:vertAlign w:val="baseline"/>
+                <w:lang w:val="en-US" w:eastAsia="zh-CN" w:bidi="ar-SA"/>
+              </w:rPr>
+              <w:t>否</w:t>
+            </w:r>
+          </w:p>
+        </w:tc>
+        <w:tc>
+          <w:tcPr>
+            <w:tcW w:w="5058" w:type="dxa"/>
+            <w:shd w:val="clear" w:color="auto" w:fill="auto"/>
+            <w:vAlign w:val="center"/>
+          </w:tcPr>
+          <w:p>
+            <w:pPr>
+              <w:numPr>
+                <w:ilvl w:val="0"/>
+                <w:numId w:val="0"/>
+              </w:numPr>
+              <w:ind w:left="0" w:leftChars="0" w:firstLine="0" w:firstLineChars="0"/>
+              <w:jc w:val="left"/>
+              <w:rPr>
+                <w:rFonts w:hint="eastAsia" w:cstheme="minorBidi"/>
+                <w:b/>
+                <w:bCs/>
+                <w:color w:val="EE822F" w:themeColor="accent2"/>
+                <w:kern w:val="2"/>
+                <w:sz w:val="21"/>
+                <w:szCs w:val="24"/>
+                <w:vertAlign w:val="baseline"/>
+                <w:lang w:val="en-US" w:eastAsia="zh-CN" w:bidi="ar-SA"/>
+                <w14:textFill>
+                  <w14:solidFill>
+                    <w14:schemeClr w14:val="accent2"/>
+                  </w14:solidFill>
+                </w14:textFill>
+              </w:rPr>
+            </w:pPr>
+            <w:r>
+              <w:rPr>
+                <w:rFonts w:hint="eastAsia" w:cstheme="minorBidi"/>
+                <w:b/>
+                <w:bCs/>
+                <w:color w:val="EE822F" w:themeColor="accent2"/>
+                <w:kern w:val="2"/>
+                <w:sz w:val="21"/>
+                <w:szCs w:val="24"/>
+                <w:vertAlign w:val="baseline"/>
+                <w:lang w:val="en-US" w:eastAsia="zh-CN" w:bidi="ar-SA"/>
+                <w14:textFill>
+                  <w14:solidFill>
+                    <w14:schemeClr w14:val="accent2"/>
+                  </w14:solidFill>
+                </w14:textFill>
+              </w:rPr>
+              <w:t>纵向对齐方式（0系统自适应、1上对齐、2居中、3下对齐）</w:t>
+            </w:r>
+          </w:p>
+        </w:tc>
+      </w:tr>
+      <w:tr>
+        <w:tblPrEx>
+          <w:tblBorders>
+            <w:top w:val="single" w:color="auto" w:sz="4" w:space="0"/>
+            <w:left w:val="single" w:color="auto" w:sz="4" w:space="0"/>
+            <w:bottom w:val="single" w:color="auto" w:sz="4" w:space="0"/>
+            <w:right w:val="single" w:color="auto" w:sz="4" w:space="0"/>
+            <w:insideH w:val="single" w:color="auto" w:sz="4" w:space="0"/>
+            <w:insideV w:val="single" w:color="auto" w:sz="4" w:space="0"/>
+          </w:tblBorders>
+          <w:tblCellMar>
+            <w:top w:w="0" w:type="dxa"/>
+            <w:left w:w="108" w:type="dxa"/>
+            <w:bottom w:w="0" w:type="dxa"/>
+            <w:right w:w="108" w:type="dxa"/>
+          </w:tblCellMar>
+        </w:tblPrEx>
+        <w:tc>
+          <w:tcPr>
+            <w:tcW w:w="681" w:type="dxa"/>
+            <w:shd w:val="clear" w:color="auto" w:fill="auto"/>
+            <w:vAlign w:val="center"/>
+          </w:tcPr>
+          <w:p>
+            <w:pPr>
+              <w:jc w:val="center"/>
+              <w:rPr>
+                <w:rFonts w:hint="default" w:cstheme="minorBidi"/>
+                <w:b/>
+                <w:bCs/>
+                <w:kern w:val="2"/>
+                <w:sz w:val="21"/>
+                <w:szCs w:val="24"/>
+                <w:vertAlign w:val="baseline"/>
+                <w:lang w:val="en-US" w:eastAsia="zh-CN" w:bidi="ar-SA"/>
+              </w:rPr>
+            </w:pPr>
+            <w:r>
+              <w:rPr>
+                <w:rFonts w:hint="default" w:cstheme="minorBidi"/>
+                <w:b/>
+                <w:bCs/>
+                <w:kern w:val="2"/>
+                <w:sz w:val="21"/>
+                <w:szCs w:val="24"/>
+                <w:vertAlign w:val="baseline"/>
+                <w:lang w:val="en-US" w:eastAsia="zh-CN" w:bidi="ar-SA"/>
+              </w:rPr>
+              <w:t>13</w:t>
+            </w:r>
+          </w:p>
+        </w:tc>
+        <w:tc>
+          <w:tcPr>
+            <w:tcW w:w="1652" w:type="dxa"/>
+            <w:shd w:val="clear" w:color="auto" w:fill="auto"/>
+            <w:vAlign w:val="center"/>
+          </w:tcPr>
+          <w:p>
+            <w:pPr>
+              <w:jc w:val="center"/>
+              <w:rPr>
+                <w:rFonts w:hint="default"/>
+                <w:b/>
+                <w:bCs/>
+                <w:color w:val="0070C0"/>
+                <w:vertAlign w:val="baseline"/>
+                <w:lang w:val="en-US" w:eastAsia="zh-CN"/>
+              </w:rPr>
+            </w:pPr>
+            <w:r>
+              <w:rPr>
+                <w:rFonts w:hint="default"/>
+                <w:b/>
+                <w:bCs/>
+                <w:color w:val="0070C0"/>
+                <w:vertAlign w:val="baseline"/>
+                <w:lang w:val="en-US" w:eastAsia="zh-CN"/>
+              </w:rPr>
+              <w:t>DisplayMode</w:t>
+            </w:r>
+          </w:p>
+        </w:tc>
+        <w:tc>
+          <w:tcPr>
+            <w:tcW w:w="1199" w:type="dxa"/>
+            <w:shd w:val="clear" w:color="auto" w:fill="auto"/>
+            <w:vAlign w:val="center"/>
+          </w:tcPr>
+          <w:p>
+            <w:pPr>
+              <w:jc w:val="center"/>
+              <w:rPr>
+                <w:rFonts w:hint="eastAsia" w:cstheme="minorBidi"/>
+                <w:b/>
+                <w:bCs/>
+                <w:color w:val="FFC000"/>
+                <w:kern w:val="2"/>
+                <w:sz w:val="21"/>
+                <w:szCs w:val="24"/>
+                <w:vertAlign w:val="baseline"/>
+                <w:lang w:val="en-US" w:eastAsia="zh-CN" w:bidi="ar-SA"/>
+              </w:rPr>
+            </w:pPr>
+            <w:r>
+              <w:rPr>
+                <w:rFonts w:hint="eastAsia" w:cstheme="minorBidi"/>
+                <w:b/>
+                <w:bCs/>
+                <w:color w:val="FFC000"/>
+                <w:kern w:val="2"/>
+                <w:sz w:val="21"/>
+                <w:szCs w:val="24"/>
+                <w:vertAlign w:val="baseline"/>
+                <w:lang w:val="en-US" w:eastAsia="zh-CN" w:bidi="ar-SA"/>
+              </w:rPr>
+              <w:t>int</w:t>
+            </w:r>
+          </w:p>
+        </w:tc>
+        <w:tc>
+          <w:tcPr>
+            <w:tcW w:w="1372" w:type="dxa"/>
+            <w:shd w:val="clear" w:color="auto" w:fill="auto"/>
+            <w:vAlign w:val="center"/>
+          </w:tcPr>
+          <w:p>
+            <w:pPr>
+              <w:ind w:firstLine="456" w:firstLineChars="0"/>
+              <w:jc w:val="left"/>
+              <w:rPr>
+                <w:rFonts w:hint="eastAsia" w:cstheme="minorBidi"/>
+                <w:b/>
+                <w:bCs/>
+                <w:color w:val="FF0000"/>
+                <w:kern w:val="2"/>
+                <w:sz w:val="21"/>
+                <w:szCs w:val="24"/>
+                <w:vertAlign w:val="baseline"/>
+                <w:lang w:val="en-US" w:eastAsia="zh-CN" w:bidi="ar-SA"/>
+              </w:rPr>
+            </w:pPr>
+            <w:r>
+              <w:rPr>
+                <w:rFonts w:hint="eastAsia" w:cstheme="minorBidi"/>
+                <w:b/>
+                <w:bCs/>
+                <w:color w:val="FF0000"/>
+                <w:kern w:val="2"/>
+                <w:sz w:val="21"/>
+                <w:szCs w:val="24"/>
+                <w:vertAlign w:val="baseline"/>
+                <w:lang w:val="en-US" w:eastAsia="zh-CN" w:bidi="ar-SA"/>
+              </w:rPr>
+              <w:t>否</w:t>
+            </w:r>
+          </w:p>
+        </w:tc>
+        <w:tc>
+          <w:tcPr>
+            <w:tcW w:w="5058" w:type="dxa"/>
+            <w:shd w:val="clear" w:color="auto" w:fill="auto"/>
+            <w:vAlign w:val="center"/>
+          </w:tcPr>
+          <w:p>
+            <w:pPr>
+              <w:numPr>
+                <w:ilvl w:val="0"/>
+                <w:numId w:val="0"/>
+              </w:numPr>
+              <w:ind w:left="0" w:leftChars="0" w:firstLine="0" w:firstLineChars="0"/>
+              <w:jc w:val="left"/>
+              <w:rPr>
+                <w:rFonts w:hint="eastAsia" w:cstheme="minorBidi"/>
+                <w:b/>
+                <w:bCs/>
+                <w:color w:val="EE822F" w:themeColor="accent2"/>
+                <w:kern w:val="2"/>
+                <w:sz w:val="21"/>
+                <w:szCs w:val="24"/>
+                <w:vertAlign w:val="baseline"/>
+                <w:lang w:val="en-US" w:eastAsia="zh-CN" w:bidi="ar-SA"/>
+                <w14:textFill>
+                  <w14:solidFill>
+                    <w14:schemeClr w14:val="accent2"/>
+                  </w14:solidFill>
+                </w14:textFill>
+              </w:rPr>
+            </w:pPr>
+            <w:r>
+              <w:rPr>
+                <w:rFonts w:hint="eastAsia" w:cstheme="minorBidi"/>
+                <w:b/>
+                <w:bCs/>
+                <w:color w:val="EE822F" w:themeColor="accent2"/>
+                <w:kern w:val="2"/>
+                <w:sz w:val="21"/>
+                <w:szCs w:val="24"/>
+                <w:vertAlign w:val="baseline"/>
+                <w:lang w:val="en-US" w:eastAsia="zh-CN" w:bidi="ar-SA"/>
+                <w14:textFill>
+                  <w14:solidFill>
+                    <w14:schemeClr w14:val="accent2"/>
+                  </w14:solidFill>
+                </w14:textFill>
+              </w:rPr>
+              <w:t>显示方式:0x00 –随机显示 = ; 0x01–静止显示 = ; 0x02–快速打出</w:t>
+            </w:r>
+          </w:p>
+        </w:tc>
+      </w:tr>
+      <w:tr>
+        <w:tblPrEx>
+          <w:tblBorders>
+            <w:top w:val="single" w:color="auto" w:sz="4" w:space="0"/>
+            <w:left w:val="single" w:color="auto" w:sz="4" w:space="0"/>
+            <w:bottom w:val="single" w:color="auto" w:sz="4" w:space="0"/>
+            <w:right w:val="single" w:color="auto" w:sz="4" w:space="0"/>
+            <w:insideH w:val="single" w:color="auto" w:sz="4" w:space="0"/>
+            <w:insideV w:val="single" w:color="auto" w:sz="4" w:space="0"/>
+          </w:tblBorders>
+          <w:tblCellMar>
+            <w:top w:w="0" w:type="dxa"/>
+            <w:left w:w="108" w:type="dxa"/>
+            <w:bottom w:w="0" w:type="dxa"/>
+            <w:right w:w="108" w:type="dxa"/>
+          </w:tblCellMar>
+        </w:tblPrEx>
+        <w:tc>
+          <w:tcPr>
+            <w:tcW w:w="681" w:type="dxa"/>
+            <w:shd w:val="clear" w:color="auto" w:fill="auto"/>
+            <w:vAlign w:val="center"/>
+          </w:tcPr>
+          <w:p>
+            <w:pPr>
+              <w:jc w:val="center"/>
+              <w:rPr>
+                <w:rFonts w:hint="default" w:cstheme="minorBidi"/>
+                <w:b/>
+                <w:bCs/>
+                <w:kern w:val="2"/>
+                <w:sz w:val="21"/>
+                <w:szCs w:val="24"/>
+                <w:vertAlign w:val="baseline"/>
+                <w:lang w:val="en-US" w:eastAsia="zh-CN" w:bidi="ar-SA"/>
+              </w:rPr>
+            </w:pPr>
+            <w:r>
+              <w:rPr>
+                <w:rFonts w:hint="default" w:cstheme="minorBidi"/>
+                <w:b/>
+                <w:bCs/>
+                <w:kern w:val="2"/>
+                <w:sz w:val="21"/>
+                <w:szCs w:val="24"/>
+                <w:vertAlign w:val="baseline"/>
+                <w:lang w:val="en-US" w:eastAsia="zh-CN" w:bidi="ar-SA"/>
+              </w:rPr>
+              <w:t>14</w:t>
+            </w:r>
+          </w:p>
+        </w:tc>
+        <w:tc>
+          <w:tcPr>
+            <w:tcW w:w="1652" w:type="dxa"/>
+            <w:shd w:val="clear" w:color="auto" w:fill="auto"/>
+            <w:vAlign w:val="center"/>
+          </w:tcPr>
+          <w:p>
+            <w:pPr>
+              <w:jc w:val="center"/>
+              <w:rPr>
+                <w:rFonts w:hint="default"/>
+                <w:b/>
+                <w:bCs/>
+                <w:color w:val="0070C0"/>
+                <w:vertAlign w:val="baseline"/>
+                <w:lang w:val="en-US" w:eastAsia="zh-CN"/>
+              </w:rPr>
+            </w:pPr>
+            <w:r>
+              <w:rPr>
+                <w:rFonts w:hint="default"/>
+                <w:b/>
+                <w:bCs/>
+                <w:color w:val="0070C0"/>
+                <w:vertAlign w:val="baseline"/>
+                <w:lang w:val="en-US" w:eastAsia="zh-CN"/>
+              </w:rPr>
+              <w:t>Speed</w:t>
+            </w:r>
+          </w:p>
+        </w:tc>
+        <w:tc>
+          <w:tcPr>
+            <w:tcW w:w="1199" w:type="dxa"/>
+            <w:shd w:val="clear" w:color="auto" w:fill="auto"/>
+            <w:vAlign w:val="center"/>
+          </w:tcPr>
+          <w:p>
+            <w:pPr>
+              <w:jc w:val="center"/>
+              <w:rPr>
+                <w:rFonts w:hint="eastAsia" w:cstheme="minorBidi"/>
+                <w:b/>
+                <w:bCs/>
+                <w:color w:val="FFC000"/>
+                <w:kern w:val="2"/>
+                <w:sz w:val="21"/>
+                <w:szCs w:val="24"/>
+                <w:vertAlign w:val="baseline"/>
+                <w:lang w:val="en-US" w:eastAsia="zh-CN" w:bidi="ar-SA"/>
+              </w:rPr>
+            </w:pPr>
+            <w:r>
+              <w:rPr>
+                <w:rFonts w:hint="eastAsia" w:cstheme="minorBidi"/>
+                <w:b/>
+                <w:bCs/>
+                <w:color w:val="FFC000"/>
+                <w:kern w:val="2"/>
+                <w:sz w:val="21"/>
+                <w:szCs w:val="24"/>
+                <w:vertAlign w:val="baseline"/>
+                <w:lang w:val="en-US" w:eastAsia="zh-CN" w:bidi="ar-SA"/>
+              </w:rPr>
+              <w:t>int</w:t>
+            </w:r>
+          </w:p>
+        </w:tc>
+        <w:tc>
+          <w:tcPr>
+            <w:tcW w:w="1372" w:type="dxa"/>
+            <w:shd w:val="clear" w:color="auto" w:fill="auto"/>
+            <w:vAlign w:val="center"/>
+          </w:tcPr>
+          <w:p>
+            <w:pPr>
+              <w:ind w:firstLine="456" w:firstLineChars="0"/>
+              <w:jc w:val="left"/>
+              <w:rPr>
+                <w:rFonts w:hint="eastAsia" w:cstheme="minorBidi"/>
+                <w:b/>
+                <w:bCs/>
+                <w:color w:val="FF0000"/>
+                <w:kern w:val="2"/>
+                <w:sz w:val="21"/>
+                <w:szCs w:val="24"/>
+                <w:vertAlign w:val="baseline"/>
+                <w:lang w:val="en-US" w:eastAsia="zh-CN" w:bidi="ar-SA"/>
+              </w:rPr>
+            </w:pPr>
+            <w:r>
+              <w:rPr>
+                <w:rFonts w:hint="eastAsia" w:cstheme="minorBidi"/>
+                <w:b/>
+                <w:bCs/>
+                <w:color w:val="FF0000"/>
+                <w:kern w:val="2"/>
+                <w:sz w:val="21"/>
+                <w:szCs w:val="24"/>
+                <w:vertAlign w:val="baseline"/>
+                <w:lang w:val="en-US" w:eastAsia="zh-CN" w:bidi="ar-SA"/>
+              </w:rPr>
+              <w:t>否</w:t>
+            </w:r>
+          </w:p>
+        </w:tc>
+        <w:tc>
+          <w:tcPr>
+            <w:tcW w:w="5058" w:type="dxa"/>
+            <w:shd w:val="clear" w:color="auto" w:fill="auto"/>
+            <w:vAlign w:val="center"/>
+          </w:tcPr>
+          <w:p>
+            <w:pPr>
+              <w:numPr>
+                <w:ilvl w:val="0"/>
+                <w:numId w:val="0"/>
+              </w:numPr>
+              <w:ind w:left="0" w:leftChars="0" w:firstLine="0" w:firstLineChars="0"/>
+              <w:jc w:val="left"/>
+              <w:rPr>
+                <w:rFonts w:hint="eastAsia" w:cstheme="minorBidi"/>
+                <w:b/>
+                <w:bCs/>
+                <w:color w:val="EE822F" w:themeColor="accent2"/>
+                <w:kern w:val="2"/>
+                <w:sz w:val="21"/>
+                <w:szCs w:val="24"/>
+                <w:vertAlign w:val="baseline"/>
+                <w:lang w:val="en-US" w:eastAsia="zh-CN" w:bidi="ar-SA"/>
+                <w14:textFill>
+                  <w14:solidFill>
+                    <w14:schemeClr w14:val="accent2"/>
+                  </w14:solidFill>
+                </w14:textFill>
+              </w:rPr>
+            </w:pPr>
+            <w:r>
+              <w:rPr>
+                <w:rFonts w:hint="eastAsia" w:cstheme="minorBidi"/>
+                <w:b/>
+                <w:bCs/>
+                <w:color w:val="EE822F" w:themeColor="accent2"/>
+                <w:kern w:val="2"/>
+                <w:sz w:val="21"/>
+                <w:szCs w:val="24"/>
+                <w:vertAlign w:val="baseline"/>
+                <w:lang w:val="en-US" w:eastAsia="zh-CN" w:bidi="ar-SA"/>
+                <w14:textFill>
+                  <w14:solidFill>
+                    <w14:schemeClr w14:val="accent2"/>
+                  </w14:solidFill>
+                </w14:textFill>
+              </w:rPr>
+              <w:t>双屏切换的速度 &gt;= 1</w:t>
             </w:r>
           </w:p>
         </w:tc>
@@ -4546,7 +5417,7 @@
         <w:spacing w:line="216" w:lineRule="atLeast"/>
         <w:jc w:val="left"/>
         <w:rPr>
-          <w:rFonts w:hint="default" w:ascii="Courier New" w:hAnsi="Courier New" w:eastAsia="Courier New" w:cs="Courier New"/>
+          <w:rFonts w:ascii="Courier New" w:hAnsi="Courier New" w:eastAsia="Courier New" w:cs="Courier New"/>
           <w:b w:val="0"/>
           <w:bCs w:val="0"/>
           <w:color w:val="000000"/>
@@ -4622,7 +5493,7 @@
           <w:shd w:val="clear" w:fill="FFFFFF"/>
           <w:lang w:val="en-US" w:eastAsia="zh-CN" w:bidi="ar"/>
         </w:rPr>
-        <w:t xml:space="preserve">          </w:t>
+        <w:t>,    </w:t>
       </w:r>
       <w:r>
         <w:rPr>
@@ -4638,6 +5509,437 @@
         </w:rPr>
         <w:t>// 显示内容</w:t>
       </w:r>
+    </w:p>
+    <w:p>
+      <w:pPr>
+        <w:keepNext w:val="0"/>
+        <w:keepLines w:val="0"/>
+        <w:widowControl/>
+        <w:suppressLineNumbers w:val="0"/>
+        <w:shd w:val="clear" w:fill="FFFFFF"/>
+        <w:spacing w:line="216" w:lineRule="atLeast"/>
+        <w:jc w:val="left"/>
+        <w:rPr>
+          <w:rFonts w:hint="default" w:ascii="Courier New" w:hAnsi="Courier New" w:eastAsia="Courier New" w:cs="Courier New"/>
+          <w:b w:val="0"/>
+          <w:bCs w:val="0"/>
+          <w:color w:val="000000"/>
+          <w:sz w:val="14"/>
+          <w:szCs w:val="14"/>
+        </w:rPr>
+      </w:pPr>
+      <w:r>
+        <w:rPr>
+          <w:rFonts w:hint="default" w:ascii="Courier New" w:hAnsi="Courier New" w:eastAsia="Courier New" w:cs="Courier New"/>
+          <w:b w:val="0"/>
+          <w:bCs w:val="0"/>
+          <w:color w:val="000000"/>
+          <w:kern w:val="0"/>
+          <w:sz w:val="14"/>
+          <w:szCs w:val="14"/>
+          <w:shd w:val="clear" w:fill="FFFFFF"/>
+          <w:lang w:val="en-US" w:eastAsia="zh-CN" w:bidi="ar"/>
+        </w:rPr>
+        <w:t xml:space="preserve">    </w:t>
+      </w:r>
+      <w:r>
+        <w:rPr>
+          <w:rFonts w:hint="default" w:ascii="Courier New" w:hAnsi="Courier New" w:eastAsia="Courier New" w:cs="Courier New"/>
+          <w:b w:val="0"/>
+          <w:bCs w:val="0"/>
+          <w:color w:val="A31515"/>
+          <w:kern w:val="0"/>
+          <w:sz w:val="14"/>
+          <w:szCs w:val="14"/>
+          <w:shd w:val="clear" w:fill="FFFFFF"/>
+          <w:lang w:val="en-US" w:eastAsia="zh-CN" w:bidi="ar"/>
+        </w:rPr>
+        <w:t>"Halign"</w:t>
+      </w:r>
+      <w:r>
+        <w:rPr>
+          <w:rFonts w:hint="default" w:ascii="Courier New" w:hAnsi="Courier New" w:eastAsia="Courier New" w:cs="Courier New"/>
+          <w:b w:val="0"/>
+          <w:bCs w:val="0"/>
+          <w:color w:val="000000"/>
+          <w:kern w:val="0"/>
+          <w:sz w:val="14"/>
+          <w:szCs w:val="14"/>
+          <w:shd w:val="clear" w:fill="FFFFFF"/>
+          <w:lang w:val="en-US" w:eastAsia="zh-CN" w:bidi="ar"/>
+        </w:rPr>
+        <w:t>:</w:t>
+      </w:r>
+      <w:r>
+        <w:rPr>
+          <w:rFonts w:hint="default" w:ascii="Courier New" w:hAnsi="Courier New" w:eastAsia="Courier New" w:cs="Courier New"/>
+          <w:b w:val="0"/>
+          <w:bCs w:val="0"/>
+          <w:color w:val="098658"/>
+          <w:kern w:val="0"/>
+          <w:sz w:val="14"/>
+          <w:szCs w:val="14"/>
+          <w:shd w:val="clear" w:fill="FFFFFF"/>
+          <w:lang w:val="en-US" w:eastAsia="zh-CN" w:bidi="ar"/>
+        </w:rPr>
+        <w:t>2</w:t>
+      </w:r>
+      <w:r>
+        <w:rPr>
+          <w:rFonts w:hint="default" w:ascii="Courier New" w:hAnsi="Courier New" w:eastAsia="Courier New" w:cs="Courier New"/>
+          <w:b w:val="0"/>
+          <w:bCs w:val="0"/>
+          <w:color w:val="000000"/>
+          <w:kern w:val="0"/>
+          <w:sz w:val="14"/>
+          <w:szCs w:val="14"/>
+          <w:shd w:val="clear" w:fill="FFFFFF"/>
+          <w:lang w:val="en-US" w:eastAsia="zh-CN" w:bidi="ar"/>
+        </w:rPr>
+        <w:t xml:space="preserve">,             </w:t>
+      </w:r>
+      <w:r>
+        <w:rPr>
+          <w:rFonts w:hint="default" w:ascii="Courier New" w:hAnsi="Courier New" w:eastAsia="Courier New" w:cs="Courier New"/>
+          <w:b w:val="0"/>
+          <w:bCs w:val="0"/>
+          <w:color w:val="5F8FBF"/>
+          <w:kern w:val="0"/>
+          <w:sz w:val="14"/>
+          <w:szCs w:val="14"/>
+          <w:shd w:val="clear" w:fill="FFFFFF"/>
+          <w:lang w:val="en-US" w:eastAsia="zh-CN" w:bidi="ar"/>
+        </w:rPr>
+        <w:t>// 横向对齐方式（0系统自适应、1左对齐、2居中、3右对齐）</w:t>
+      </w:r>
+    </w:p>
+    <w:p>
+      <w:pPr>
+        <w:keepNext w:val="0"/>
+        <w:keepLines w:val="0"/>
+        <w:widowControl/>
+        <w:suppressLineNumbers w:val="0"/>
+        <w:shd w:val="clear" w:fill="FFFFFF"/>
+        <w:spacing w:line="216" w:lineRule="atLeast"/>
+        <w:jc w:val="left"/>
+        <w:rPr>
+          <w:rFonts w:hint="default" w:ascii="Courier New" w:hAnsi="Courier New" w:eastAsia="Courier New" w:cs="Courier New"/>
+          <w:b w:val="0"/>
+          <w:bCs w:val="0"/>
+          <w:color w:val="000000"/>
+          <w:sz w:val="14"/>
+          <w:szCs w:val="14"/>
+        </w:rPr>
+      </w:pPr>
+      <w:r>
+        <w:rPr>
+          <w:rFonts w:hint="default" w:ascii="Courier New" w:hAnsi="Courier New" w:eastAsia="Courier New" w:cs="Courier New"/>
+          <w:b w:val="0"/>
+          <w:bCs w:val="0"/>
+          <w:color w:val="000000"/>
+          <w:kern w:val="0"/>
+          <w:sz w:val="14"/>
+          <w:szCs w:val="14"/>
+          <w:shd w:val="clear" w:fill="FFFFFF"/>
+          <w:lang w:val="en-US" w:eastAsia="zh-CN" w:bidi="ar"/>
+        </w:rPr>
+        <w:t xml:space="preserve">    </w:t>
+      </w:r>
+      <w:r>
+        <w:rPr>
+          <w:rFonts w:hint="default" w:ascii="Courier New" w:hAnsi="Courier New" w:eastAsia="Courier New" w:cs="Courier New"/>
+          <w:b w:val="0"/>
+          <w:bCs w:val="0"/>
+          <w:color w:val="A31515"/>
+          <w:kern w:val="0"/>
+          <w:sz w:val="14"/>
+          <w:szCs w:val="14"/>
+          <w:shd w:val="clear" w:fill="FFFFFF"/>
+          <w:lang w:val="en-US" w:eastAsia="zh-CN" w:bidi="ar"/>
+        </w:rPr>
+        <w:t>"Valign"</w:t>
+      </w:r>
+      <w:r>
+        <w:rPr>
+          <w:rFonts w:hint="default" w:ascii="Courier New" w:hAnsi="Courier New" w:eastAsia="Courier New" w:cs="Courier New"/>
+          <w:b w:val="0"/>
+          <w:bCs w:val="0"/>
+          <w:color w:val="000000"/>
+          <w:kern w:val="0"/>
+          <w:sz w:val="14"/>
+          <w:szCs w:val="14"/>
+          <w:shd w:val="clear" w:fill="FFFFFF"/>
+          <w:lang w:val="en-US" w:eastAsia="zh-CN" w:bidi="ar"/>
+        </w:rPr>
+        <w:t>:</w:t>
+      </w:r>
+      <w:r>
+        <w:rPr>
+          <w:rFonts w:hint="default" w:ascii="Courier New" w:hAnsi="Courier New" w:eastAsia="Courier New" w:cs="Courier New"/>
+          <w:b w:val="0"/>
+          <w:bCs w:val="0"/>
+          <w:color w:val="098658"/>
+          <w:kern w:val="0"/>
+          <w:sz w:val="14"/>
+          <w:szCs w:val="14"/>
+          <w:shd w:val="clear" w:fill="FFFFFF"/>
+          <w:lang w:val="en-US" w:eastAsia="zh-CN" w:bidi="ar"/>
+        </w:rPr>
+        <w:t>2</w:t>
+      </w:r>
+      <w:r>
+        <w:rPr>
+          <w:rFonts w:hint="default" w:ascii="Courier New" w:hAnsi="Courier New" w:eastAsia="Courier New" w:cs="Courier New"/>
+          <w:b w:val="0"/>
+          <w:bCs w:val="0"/>
+          <w:color w:val="000000"/>
+          <w:kern w:val="0"/>
+          <w:sz w:val="14"/>
+          <w:szCs w:val="14"/>
+          <w:shd w:val="clear" w:fill="FFFFFF"/>
+          <w:lang w:val="en-US" w:eastAsia="zh-CN" w:bidi="ar"/>
+        </w:rPr>
+        <w:t xml:space="preserve">,             </w:t>
+      </w:r>
+      <w:r>
+        <w:rPr>
+          <w:rFonts w:hint="default" w:ascii="Courier New" w:hAnsi="Courier New" w:eastAsia="Courier New" w:cs="Courier New"/>
+          <w:b w:val="0"/>
+          <w:bCs w:val="0"/>
+          <w:color w:val="5F8FBF"/>
+          <w:kern w:val="0"/>
+          <w:sz w:val="14"/>
+          <w:szCs w:val="14"/>
+          <w:shd w:val="clear" w:fill="FFFFFF"/>
+          <w:lang w:val="en-US" w:eastAsia="zh-CN" w:bidi="ar"/>
+        </w:rPr>
+        <w:t>// 纵向对齐方式（0系统自适应、1上对齐、2居中、3下对齐）</w:t>
+      </w:r>
+    </w:p>
+    <w:p>
+      <w:pPr>
+        <w:keepNext w:val="0"/>
+        <w:keepLines w:val="0"/>
+        <w:widowControl/>
+        <w:suppressLineNumbers w:val="0"/>
+        <w:shd w:val="clear" w:fill="FFFFFF"/>
+        <w:spacing w:line="216" w:lineRule="atLeast"/>
+        <w:jc w:val="left"/>
+        <w:rPr>
+          <w:rFonts w:hint="default" w:ascii="Courier New" w:hAnsi="Courier New" w:eastAsia="Courier New" w:cs="Courier New"/>
+          <w:b w:val="0"/>
+          <w:bCs w:val="0"/>
+          <w:color w:val="000000"/>
+          <w:sz w:val="14"/>
+          <w:szCs w:val="14"/>
+        </w:rPr>
+      </w:pPr>
+      <w:r>
+        <w:rPr>
+          <w:rFonts w:hint="default" w:ascii="Courier New" w:hAnsi="Courier New" w:eastAsia="Courier New" w:cs="Courier New"/>
+          <w:b w:val="0"/>
+          <w:bCs w:val="0"/>
+          <w:color w:val="000000"/>
+          <w:kern w:val="0"/>
+          <w:sz w:val="14"/>
+          <w:szCs w:val="14"/>
+          <w:shd w:val="clear" w:fill="FFFFFF"/>
+          <w:lang w:val="en-US" w:eastAsia="zh-CN" w:bidi="ar"/>
+        </w:rPr>
+        <w:t xml:space="preserve">    </w:t>
+      </w:r>
+      <w:r>
+        <w:rPr>
+          <w:rFonts w:hint="default" w:ascii="Courier New" w:hAnsi="Courier New" w:eastAsia="Courier New" w:cs="Courier New"/>
+          <w:b w:val="0"/>
+          <w:bCs w:val="0"/>
+          <w:color w:val="A31515"/>
+          <w:kern w:val="0"/>
+          <w:sz w:val="14"/>
+          <w:szCs w:val="14"/>
+          <w:shd w:val="clear" w:fill="FFFFFF"/>
+          <w:lang w:val="en-US" w:eastAsia="zh-CN" w:bidi="ar"/>
+        </w:rPr>
+        <w:t>"DisplayMode"</w:t>
+      </w:r>
+      <w:r>
+        <w:rPr>
+          <w:rFonts w:hint="default" w:ascii="Courier New" w:hAnsi="Courier New" w:eastAsia="Courier New" w:cs="Courier New"/>
+          <w:b w:val="0"/>
+          <w:bCs w:val="0"/>
+          <w:color w:val="000000"/>
+          <w:kern w:val="0"/>
+          <w:sz w:val="14"/>
+          <w:szCs w:val="14"/>
+          <w:shd w:val="clear" w:fill="FFFFFF"/>
+          <w:lang w:val="en-US" w:eastAsia="zh-CN" w:bidi="ar"/>
+        </w:rPr>
+        <w:t>:</w:t>
+      </w:r>
+      <w:r>
+        <w:rPr>
+          <w:rFonts w:hint="default" w:ascii="Courier New" w:hAnsi="Courier New" w:eastAsia="Courier New" w:cs="Courier New"/>
+          <w:b w:val="0"/>
+          <w:bCs w:val="0"/>
+          <w:color w:val="098658"/>
+          <w:kern w:val="0"/>
+          <w:sz w:val="14"/>
+          <w:szCs w:val="14"/>
+          <w:shd w:val="clear" w:fill="FFFFFF"/>
+          <w:lang w:val="en-US" w:eastAsia="zh-CN" w:bidi="ar"/>
+        </w:rPr>
+        <w:t>2</w:t>
+      </w:r>
+      <w:r>
+        <w:rPr>
+          <w:rFonts w:hint="default" w:ascii="Courier New" w:hAnsi="Courier New" w:eastAsia="Courier New" w:cs="Courier New"/>
+          <w:b w:val="0"/>
+          <w:bCs w:val="0"/>
+          <w:color w:val="000000"/>
+          <w:kern w:val="0"/>
+          <w:sz w:val="14"/>
+          <w:szCs w:val="14"/>
+          <w:shd w:val="clear" w:fill="FFFFFF"/>
+          <w:lang w:val="en-US" w:eastAsia="zh-CN" w:bidi="ar"/>
+        </w:rPr>
+        <w:t>,        </w:t>
+      </w:r>
+      <w:r>
+        <w:rPr>
+          <w:rFonts w:hint="default" w:ascii="Courier New" w:hAnsi="Courier New" w:eastAsia="Courier New" w:cs="Courier New"/>
+          <w:b w:val="0"/>
+          <w:bCs w:val="0"/>
+          <w:color w:val="5F8FBF"/>
+          <w:kern w:val="0"/>
+          <w:sz w:val="14"/>
+          <w:szCs w:val="14"/>
+          <w:shd w:val="clear" w:fill="FFFFFF"/>
+          <w:lang w:val="en-US" w:eastAsia="zh-CN" w:bidi="ar"/>
+        </w:rPr>
+        <w:t>// 显示方式:0x00 –随机显示 = ; 0x01–静止显示 = ; 0x02–快速打出</w:t>
+      </w:r>
+    </w:p>
+    <w:p>
+      <w:pPr>
+        <w:keepNext w:val="0"/>
+        <w:keepLines w:val="0"/>
+        <w:widowControl/>
+        <w:suppressLineNumbers w:val="0"/>
+        <w:shd w:val="clear" w:fill="FFFFFF"/>
+        <w:spacing w:line="216" w:lineRule="atLeast"/>
+        <w:jc w:val="left"/>
+        <w:rPr>
+          <w:rFonts w:hint="default" w:ascii="Courier New" w:hAnsi="Courier New" w:eastAsia="Courier New" w:cs="Courier New"/>
+          <w:b w:val="0"/>
+          <w:bCs w:val="0"/>
+          <w:color w:val="000000"/>
+          <w:sz w:val="14"/>
+          <w:szCs w:val="14"/>
+        </w:rPr>
+      </w:pPr>
+      <w:r>
+        <w:rPr>
+          <w:rFonts w:hint="default" w:ascii="Courier New" w:hAnsi="Courier New" w:eastAsia="Courier New" w:cs="Courier New"/>
+          <w:b w:val="0"/>
+          <w:bCs w:val="0"/>
+          <w:color w:val="000000"/>
+          <w:kern w:val="0"/>
+          <w:sz w:val="14"/>
+          <w:szCs w:val="14"/>
+          <w:shd w:val="clear" w:fill="FFFFFF"/>
+          <w:lang w:val="en-US" w:eastAsia="zh-CN" w:bidi="ar"/>
+        </w:rPr>
+        <w:t xml:space="preserve">    </w:t>
+      </w:r>
+      <w:r>
+        <w:rPr>
+          <w:rFonts w:hint="default" w:ascii="Courier New" w:hAnsi="Courier New" w:eastAsia="Courier New" w:cs="Courier New"/>
+          <w:b w:val="0"/>
+          <w:bCs w:val="0"/>
+          <w:color w:val="A31515"/>
+          <w:kern w:val="0"/>
+          <w:sz w:val="14"/>
+          <w:szCs w:val="14"/>
+          <w:shd w:val="clear" w:fill="FFFFFF"/>
+          <w:lang w:val="en-US" w:eastAsia="zh-CN" w:bidi="ar"/>
+        </w:rPr>
+        <w:t>"Speed"</w:t>
+      </w:r>
+      <w:r>
+        <w:rPr>
+          <w:rFonts w:hint="default" w:ascii="Courier New" w:hAnsi="Courier New" w:eastAsia="Courier New" w:cs="Courier New"/>
+          <w:b w:val="0"/>
+          <w:bCs w:val="0"/>
+          <w:color w:val="000000"/>
+          <w:kern w:val="0"/>
+          <w:sz w:val="14"/>
+          <w:szCs w:val="14"/>
+          <w:shd w:val="clear" w:fill="FFFFFF"/>
+          <w:lang w:val="en-US" w:eastAsia="zh-CN" w:bidi="ar"/>
+        </w:rPr>
+        <w:t>:</w:t>
+      </w:r>
+      <w:r>
+        <w:rPr>
+          <w:rFonts w:hint="default" w:ascii="Courier New" w:hAnsi="Courier New" w:eastAsia="Courier New" w:cs="Courier New"/>
+          <w:b w:val="0"/>
+          <w:bCs w:val="0"/>
+          <w:color w:val="098658"/>
+          <w:kern w:val="0"/>
+          <w:sz w:val="14"/>
+          <w:szCs w:val="14"/>
+          <w:shd w:val="clear" w:fill="FFFFFF"/>
+          <w:lang w:val="en-US" w:eastAsia="zh-CN" w:bidi="ar"/>
+        </w:rPr>
+        <w:t>1</w:t>
+      </w:r>
+      <w:r>
+        <w:rPr>
+          <w:rFonts w:hint="default" w:ascii="Courier New" w:hAnsi="Courier New" w:eastAsia="Courier New" w:cs="Courier New"/>
+          <w:b w:val="0"/>
+          <w:bCs w:val="0"/>
+          <w:color w:val="000000"/>
+          <w:kern w:val="0"/>
+          <w:sz w:val="14"/>
+          <w:szCs w:val="14"/>
+          <w:shd w:val="clear" w:fill="FFFFFF"/>
+          <w:lang w:val="en-US" w:eastAsia="zh-CN" w:bidi="ar"/>
+        </w:rPr>
+        <w:t xml:space="preserve">               </w:t>
+      </w:r>
+      <w:r>
+        <w:rPr>
+          <w:rFonts w:hint="default" w:ascii="Courier New" w:hAnsi="Courier New" w:eastAsia="Courier New" w:cs="Courier New"/>
+          <w:b w:val="0"/>
+          <w:bCs w:val="0"/>
+          <w:color w:val="5F8FBF"/>
+          <w:kern w:val="0"/>
+          <w:sz w:val="14"/>
+          <w:szCs w:val="14"/>
+          <w:shd w:val="clear" w:fill="FFFFFF"/>
+          <w:lang w:val="en-US" w:eastAsia="zh-CN" w:bidi="ar"/>
+        </w:rPr>
+        <w:t>// 双屏切换的速度 &gt;= 1</w:t>
+      </w:r>
+    </w:p>
+    <w:p>
+      <w:pPr>
+        <w:keepNext w:val="0"/>
+        <w:keepLines w:val="0"/>
+        <w:widowControl/>
+        <w:suppressLineNumbers w:val="0"/>
+        <w:shd w:val="clear" w:fill="FFFFFF"/>
+        <w:spacing w:line="216" w:lineRule="atLeast"/>
+        <w:jc w:val="left"/>
+        <w:rPr>
+          <w:rFonts w:hint="default" w:ascii="Courier New" w:hAnsi="Courier New" w:eastAsia="Courier New" w:cs="Courier New"/>
+          <w:b w:val="0"/>
+          <w:bCs w:val="0"/>
+          <w:color w:val="000000"/>
+          <w:sz w:val="14"/>
+          <w:szCs w:val="14"/>
+        </w:rPr>
+      </w:pPr>
     </w:p>
     <w:p>
       <w:pPr>
@@ -5362,6 +6664,7 @@
           <w:p>
             <w:pPr>
               <w:numPr>
+                <w:ilvl w:val="0"/>
                 <w:numId w:val="0"/>
               </w:numPr>
               <w:ind w:leftChars="0" w:firstLine="422" w:firstLineChars="200"/>
@@ -5552,7 +6855,7 @@
         <w:tc>
           <w:tcPr>
             <w:tcW w:w="5058" w:type="dxa"/>
-            <w:shd w:val="clear"/>
+            <w:shd w:val="clear" w:color="auto" w:fill="auto"/>
             <w:vAlign w:val="center"/>
           </w:tcPr>
           <w:p>
@@ -5629,6 +6932,4367 @@
         </w:tc>
       </w:tr>
     </w:tbl>
+    <w:p>
+      <w:pPr>
+        <w:rPr>
+          <w:rFonts w:hint="eastAsia"/>
+          <w:b/>
+          <w:bCs/>
+          <w:lang w:val="en-US" w:eastAsia="zh-CN"/>
+        </w:rPr>
+      </w:pPr>
+    </w:p>
+    <w:p>
+      <w:pPr>
+        <w:rPr>
+          <w:rFonts w:hint="eastAsia"/>
+          <w:b/>
+          <w:bCs/>
+          <w:lang w:val="en-US" w:eastAsia="zh-CN"/>
+        </w:rPr>
+      </w:pPr>
+      <w:r>
+        <w:rPr>
+          <w:rFonts w:hint="eastAsia"/>
+          <w:b/>
+          <w:bCs/>
+          <w:lang w:val="en-US" w:eastAsia="zh-CN"/>
+        </w:rPr>
+        <w:t>返回值：</w:t>
+      </w:r>
+    </w:p>
+    <w:tbl>
+      <w:tblPr>
+        <w:tblStyle w:val="5"/>
+        <w:tblW w:w="0" w:type="auto"/>
+        <w:tblInd w:w="0" w:type="dxa"/>
+        <w:tblBorders>
+          <w:top w:val="single" w:color="auto" w:sz="4" w:space="0"/>
+          <w:left w:val="single" w:color="auto" w:sz="4" w:space="0"/>
+          <w:bottom w:val="single" w:color="auto" w:sz="4" w:space="0"/>
+          <w:right w:val="single" w:color="auto" w:sz="4" w:space="0"/>
+          <w:insideH w:val="single" w:color="auto" w:sz="4" w:space="0"/>
+          <w:insideV w:val="single" w:color="auto" w:sz="4" w:space="0"/>
+        </w:tblBorders>
+        <w:tblLayout w:type="autofit"/>
+        <w:tblCellMar>
+          <w:top w:w="0" w:type="dxa"/>
+          <w:left w:w="108" w:type="dxa"/>
+          <w:bottom w:w="0" w:type="dxa"/>
+          <w:right w:w="108" w:type="dxa"/>
+        </w:tblCellMar>
+      </w:tblPr>
+      <w:tblGrid>
+        <w:gridCol w:w="1163"/>
+        <w:gridCol w:w="1400"/>
+        <w:gridCol w:w="7399"/>
+      </w:tblGrid>
+      <w:tr>
+        <w:tblPrEx>
+          <w:tblBorders>
+            <w:top w:val="single" w:color="auto" w:sz="4" w:space="0"/>
+            <w:left w:val="single" w:color="auto" w:sz="4" w:space="0"/>
+            <w:bottom w:val="single" w:color="auto" w:sz="4" w:space="0"/>
+            <w:right w:val="single" w:color="auto" w:sz="4" w:space="0"/>
+            <w:insideH w:val="single" w:color="auto" w:sz="4" w:space="0"/>
+            <w:insideV w:val="single" w:color="auto" w:sz="4" w:space="0"/>
+          </w:tblBorders>
+        </w:tblPrEx>
+        <w:tc>
+          <w:tcPr>
+            <w:tcW w:w="1163" w:type="dxa"/>
+            <w:vAlign w:val="center"/>
+          </w:tcPr>
+          <w:p>
+            <w:pPr>
+              <w:pStyle w:val="3"/>
+              <w:keepNext w:val="0"/>
+              <w:keepLines w:val="0"/>
+              <w:widowControl/>
+              <w:suppressLineNumbers w:val="0"/>
+              <w:spacing w:before="0" w:beforeAutospacing="0" w:after="0" w:afterAutospacing="0"/>
+              <w:ind w:left="0" w:leftChars="0" w:right="0" w:rightChars="0" w:firstLine="0" w:firstLineChars="0"/>
+              <w:jc w:val="center"/>
+              <w:rPr>
+                <w:rFonts w:hint="eastAsia" w:ascii="宋体" w:hAnsi="宋体" w:eastAsia="宋体" w:cs="宋体"/>
+                <w:b/>
+                <w:bCs/>
+                <w:kern w:val="0"/>
+                <w:sz w:val="24"/>
+                <w:szCs w:val="24"/>
+                <w:vertAlign w:val="baseline"/>
+                <w:lang w:val="en-US" w:eastAsia="zh-CN" w:bidi="ar"/>
+              </w:rPr>
+            </w:pPr>
+            <w:r>
+              <w:rPr>
+                <w:rFonts w:hint="eastAsia" w:asciiTheme="minorHAnsi" w:hAnsiTheme="minorHAnsi" w:eastAsiaTheme="minorEastAsia" w:cstheme="minorBidi"/>
+                <w:b/>
+                <w:bCs/>
+                <w:kern w:val="2"/>
+                <w:sz w:val="21"/>
+                <w:szCs w:val="24"/>
+                <w:vertAlign w:val="baseline"/>
+                <w:lang w:val="en-US" w:eastAsia="zh-CN" w:bidi="ar-SA"/>
+              </w:rPr>
+              <w:t>名称</w:t>
+            </w:r>
+          </w:p>
+        </w:tc>
+        <w:tc>
+          <w:tcPr>
+            <w:tcW w:w="1400" w:type="dxa"/>
+            <w:vAlign w:val="center"/>
+          </w:tcPr>
+          <w:p>
+            <w:pPr>
+              <w:tabs>
+                <w:tab w:val="left" w:pos="440"/>
+              </w:tabs>
+              <w:jc w:val="left"/>
+              <w:rPr>
+                <w:rFonts w:hint="default"/>
+                <w:b/>
+                <w:bCs/>
+                <w:vertAlign w:val="baseline"/>
+                <w:lang w:val="en-US" w:eastAsia="zh-CN"/>
+              </w:rPr>
+            </w:pPr>
+            <w:r>
+              <w:rPr>
+                <w:rFonts w:hint="eastAsia"/>
+                <w:b/>
+                <w:bCs/>
+                <w:vertAlign w:val="baseline"/>
+                <w:lang w:val="en-US" w:eastAsia="zh-CN"/>
+              </w:rPr>
+              <w:tab/>
+            </w:r>
+            <w:r>
+              <w:rPr>
+                <w:rFonts w:hint="eastAsia"/>
+                <w:b/>
+                <w:bCs/>
+                <w:vertAlign w:val="baseline"/>
+                <w:lang w:val="en-US" w:eastAsia="zh-CN"/>
+              </w:rPr>
+              <w:t>类型</w:t>
+            </w:r>
+          </w:p>
+        </w:tc>
+        <w:tc>
+          <w:tcPr>
+            <w:tcW w:w="7399" w:type="dxa"/>
+            <w:vAlign w:val="center"/>
+          </w:tcPr>
+          <w:p>
+            <w:pPr>
+              <w:jc w:val="center"/>
+              <w:rPr>
+                <w:rFonts w:hint="default" w:asciiTheme="minorHAnsi" w:hAnsiTheme="minorHAnsi" w:eastAsiaTheme="minorEastAsia" w:cstheme="minorBidi"/>
+                <w:b/>
+                <w:bCs/>
+                <w:kern w:val="2"/>
+                <w:sz w:val="21"/>
+                <w:szCs w:val="24"/>
+                <w:vertAlign w:val="baseline"/>
+                <w:lang w:val="en-US" w:eastAsia="zh-CN" w:bidi="ar-SA"/>
+              </w:rPr>
+            </w:pPr>
+            <w:r>
+              <w:rPr>
+                <w:rFonts w:hint="eastAsia"/>
+                <w:b/>
+                <w:bCs/>
+                <w:vertAlign w:val="baseline"/>
+                <w:lang w:val="en-US" w:eastAsia="zh-CN"/>
+              </w:rPr>
+              <w:t>注释</w:t>
+            </w:r>
+          </w:p>
+        </w:tc>
+      </w:tr>
+      <w:tr>
+        <w:tblPrEx>
+          <w:tblBorders>
+            <w:top w:val="single" w:color="auto" w:sz="4" w:space="0"/>
+            <w:left w:val="single" w:color="auto" w:sz="4" w:space="0"/>
+            <w:bottom w:val="single" w:color="auto" w:sz="4" w:space="0"/>
+            <w:right w:val="single" w:color="auto" w:sz="4" w:space="0"/>
+            <w:insideH w:val="single" w:color="auto" w:sz="4" w:space="0"/>
+            <w:insideV w:val="single" w:color="auto" w:sz="4" w:space="0"/>
+          </w:tblBorders>
+          <w:tblCellMar>
+            <w:top w:w="0" w:type="dxa"/>
+            <w:left w:w="108" w:type="dxa"/>
+            <w:bottom w:w="0" w:type="dxa"/>
+            <w:right w:w="108" w:type="dxa"/>
+          </w:tblCellMar>
+        </w:tblPrEx>
+        <w:tc>
+          <w:tcPr>
+            <w:tcW w:w="1163" w:type="dxa"/>
+            <w:vAlign w:val="center"/>
+          </w:tcPr>
+          <w:p>
+            <w:pPr>
+              <w:jc w:val="center"/>
+              <w:rPr>
+                <w:rFonts w:hint="eastAsia"/>
+                <w:b/>
+                <w:bCs/>
+                <w:color w:val="0070C0"/>
+                <w:vertAlign w:val="baseline"/>
+                <w:lang w:val="en-US" w:eastAsia="zh-CN"/>
+              </w:rPr>
+            </w:pPr>
+            <w:r>
+              <w:rPr>
+                <w:rFonts w:hint="eastAsia"/>
+                <w:b/>
+                <w:bCs/>
+                <w:color w:val="0070C0"/>
+                <w:vertAlign w:val="baseline"/>
+                <w:lang w:val="en-US" w:eastAsia="zh-CN"/>
+              </w:rPr>
+              <w:t>code</w:t>
+            </w:r>
+          </w:p>
+        </w:tc>
+        <w:tc>
+          <w:tcPr>
+            <w:tcW w:w="1400" w:type="dxa"/>
+            <w:vAlign w:val="center"/>
+          </w:tcPr>
+          <w:p>
+            <w:pPr>
+              <w:jc w:val="center"/>
+              <w:rPr>
+                <w:rFonts w:hint="default" w:cstheme="minorBidi"/>
+                <w:b/>
+                <w:bCs/>
+                <w:color w:val="FFC000"/>
+                <w:kern w:val="2"/>
+                <w:sz w:val="21"/>
+                <w:szCs w:val="24"/>
+                <w:vertAlign w:val="baseline"/>
+                <w:lang w:val="en-US" w:eastAsia="zh-CN" w:bidi="ar-SA"/>
+              </w:rPr>
+            </w:pPr>
+            <w:r>
+              <w:rPr>
+                <w:rFonts w:hint="eastAsia" w:cstheme="minorBidi"/>
+                <w:b/>
+                <w:bCs/>
+                <w:color w:val="FFC000"/>
+                <w:kern w:val="2"/>
+                <w:sz w:val="21"/>
+                <w:szCs w:val="24"/>
+                <w:vertAlign w:val="baseline"/>
+                <w:lang w:val="en-US" w:eastAsia="zh-CN" w:bidi="ar-SA"/>
+              </w:rPr>
+              <w:t>string</w:t>
+            </w:r>
+          </w:p>
+        </w:tc>
+        <w:tc>
+          <w:tcPr>
+            <w:tcW w:w="7399" w:type="dxa"/>
+            <w:vAlign w:val="center"/>
+          </w:tcPr>
+          <w:p>
+            <w:pPr>
+              <w:numPr>
+                <w:ilvl w:val="0"/>
+                <w:numId w:val="2"/>
+              </w:numPr>
+              <w:jc w:val="left"/>
+              <w:rPr>
+                <w:rFonts w:hint="default"/>
+                <w:b/>
+                <w:bCs/>
+                <w:vertAlign w:val="baseline"/>
+                <w:lang w:val="en-US" w:eastAsia="zh-CN"/>
+              </w:rPr>
+            </w:pPr>
+            <w:r>
+              <w:rPr>
+                <w:rFonts w:hint="eastAsia"/>
+                <w:b/>
+                <w:bCs/>
+                <w:vertAlign w:val="baseline"/>
+                <w:lang w:val="en-US" w:eastAsia="zh-CN"/>
+              </w:rPr>
+              <w:t xml:space="preserve">成功返回 </w:t>
+            </w:r>
+            <w:r>
+              <w:rPr>
+                <w:rFonts w:hint="default"/>
+                <w:b/>
+                <w:bCs/>
+                <w:vertAlign w:val="baseline"/>
+                <w:lang w:val="en-US" w:eastAsia="zh-CN"/>
+              </w:rPr>
+              <w:t>“</w:t>
+            </w:r>
+            <w:r>
+              <w:rPr>
+                <w:rFonts w:hint="eastAsia"/>
+                <w:b/>
+                <w:bCs/>
+                <w:vertAlign w:val="baseline"/>
+                <w:lang w:val="en-US" w:eastAsia="zh-CN"/>
+              </w:rPr>
+              <w:t>200</w:t>
+            </w:r>
+            <w:r>
+              <w:rPr>
+                <w:rFonts w:hint="default"/>
+                <w:b/>
+                <w:bCs/>
+                <w:vertAlign w:val="baseline"/>
+                <w:lang w:val="en-US" w:eastAsia="zh-CN"/>
+              </w:rPr>
+              <w:t>”</w:t>
+            </w:r>
+          </w:p>
+          <w:p>
+            <w:pPr>
+              <w:numPr>
+                <w:ilvl w:val="0"/>
+                <w:numId w:val="2"/>
+              </w:numPr>
+              <w:ind w:left="0" w:leftChars="0" w:firstLine="0" w:firstLineChars="0"/>
+              <w:jc w:val="left"/>
+              <w:rPr>
+                <w:rFonts w:hint="default" w:asciiTheme="minorHAnsi" w:hAnsiTheme="minorHAnsi" w:eastAsiaTheme="minorEastAsia" w:cstheme="minorBidi"/>
+                <w:b/>
+                <w:bCs/>
+                <w:kern w:val="2"/>
+                <w:sz w:val="21"/>
+                <w:szCs w:val="24"/>
+                <w:vertAlign w:val="baseline"/>
+                <w:lang w:val="en-US" w:eastAsia="zh-CN" w:bidi="ar-SA"/>
+              </w:rPr>
+            </w:pPr>
+            <w:r>
+              <w:rPr>
+                <w:rFonts w:hint="eastAsia"/>
+                <w:b/>
+                <w:bCs/>
+                <w:vertAlign w:val="baseline"/>
+                <w:lang w:val="en-US" w:eastAsia="zh-CN"/>
+              </w:rPr>
+              <w:t xml:space="preserve">失败返回 </w:t>
+            </w:r>
+            <w:r>
+              <w:rPr>
+                <w:rFonts w:hint="default"/>
+                <w:b/>
+                <w:bCs/>
+                <w:vertAlign w:val="baseline"/>
+                <w:lang w:val="en-US" w:eastAsia="zh-CN"/>
+              </w:rPr>
+              <w:t>“</w:t>
+            </w:r>
+            <w:r>
+              <w:rPr>
+                <w:rFonts w:hint="eastAsia"/>
+                <w:b/>
+                <w:bCs/>
+                <w:vertAlign w:val="baseline"/>
+                <w:lang w:val="en-US" w:eastAsia="zh-CN"/>
+              </w:rPr>
+              <w:t>400</w:t>
+            </w:r>
+            <w:r>
+              <w:rPr>
+                <w:rFonts w:hint="default"/>
+                <w:b/>
+                <w:bCs/>
+                <w:vertAlign w:val="baseline"/>
+                <w:lang w:val="en-US" w:eastAsia="zh-CN"/>
+              </w:rPr>
+              <w:t>”</w:t>
+            </w:r>
+          </w:p>
+        </w:tc>
+      </w:tr>
+      <w:tr>
+        <w:tblPrEx>
+          <w:tblBorders>
+            <w:top w:val="single" w:color="auto" w:sz="4" w:space="0"/>
+            <w:left w:val="single" w:color="auto" w:sz="4" w:space="0"/>
+            <w:bottom w:val="single" w:color="auto" w:sz="4" w:space="0"/>
+            <w:right w:val="single" w:color="auto" w:sz="4" w:space="0"/>
+            <w:insideH w:val="single" w:color="auto" w:sz="4" w:space="0"/>
+            <w:insideV w:val="single" w:color="auto" w:sz="4" w:space="0"/>
+          </w:tblBorders>
+          <w:tblCellMar>
+            <w:top w:w="0" w:type="dxa"/>
+            <w:left w:w="108" w:type="dxa"/>
+            <w:bottom w:w="0" w:type="dxa"/>
+            <w:right w:w="108" w:type="dxa"/>
+          </w:tblCellMar>
+        </w:tblPrEx>
+        <w:tc>
+          <w:tcPr>
+            <w:tcW w:w="1163" w:type="dxa"/>
+            <w:vAlign w:val="center"/>
+          </w:tcPr>
+          <w:p>
+            <w:pPr>
+              <w:jc w:val="center"/>
+              <w:rPr>
+                <w:rFonts w:hint="eastAsia"/>
+                <w:b/>
+                <w:bCs/>
+                <w:color w:val="0070C0"/>
+                <w:vertAlign w:val="baseline"/>
+                <w:lang w:val="en-US" w:eastAsia="zh-CN"/>
+              </w:rPr>
+            </w:pPr>
+            <w:r>
+              <w:rPr>
+                <w:rFonts w:hint="eastAsia"/>
+                <w:b/>
+                <w:bCs/>
+                <w:color w:val="0070C0"/>
+                <w:vertAlign w:val="baseline"/>
+                <w:lang w:val="en-US" w:eastAsia="zh-CN"/>
+              </w:rPr>
+              <w:t>msg</w:t>
+            </w:r>
+          </w:p>
+        </w:tc>
+        <w:tc>
+          <w:tcPr>
+            <w:tcW w:w="1400" w:type="dxa"/>
+            <w:vAlign w:val="center"/>
+          </w:tcPr>
+          <w:p>
+            <w:pPr>
+              <w:jc w:val="center"/>
+              <w:rPr>
+                <w:rFonts w:hint="default" w:cstheme="minorBidi"/>
+                <w:b/>
+                <w:bCs/>
+                <w:color w:val="FFC000"/>
+                <w:kern w:val="2"/>
+                <w:sz w:val="21"/>
+                <w:szCs w:val="24"/>
+                <w:vertAlign w:val="baseline"/>
+                <w:lang w:val="en-US" w:eastAsia="zh-CN" w:bidi="ar-SA"/>
+              </w:rPr>
+            </w:pPr>
+            <w:r>
+              <w:rPr>
+                <w:rFonts w:hint="eastAsia" w:cstheme="minorBidi"/>
+                <w:b/>
+                <w:bCs/>
+                <w:color w:val="FFC000"/>
+                <w:kern w:val="2"/>
+                <w:sz w:val="21"/>
+                <w:szCs w:val="24"/>
+                <w:vertAlign w:val="baseline"/>
+                <w:lang w:val="en-US" w:eastAsia="zh-CN" w:bidi="ar-SA"/>
+              </w:rPr>
+              <w:t>string</w:t>
+            </w:r>
+          </w:p>
+        </w:tc>
+        <w:tc>
+          <w:tcPr>
+            <w:tcW w:w="7399" w:type="dxa"/>
+            <w:vAlign w:val="center"/>
+          </w:tcPr>
+          <w:p>
+            <w:pPr>
+              <w:jc w:val="left"/>
+              <w:rPr>
+                <w:rFonts w:hint="default"/>
+                <w:b/>
+                <w:bCs/>
+                <w:vertAlign w:val="baseline"/>
+                <w:lang w:val="en-US" w:eastAsia="zh-CN"/>
+              </w:rPr>
+            </w:pPr>
+            <w:r>
+              <w:rPr>
+                <w:rFonts w:hint="eastAsia"/>
+                <w:b/>
+                <w:bCs/>
+                <w:vertAlign w:val="baseline"/>
+                <w:lang w:val="en-US" w:eastAsia="zh-CN"/>
+              </w:rPr>
+              <w:t>相关信息</w:t>
+            </w:r>
+          </w:p>
+        </w:tc>
+      </w:tr>
+    </w:tbl>
+    <w:p>
+      <w:pPr>
+        <w:rPr>
+          <w:rFonts w:hint="eastAsia"/>
+          <w:b/>
+          <w:bCs/>
+          <w:lang w:val="en-US" w:eastAsia="zh-CN"/>
+        </w:rPr>
+      </w:pPr>
+    </w:p>
+    <w:p>
+      <w:pPr>
+        <w:rPr>
+          <w:rFonts w:hint="default"/>
+          <w:b/>
+          <w:bCs/>
+          <w:lang w:val="en-US" w:eastAsia="zh-CN"/>
+        </w:rPr>
+      </w:pPr>
+      <w:r>
+        <w:rPr>
+          <w:rFonts w:hint="eastAsia"/>
+          <w:b/>
+          <w:bCs/>
+          <w:lang w:val="en-US" w:eastAsia="zh-CN"/>
+        </w:rPr>
+        <w:t>示例： 删除所有动态区</w:t>
+      </w:r>
+    </w:p>
+    <w:p>
+      <w:pPr>
+        <w:keepNext w:val="0"/>
+        <w:keepLines w:val="0"/>
+        <w:widowControl/>
+        <w:suppressLineNumbers w:val="0"/>
+        <w:shd w:val="clear" w:fill="FFFFFF"/>
+        <w:spacing w:line="216" w:lineRule="atLeast"/>
+        <w:jc w:val="left"/>
+        <w:rPr>
+          <w:rFonts w:ascii="Courier New" w:hAnsi="Courier New" w:eastAsia="Courier New" w:cs="Courier New"/>
+          <w:b w:val="0"/>
+          <w:bCs w:val="0"/>
+          <w:color w:val="000000"/>
+          <w:sz w:val="14"/>
+          <w:szCs w:val="14"/>
+        </w:rPr>
+      </w:pPr>
+      <w:r>
+        <w:rPr>
+          <w:rFonts w:hint="default" w:ascii="Courier New" w:hAnsi="Courier New" w:eastAsia="Courier New" w:cs="Courier New"/>
+          <w:b w:val="0"/>
+          <w:bCs w:val="0"/>
+          <w:color w:val="000000"/>
+          <w:kern w:val="0"/>
+          <w:sz w:val="14"/>
+          <w:szCs w:val="14"/>
+          <w:shd w:val="clear" w:fill="FFFFFF"/>
+          <w:lang w:val="en-US" w:eastAsia="zh-CN" w:bidi="ar"/>
+        </w:rPr>
+        <w:t>{</w:t>
+      </w:r>
+    </w:p>
+    <w:p>
+      <w:pPr>
+        <w:keepNext w:val="0"/>
+        <w:keepLines w:val="0"/>
+        <w:widowControl/>
+        <w:suppressLineNumbers w:val="0"/>
+        <w:shd w:val="clear" w:fill="FFFFFF"/>
+        <w:spacing w:line="216" w:lineRule="atLeast"/>
+        <w:jc w:val="left"/>
+        <w:rPr>
+          <w:rFonts w:hint="default" w:ascii="Courier New" w:hAnsi="Courier New" w:eastAsia="Courier New" w:cs="Courier New"/>
+          <w:b w:val="0"/>
+          <w:bCs w:val="0"/>
+          <w:color w:val="000000"/>
+          <w:sz w:val="14"/>
+          <w:szCs w:val="14"/>
+        </w:rPr>
+      </w:pPr>
+      <w:r>
+        <w:rPr>
+          <w:rFonts w:hint="default" w:ascii="Courier New" w:hAnsi="Courier New" w:eastAsia="Courier New" w:cs="Courier New"/>
+          <w:b w:val="0"/>
+          <w:bCs w:val="0"/>
+          <w:color w:val="000000"/>
+          <w:kern w:val="0"/>
+          <w:sz w:val="14"/>
+          <w:szCs w:val="14"/>
+          <w:shd w:val="clear" w:fill="FFFFFF"/>
+          <w:lang w:val="en-US" w:eastAsia="zh-CN" w:bidi="ar"/>
+        </w:rPr>
+        <w:t xml:space="preserve">    </w:t>
+      </w:r>
+      <w:r>
+        <w:rPr>
+          <w:rFonts w:hint="default" w:ascii="Courier New" w:hAnsi="Courier New" w:eastAsia="Courier New" w:cs="Courier New"/>
+          <w:b w:val="0"/>
+          <w:bCs w:val="0"/>
+          <w:color w:val="A31515"/>
+          <w:kern w:val="0"/>
+          <w:sz w:val="14"/>
+          <w:szCs w:val="14"/>
+          <w:shd w:val="clear" w:fill="FFFFFF"/>
+          <w:lang w:val="en-US" w:eastAsia="zh-CN" w:bidi="ar"/>
+        </w:rPr>
+        <w:t>"nBaudRateIndex"</w:t>
+      </w:r>
+      <w:r>
+        <w:rPr>
+          <w:rFonts w:hint="default" w:ascii="Courier New" w:hAnsi="Courier New" w:eastAsia="Courier New" w:cs="Courier New"/>
+          <w:b w:val="0"/>
+          <w:bCs w:val="0"/>
+          <w:color w:val="000000"/>
+          <w:kern w:val="0"/>
+          <w:sz w:val="14"/>
+          <w:szCs w:val="14"/>
+          <w:shd w:val="clear" w:fill="FFFFFF"/>
+          <w:lang w:val="en-US" w:eastAsia="zh-CN" w:bidi="ar"/>
+        </w:rPr>
+        <w:t>:</w:t>
+      </w:r>
+      <w:r>
+        <w:rPr>
+          <w:rFonts w:hint="default" w:ascii="Courier New" w:hAnsi="Courier New" w:eastAsia="Courier New" w:cs="Courier New"/>
+          <w:b w:val="0"/>
+          <w:bCs w:val="0"/>
+          <w:color w:val="098658"/>
+          <w:kern w:val="0"/>
+          <w:sz w:val="14"/>
+          <w:szCs w:val="14"/>
+          <w:shd w:val="clear" w:fill="FFFFFF"/>
+          <w:lang w:val="en-US" w:eastAsia="zh-CN" w:bidi="ar"/>
+        </w:rPr>
+        <w:t>2</w:t>
+      </w:r>
+      <w:r>
+        <w:rPr>
+          <w:rFonts w:hint="default" w:ascii="Courier New" w:hAnsi="Courier New" w:eastAsia="Courier New" w:cs="Courier New"/>
+          <w:b w:val="0"/>
+          <w:bCs w:val="0"/>
+          <w:color w:val="000000"/>
+          <w:kern w:val="0"/>
+          <w:sz w:val="14"/>
+          <w:szCs w:val="14"/>
+          <w:shd w:val="clear" w:fill="FFFFFF"/>
+          <w:lang w:val="en-US" w:eastAsia="zh-CN" w:bidi="ar"/>
+        </w:rPr>
+        <w:t xml:space="preserve">,     </w:t>
+      </w:r>
+      <w:r>
+        <w:rPr>
+          <w:rFonts w:hint="default" w:ascii="Courier New" w:hAnsi="Courier New" w:eastAsia="Courier New" w:cs="Courier New"/>
+          <w:b w:val="0"/>
+          <w:bCs w:val="0"/>
+          <w:color w:val="5F8FBF"/>
+          <w:kern w:val="0"/>
+          <w:sz w:val="14"/>
+          <w:szCs w:val="14"/>
+          <w:shd w:val="clear" w:fill="FFFFFF"/>
+          <w:lang w:val="en-US" w:eastAsia="zh-CN" w:bidi="ar"/>
+        </w:rPr>
+        <w:t>// 波特率: 1-9600 2-57600</w:t>
+      </w:r>
+    </w:p>
+    <w:p>
+      <w:pPr>
+        <w:keepNext w:val="0"/>
+        <w:keepLines w:val="0"/>
+        <w:widowControl/>
+        <w:suppressLineNumbers w:val="0"/>
+        <w:shd w:val="clear" w:fill="FFFFFF"/>
+        <w:spacing w:line="216" w:lineRule="atLeast"/>
+        <w:jc w:val="left"/>
+        <w:rPr>
+          <w:rFonts w:hint="default" w:ascii="Courier New" w:hAnsi="Courier New" w:eastAsia="Courier New" w:cs="Courier New"/>
+          <w:b w:val="0"/>
+          <w:bCs w:val="0"/>
+          <w:color w:val="000000"/>
+          <w:sz w:val="14"/>
+          <w:szCs w:val="14"/>
+        </w:rPr>
+      </w:pPr>
+      <w:r>
+        <w:rPr>
+          <w:rFonts w:hint="default" w:ascii="Courier New" w:hAnsi="Courier New" w:eastAsia="Courier New" w:cs="Courier New"/>
+          <w:b w:val="0"/>
+          <w:bCs w:val="0"/>
+          <w:color w:val="000000"/>
+          <w:kern w:val="0"/>
+          <w:sz w:val="14"/>
+          <w:szCs w:val="14"/>
+          <w:shd w:val="clear" w:fill="FFFFFF"/>
+          <w:lang w:val="en-US" w:eastAsia="zh-CN" w:bidi="ar"/>
+        </w:rPr>
+        <w:t xml:space="preserve">    </w:t>
+      </w:r>
+      <w:r>
+        <w:rPr>
+          <w:rFonts w:hint="default" w:ascii="Courier New" w:hAnsi="Courier New" w:eastAsia="Courier New" w:cs="Courier New"/>
+          <w:b w:val="0"/>
+          <w:bCs w:val="0"/>
+          <w:color w:val="A31515"/>
+          <w:kern w:val="0"/>
+          <w:sz w:val="14"/>
+          <w:szCs w:val="14"/>
+          <w:shd w:val="clear" w:fill="FFFFFF"/>
+          <w:lang w:val="en-US" w:eastAsia="zh-CN" w:bidi="ar"/>
+        </w:rPr>
+        <w:t>"areaId"</w:t>
+      </w:r>
+      <w:r>
+        <w:rPr>
+          <w:rFonts w:hint="default" w:ascii="Courier New" w:hAnsi="Courier New" w:eastAsia="Courier New" w:cs="Courier New"/>
+          <w:b w:val="0"/>
+          <w:bCs w:val="0"/>
+          <w:color w:val="000000"/>
+          <w:kern w:val="0"/>
+          <w:sz w:val="14"/>
+          <w:szCs w:val="14"/>
+          <w:shd w:val="clear" w:fill="FFFFFF"/>
+          <w:lang w:val="en-US" w:eastAsia="zh-CN" w:bidi="ar"/>
+        </w:rPr>
+        <w:t>:</w:t>
+      </w:r>
+      <w:r>
+        <w:rPr>
+          <w:rFonts w:hint="default" w:ascii="Courier New" w:hAnsi="Courier New" w:eastAsia="Courier New" w:cs="Courier New"/>
+          <w:b w:val="0"/>
+          <w:bCs w:val="0"/>
+          <w:color w:val="098658"/>
+          <w:kern w:val="0"/>
+          <w:sz w:val="14"/>
+          <w:szCs w:val="14"/>
+          <w:shd w:val="clear" w:fill="FFFFFF"/>
+          <w:lang w:val="en-US" w:eastAsia="zh-CN" w:bidi="ar"/>
+        </w:rPr>
+        <w:t>255</w:t>
+      </w:r>
+      <w:r>
+        <w:rPr>
+          <w:rFonts w:hint="default" w:ascii="Courier New" w:hAnsi="Courier New" w:eastAsia="Courier New" w:cs="Courier New"/>
+          <w:b w:val="0"/>
+          <w:bCs w:val="0"/>
+          <w:color w:val="000000"/>
+          <w:kern w:val="0"/>
+          <w:sz w:val="14"/>
+          <w:szCs w:val="14"/>
+          <w:shd w:val="clear" w:fill="FFFFFF"/>
+          <w:lang w:val="en-US" w:eastAsia="zh-CN" w:bidi="ar"/>
+        </w:rPr>
+        <w:t xml:space="preserve">             </w:t>
+      </w:r>
+      <w:r>
+        <w:rPr>
+          <w:rFonts w:hint="default" w:ascii="Courier New" w:hAnsi="Courier New" w:eastAsia="Courier New" w:cs="Courier New"/>
+          <w:b w:val="0"/>
+          <w:bCs w:val="0"/>
+          <w:color w:val="5F8FBF"/>
+          <w:kern w:val="0"/>
+          <w:sz w:val="14"/>
+          <w:szCs w:val="14"/>
+          <w:shd w:val="clear" w:fill="FFFFFF"/>
+          <w:lang w:val="en-US" w:eastAsia="zh-CN" w:bidi="ar"/>
+        </w:rPr>
+        <w:t xml:space="preserve">// 区域id: 从0开始 </w:t>
+      </w:r>
+    </w:p>
+    <w:p>
+      <w:pPr>
+        <w:keepNext w:val="0"/>
+        <w:keepLines w:val="0"/>
+        <w:widowControl/>
+        <w:suppressLineNumbers w:val="0"/>
+        <w:shd w:val="clear" w:fill="FFFFFF"/>
+        <w:spacing w:line="216" w:lineRule="atLeast"/>
+        <w:jc w:val="left"/>
+        <w:rPr>
+          <w:rFonts w:hint="default" w:ascii="Courier New" w:hAnsi="Courier New" w:eastAsia="Courier New" w:cs="Courier New"/>
+          <w:b w:val="0"/>
+          <w:bCs w:val="0"/>
+          <w:color w:val="000000"/>
+          <w:sz w:val="14"/>
+          <w:szCs w:val="14"/>
+        </w:rPr>
+      </w:pPr>
+      <w:r>
+        <w:rPr>
+          <w:rFonts w:hint="default" w:ascii="Courier New" w:hAnsi="Courier New" w:eastAsia="Courier New" w:cs="Courier New"/>
+          <w:b w:val="0"/>
+          <w:bCs w:val="0"/>
+          <w:color w:val="000000"/>
+          <w:kern w:val="0"/>
+          <w:sz w:val="14"/>
+          <w:szCs w:val="14"/>
+          <w:shd w:val="clear" w:fill="FFFFFF"/>
+          <w:lang w:val="en-US" w:eastAsia="zh-CN" w:bidi="ar"/>
+        </w:rPr>
+        <w:t>}</w:t>
+      </w:r>
+    </w:p>
+    <w:p>
+      <w:pPr>
+        <w:pStyle w:val="3"/>
+        <w:keepNext w:val="0"/>
+        <w:keepLines w:val="0"/>
+        <w:widowControl/>
+        <w:suppressLineNumbers w:val="0"/>
+        <w:spacing w:before="0" w:beforeAutospacing="0" w:after="0" w:afterAutospacing="0"/>
+        <w:ind w:left="0" w:right="0" w:firstLine="0"/>
+        <w:rPr>
+          <w:rFonts w:hint="default" w:asciiTheme="minorHAnsi" w:hAnsiTheme="minorHAnsi" w:eastAsiaTheme="minorEastAsia" w:cstheme="minorBidi"/>
+          <w:b/>
+          <w:bCs/>
+          <w:color w:val="00B050"/>
+          <w:kern w:val="2"/>
+          <w:sz w:val="21"/>
+          <w:szCs w:val="24"/>
+          <w:vertAlign w:val="baseline"/>
+          <w:lang w:val="en-US" w:eastAsia="zh-CN" w:bidi="ar-SA"/>
+        </w:rPr>
+      </w:pPr>
+      <w:r>
+        <w:rPr>
+          <w:rFonts w:hint="eastAsia" w:asciiTheme="minorHAnsi" w:hAnsiTheme="minorHAnsi" w:eastAsiaTheme="minorEastAsia" w:cstheme="minorBidi"/>
+          <w:b/>
+          <w:bCs/>
+          <w:kern w:val="2"/>
+          <w:sz w:val="21"/>
+          <w:szCs w:val="24"/>
+          <w:lang w:val="en-US" w:eastAsia="zh-CN" w:bidi="ar-SA"/>
+        </w:rPr>
+        <w:t>接口：</w:t>
+      </w:r>
+      <w:r>
+        <w:rPr>
+          <w:rFonts w:hint="eastAsia" w:asciiTheme="minorHAnsi" w:hAnsiTheme="minorHAnsi" w:eastAsiaTheme="minorEastAsia" w:cstheme="minorBidi"/>
+          <w:b/>
+          <w:bCs/>
+          <w:color w:val="00B050"/>
+          <w:kern w:val="2"/>
+          <w:sz w:val="21"/>
+          <w:szCs w:val="24"/>
+          <w:vertAlign w:val="baseline"/>
+          <w:lang w:val="en-US" w:eastAsia="zh-CN" w:bidi="ar-SA"/>
+        </w:rPr>
+        <w:t>/screen/text2Static</w:t>
+      </w:r>
+    </w:p>
+    <w:p>
+      <w:pPr>
+        <w:rPr>
+          <w:rFonts w:hint="default" w:cstheme="minorBidi"/>
+          <w:b/>
+          <w:bCs/>
+          <w:color w:val="00B050"/>
+          <w:kern w:val="2"/>
+          <w:sz w:val="21"/>
+          <w:szCs w:val="24"/>
+          <w:vertAlign w:val="baseline"/>
+          <w:lang w:val="en-US" w:eastAsia="zh-CN" w:bidi="ar-SA"/>
+        </w:rPr>
+      </w:pPr>
+      <w:r>
+        <w:rPr>
+          <w:rFonts w:hint="eastAsia"/>
+          <w:b/>
+          <w:bCs/>
+          <w:lang w:val="en-US" w:eastAsia="zh-CN"/>
+        </w:rPr>
+        <w:t>功能：</w:t>
+      </w:r>
+      <w:r>
+        <w:rPr>
+          <w:rFonts w:hint="eastAsia" w:cstheme="minorBidi"/>
+          <w:b/>
+          <w:bCs/>
+          <w:color w:val="00B050"/>
+          <w:kern w:val="2"/>
+          <w:sz w:val="21"/>
+          <w:szCs w:val="24"/>
+          <w:vertAlign w:val="baseline"/>
+          <w:lang w:val="en-US" w:eastAsia="zh-CN" w:bidi="ar-SA"/>
+        </w:rPr>
+        <w:t>播放静态区文字内容(参数等跟动态区</w:t>
+      </w:r>
+      <w:bookmarkStart w:id="0" w:name="_GoBack"/>
+      <w:bookmarkEnd w:id="0"/>
+      <w:r>
+        <w:rPr>
+          <w:rFonts w:hint="eastAsia" w:cstheme="minorBidi"/>
+          <w:b/>
+          <w:bCs/>
+          <w:color w:val="00B050"/>
+          <w:kern w:val="2"/>
+          <w:sz w:val="21"/>
+          <w:szCs w:val="24"/>
+          <w:vertAlign w:val="baseline"/>
+          <w:lang w:val="en-US" w:eastAsia="zh-CN" w:bidi="ar-SA"/>
+        </w:rPr>
+        <w:t>一样)</w:t>
+      </w:r>
+    </w:p>
+    <w:p>
+      <w:pPr>
+        <w:rPr>
+          <w:rFonts w:hint="eastAsia" w:cstheme="minorBidi"/>
+          <w:b/>
+          <w:bCs/>
+          <w:color w:val="00B050"/>
+          <w:kern w:val="2"/>
+          <w:sz w:val="21"/>
+          <w:szCs w:val="24"/>
+          <w:vertAlign w:val="baseline"/>
+          <w:lang w:val="en-US" w:eastAsia="zh-CN" w:bidi="ar-SA"/>
+        </w:rPr>
+      </w:pPr>
+      <w:r>
+        <w:rPr>
+          <w:rFonts w:hint="eastAsia"/>
+          <w:b/>
+          <w:bCs/>
+          <w:lang w:val="en-US" w:eastAsia="zh-CN"/>
+        </w:rPr>
+        <w:t>方法：</w:t>
+      </w:r>
+      <w:r>
+        <w:rPr>
+          <w:rFonts w:hint="eastAsia" w:cstheme="minorBidi"/>
+          <w:b/>
+          <w:bCs/>
+          <w:color w:val="00B050"/>
+          <w:kern w:val="2"/>
+          <w:sz w:val="21"/>
+          <w:szCs w:val="24"/>
+          <w:vertAlign w:val="baseline"/>
+          <w:lang w:val="en-US" w:eastAsia="zh-CN" w:bidi="ar-SA"/>
+        </w:rPr>
+        <w:t>POST</w:t>
+      </w:r>
+    </w:p>
+    <w:p>
+      <w:pPr>
+        <w:rPr>
+          <w:rFonts w:hint="eastAsia" w:cstheme="minorBidi"/>
+          <w:b/>
+          <w:bCs/>
+          <w:color w:val="00B050"/>
+          <w:kern w:val="2"/>
+          <w:sz w:val="21"/>
+          <w:szCs w:val="24"/>
+          <w:vertAlign w:val="baseline"/>
+          <w:lang w:val="en-US" w:eastAsia="zh-CN" w:bidi="ar-SA"/>
+        </w:rPr>
+      </w:pPr>
+      <w:r>
+        <w:rPr>
+          <w:rFonts w:hint="eastAsia"/>
+          <w:b/>
+          <w:bCs/>
+          <w:lang w:val="en-US" w:eastAsia="zh-CN"/>
+        </w:rPr>
+        <w:t>请求头：</w:t>
+      </w:r>
+      <w:r>
+        <w:rPr>
+          <w:rFonts w:hint="eastAsia" w:cstheme="minorBidi"/>
+          <w:b/>
+          <w:bCs/>
+          <w:color w:val="00B050"/>
+          <w:kern w:val="2"/>
+          <w:sz w:val="21"/>
+          <w:szCs w:val="24"/>
+          <w:vertAlign w:val="baseline"/>
+          <w:lang w:val="en-US" w:eastAsia="zh-CN" w:bidi="ar-SA"/>
+        </w:rPr>
+        <w:t>Content-Type</w:t>
+      </w:r>
+      <w:r>
+        <w:rPr>
+          <w:rFonts w:hint="default" w:cstheme="minorBidi"/>
+          <w:b/>
+          <w:bCs/>
+          <w:color w:val="00B050"/>
+          <w:kern w:val="2"/>
+          <w:sz w:val="21"/>
+          <w:szCs w:val="24"/>
+          <w:vertAlign w:val="baseline"/>
+          <w:lang w:val="en-US" w:eastAsia="zh-CN" w:bidi="ar-SA"/>
+        </w:rPr>
+        <w:t>:</w:t>
+      </w:r>
+      <w:r>
+        <w:rPr>
+          <w:rFonts w:hint="eastAsia" w:cstheme="minorBidi"/>
+          <w:b/>
+          <w:bCs/>
+          <w:color w:val="00B050"/>
+          <w:kern w:val="2"/>
+          <w:sz w:val="21"/>
+          <w:szCs w:val="24"/>
+          <w:vertAlign w:val="baseline"/>
+          <w:lang w:val="en-US" w:eastAsia="zh-CN" w:bidi="ar-SA"/>
+        </w:rPr>
+        <w:t>application/json</w:t>
+      </w:r>
+    </w:p>
+    <w:p>
+      <w:pPr>
+        <w:rPr>
+          <w:rFonts w:hint="default" w:asciiTheme="minorHAnsi" w:hAnsiTheme="minorHAnsi" w:eastAsiaTheme="minorEastAsia" w:cstheme="minorBidi"/>
+          <w:b/>
+          <w:bCs/>
+          <w:color w:val="00B050"/>
+          <w:kern w:val="2"/>
+          <w:sz w:val="21"/>
+          <w:szCs w:val="24"/>
+          <w:vertAlign w:val="baseline"/>
+          <w:lang w:val="en-US" w:eastAsia="zh-CN" w:bidi="ar-SA"/>
+        </w:rPr>
+      </w:pPr>
+    </w:p>
+    <w:p>
+      <w:pPr>
+        <w:rPr>
+          <w:rFonts w:hint="eastAsia"/>
+          <w:b/>
+          <w:bCs/>
+          <w:lang w:val="en-US" w:eastAsia="zh-CN"/>
+        </w:rPr>
+      </w:pPr>
+      <w:r>
+        <w:rPr>
+          <w:rFonts w:hint="eastAsia"/>
+          <w:b/>
+          <w:bCs/>
+          <w:lang w:val="en-US" w:eastAsia="zh-CN"/>
+        </w:rPr>
+        <w:t>字段：</w:t>
+      </w:r>
+    </w:p>
+    <w:tbl>
+      <w:tblPr>
+        <w:tblStyle w:val="5"/>
+        <w:tblW w:w="0" w:type="auto"/>
+        <w:tblInd w:w="0" w:type="dxa"/>
+        <w:tblBorders>
+          <w:top w:val="single" w:color="auto" w:sz="4" w:space="0"/>
+          <w:left w:val="single" w:color="auto" w:sz="4" w:space="0"/>
+          <w:bottom w:val="single" w:color="auto" w:sz="4" w:space="0"/>
+          <w:right w:val="single" w:color="auto" w:sz="4" w:space="0"/>
+          <w:insideH w:val="single" w:color="auto" w:sz="4" w:space="0"/>
+          <w:insideV w:val="single" w:color="auto" w:sz="4" w:space="0"/>
+        </w:tblBorders>
+        <w:tblLayout w:type="autofit"/>
+        <w:tblCellMar>
+          <w:top w:w="0" w:type="dxa"/>
+          <w:left w:w="108" w:type="dxa"/>
+          <w:bottom w:w="0" w:type="dxa"/>
+          <w:right w:w="108" w:type="dxa"/>
+        </w:tblCellMar>
+      </w:tblPr>
+      <w:tblGrid>
+        <w:gridCol w:w="681"/>
+        <w:gridCol w:w="1652"/>
+        <w:gridCol w:w="1199"/>
+        <w:gridCol w:w="1372"/>
+        <w:gridCol w:w="5058"/>
+      </w:tblGrid>
+      <w:tr>
+        <w:tblPrEx>
+          <w:tblBorders>
+            <w:top w:val="single" w:color="auto" w:sz="4" w:space="0"/>
+            <w:left w:val="single" w:color="auto" w:sz="4" w:space="0"/>
+            <w:bottom w:val="single" w:color="auto" w:sz="4" w:space="0"/>
+            <w:right w:val="single" w:color="auto" w:sz="4" w:space="0"/>
+            <w:insideH w:val="single" w:color="auto" w:sz="4" w:space="0"/>
+            <w:insideV w:val="single" w:color="auto" w:sz="4" w:space="0"/>
+          </w:tblBorders>
+          <w:tblCellMar>
+            <w:top w:w="0" w:type="dxa"/>
+            <w:left w:w="108" w:type="dxa"/>
+            <w:bottom w:w="0" w:type="dxa"/>
+            <w:right w:w="108" w:type="dxa"/>
+          </w:tblCellMar>
+        </w:tblPrEx>
+        <w:tc>
+          <w:tcPr>
+            <w:tcW w:w="681" w:type="dxa"/>
+            <w:vAlign w:val="center"/>
+          </w:tcPr>
+          <w:p>
+            <w:pPr>
+              <w:pStyle w:val="3"/>
+              <w:keepNext w:val="0"/>
+              <w:keepLines w:val="0"/>
+              <w:widowControl/>
+              <w:suppressLineNumbers w:val="0"/>
+              <w:spacing w:before="0" w:beforeAutospacing="0" w:after="0" w:afterAutospacing="0"/>
+              <w:ind w:left="0" w:leftChars="0" w:right="0" w:rightChars="0" w:firstLine="0" w:firstLineChars="0"/>
+              <w:jc w:val="center"/>
+              <w:rPr>
+                <w:rFonts w:hint="default" w:asciiTheme="minorHAnsi" w:hAnsiTheme="minorHAnsi" w:eastAsiaTheme="minorEastAsia" w:cstheme="minorBidi"/>
+                <w:b/>
+                <w:bCs/>
+                <w:kern w:val="2"/>
+                <w:sz w:val="21"/>
+                <w:szCs w:val="24"/>
+                <w:vertAlign w:val="baseline"/>
+                <w:lang w:val="en-US" w:eastAsia="zh-CN" w:bidi="ar-SA"/>
+              </w:rPr>
+            </w:pPr>
+            <w:r>
+              <w:rPr>
+                <w:rFonts w:hint="eastAsia" w:asciiTheme="minorHAnsi" w:hAnsiTheme="minorHAnsi" w:eastAsiaTheme="minorEastAsia" w:cstheme="minorBidi"/>
+                <w:b/>
+                <w:bCs/>
+                <w:kern w:val="2"/>
+                <w:sz w:val="21"/>
+                <w:szCs w:val="24"/>
+                <w:vertAlign w:val="baseline"/>
+                <w:lang w:val="en-US" w:eastAsia="zh-CN" w:bidi="ar-SA"/>
+              </w:rPr>
+              <w:t>序号</w:t>
+            </w:r>
+          </w:p>
+        </w:tc>
+        <w:tc>
+          <w:tcPr>
+            <w:tcW w:w="1652" w:type="dxa"/>
+            <w:vAlign w:val="center"/>
+          </w:tcPr>
+          <w:p>
+            <w:pPr>
+              <w:pStyle w:val="3"/>
+              <w:keepNext w:val="0"/>
+              <w:keepLines w:val="0"/>
+              <w:widowControl/>
+              <w:suppressLineNumbers w:val="0"/>
+              <w:spacing w:before="0" w:beforeAutospacing="0" w:after="0" w:afterAutospacing="0"/>
+              <w:ind w:left="0" w:leftChars="0" w:right="0" w:rightChars="0" w:firstLine="0" w:firstLineChars="0"/>
+              <w:jc w:val="center"/>
+              <w:rPr>
+                <w:rFonts w:hint="eastAsia" w:ascii="宋体" w:hAnsi="宋体" w:eastAsia="宋体" w:cs="宋体"/>
+                <w:b/>
+                <w:bCs/>
+                <w:kern w:val="0"/>
+                <w:sz w:val="24"/>
+                <w:szCs w:val="24"/>
+                <w:vertAlign w:val="baseline"/>
+                <w:lang w:val="en-US" w:eastAsia="zh-CN" w:bidi="ar"/>
+              </w:rPr>
+            </w:pPr>
+            <w:r>
+              <w:rPr>
+                <w:rFonts w:hint="eastAsia" w:asciiTheme="minorHAnsi" w:hAnsiTheme="minorHAnsi" w:eastAsiaTheme="minorEastAsia" w:cstheme="minorBidi"/>
+                <w:b/>
+                <w:bCs/>
+                <w:kern w:val="2"/>
+                <w:sz w:val="21"/>
+                <w:szCs w:val="24"/>
+                <w:vertAlign w:val="baseline"/>
+                <w:lang w:val="en-US" w:eastAsia="zh-CN" w:bidi="ar-SA"/>
+              </w:rPr>
+              <w:t>名称</w:t>
+            </w:r>
+          </w:p>
+        </w:tc>
+        <w:tc>
+          <w:tcPr>
+            <w:tcW w:w="1199" w:type="dxa"/>
+            <w:vAlign w:val="center"/>
+          </w:tcPr>
+          <w:p>
+            <w:pPr>
+              <w:tabs>
+                <w:tab w:val="left" w:pos="440"/>
+              </w:tabs>
+              <w:jc w:val="center"/>
+              <w:rPr>
+                <w:rFonts w:hint="default"/>
+                <w:b/>
+                <w:bCs/>
+                <w:vertAlign w:val="baseline"/>
+                <w:lang w:val="en-US" w:eastAsia="zh-CN"/>
+              </w:rPr>
+            </w:pPr>
+            <w:r>
+              <w:rPr>
+                <w:rFonts w:hint="eastAsia"/>
+                <w:b/>
+                <w:bCs/>
+                <w:vertAlign w:val="baseline"/>
+                <w:lang w:val="en-US" w:eastAsia="zh-CN"/>
+              </w:rPr>
+              <w:t>类型</w:t>
+            </w:r>
+          </w:p>
+        </w:tc>
+        <w:tc>
+          <w:tcPr>
+            <w:tcW w:w="1372" w:type="dxa"/>
+            <w:vAlign w:val="center"/>
+          </w:tcPr>
+          <w:p>
+            <w:pPr>
+              <w:tabs>
+                <w:tab w:val="left" w:pos="295"/>
+                <w:tab w:val="left" w:pos="440"/>
+              </w:tabs>
+              <w:jc w:val="center"/>
+              <w:rPr>
+                <w:rFonts w:hint="default"/>
+                <w:b/>
+                <w:bCs/>
+                <w:vertAlign w:val="baseline"/>
+                <w:lang w:val="en-US" w:eastAsia="zh-CN"/>
+              </w:rPr>
+            </w:pPr>
+            <w:r>
+              <w:rPr>
+                <w:rFonts w:hint="eastAsia"/>
+                <w:b/>
+                <w:bCs/>
+                <w:vertAlign w:val="baseline"/>
+                <w:lang w:val="en-US" w:eastAsia="zh-CN"/>
+              </w:rPr>
+              <w:t>字段可不发</w:t>
+            </w:r>
+          </w:p>
+        </w:tc>
+        <w:tc>
+          <w:tcPr>
+            <w:tcW w:w="5058" w:type="dxa"/>
+            <w:vAlign w:val="center"/>
+          </w:tcPr>
+          <w:p>
+            <w:pPr>
+              <w:jc w:val="center"/>
+              <w:rPr>
+                <w:rFonts w:hint="default" w:asciiTheme="minorHAnsi" w:hAnsiTheme="minorHAnsi" w:eastAsiaTheme="minorEastAsia" w:cstheme="minorBidi"/>
+                <w:b/>
+                <w:bCs/>
+                <w:kern w:val="2"/>
+                <w:sz w:val="21"/>
+                <w:szCs w:val="24"/>
+                <w:vertAlign w:val="baseline"/>
+                <w:lang w:val="en-US" w:eastAsia="zh-CN" w:bidi="ar-SA"/>
+              </w:rPr>
+            </w:pPr>
+            <w:r>
+              <w:rPr>
+                <w:rFonts w:hint="eastAsia"/>
+                <w:b/>
+                <w:bCs/>
+                <w:vertAlign w:val="baseline"/>
+                <w:lang w:val="en-US" w:eastAsia="zh-CN"/>
+              </w:rPr>
+              <w:t>注释</w:t>
+            </w:r>
+          </w:p>
+        </w:tc>
+      </w:tr>
+      <w:tr>
+        <w:tblPrEx>
+          <w:tblBorders>
+            <w:top w:val="single" w:color="auto" w:sz="4" w:space="0"/>
+            <w:left w:val="single" w:color="auto" w:sz="4" w:space="0"/>
+            <w:bottom w:val="single" w:color="auto" w:sz="4" w:space="0"/>
+            <w:right w:val="single" w:color="auto" w:sz="4" w:space="0"/>
+            <w:insideH w:val="single" w:color="auto" w:sz="4" w:space="0"/>
+            <w:insideV w:val="single" w:color="auto" w:sz="4" w:space="0"/>
+          </w:tblBorders>
+          <w:tblCellMar>
+            <w:top w:w="0" w:type="dxa"/>
+            <w:left w:w="108" w:type="dxa"/>
+            <w:bottom w:w="0" w:type="dxa"/>
+            <w:right w:w="108" w:type="dxa"/>
+          </w:tblCellMar>
+        </w:tblPrEx>
+        <w:tc>
+          <w:tcPr>
+            <w:tcW w:w="681" w:type="dxa"/>
+            <w:vAlign w:val="center"/>
+          </w:tcPr>
+          <w:p>
+            <w:pPr>
+              <w:pStyle w:val="3"/>
+              <w:keepNext w:val="0"/>
+              <w:keepLines w:val="0"/>
+              <w:widowControl/>
+              <w:suppressLineNumbers w:val="0"/>
+              <w:spacing w:before="0" w:beforeAutospacing="0" w:after="0" w:afterAutospacing="0"/>
+              <w:ind w:left="0" w:leftChars="0" w:right="0" w:rightChars="0" w:firstLine="0" w:firstLineChars="0"/>
+              <w:jc w:val="center"/>
+              <w:rPr>
+                <w:rFonts w:hint="default" w:asciiTheme="minorHAnsi" w:hAnsiTheme="minorHAnsi" w:eastAsiaTheme="minorEastAsia" w:cstheme="minorBidi"/>
+                <w:b/>
+                <w:bCs/>
+                <w:kern w:val="2"/>
+                <w:sz w:val="21"/>
+                <w:szCs w:val="24"/>
+                <w:vertAlign w:val="baseline"/>
+                <w:lang w:val="en-US" w:eastAsia="zh-CN" w:bidi="ar-SA"/>
+              </w:rPr>
+            </w:pPr>
+            <w:r>
+              <w:rPr>
+                <w:rFonts w:hint="eastAsia" w:asciiTheme="minorHAnsi" w:hAnsiTheme="minorHAnsi" w:eastAsiaTheme="minorEastAsia" w:cstheme="minorBidi"/>
+                <w:b/>
+                <w:bCs/>
+                <w:kern w:val="2"/>
+                <w:sz w:val="21"/>
+                <w:szCs w:val="24"/>
+                <w:vertAlign w:val="baseline"/>
+                <w:lang w:val="en-US" w:eastAsia="zh-CN" w:bidi="ar-SA"/>
+              </w:rPr>
+              <w:t>1</w:t>
+            </w:r>
+          </w:p>
+        </w:tc>
+        <w:tc>
+          <w:tcPr>
+            <w:tcW w:w="1652" w:type="dxa"/>
+            <w:vAlign w:val="center"/>
+          </w:tcPr>
+          <w:p>
+            <w:pPr>
+              <w:pStyle w:val="3"/>
+              <w:keepNext w:val="0"/>
+              <w:keepLines w:val="0"/>
+              <w:widowControl/>
+              <w:suppressLineNumbers w:val="0"/>
+              <w:spacing w:before="0" w:beforeAutospacing="0" w:after="0" w:afterAutospacing="0"/>
+              <w:ind w:left="0" w:leftChars="0" w:right="0" w:rightChars="0" w:firstLine="0" w:firstLineChars="0"/>
+              <w:jc w:val="center"/>
+              <w:rPr>
+                <w:rFonts w:hint="eastAsia" w:ascii="宋体" w:hAnsi="宋体" w:eastAsia="宋体" w:cs="宋体"/>
+                <w:b/>
+                <w:bCs/>
+                <w:color w:val="0070C0"/>
+                <w:kern w:val="0"/>
+                <w:sz w:val="24"/>
+                <w:szCs w:val="24"/>
+                <w:vertAlign w:val="baseline"/>
+                <w:lang w:val="en-US" w:eastAsia="zh-CN" w:bidi="ar"/>
+              </w:rPr>
+            </w:pPr>
+            <w:r>
+              <w:rPr>
+                <w:rFonts w:hint="eastAsia" w:asciiTheme="minorHAnsi" w:hAnsiTheme="minorHAnsi" w:eastAsiaTheme="minorEastAsia" w:cstheme="minorBidi"/>
+                <w:b/>
+                <w:bCs/>
+                <w:color w:val="0070C0"/>
+                <w:kern w:val="2"/>
+                <w:sz w:val="21"/>
+                <w:szCs w:val="24"/>
+                <w:vertAlign w:val="baseline"/>
+                <w:lang w:val="en-US" w:eastAsia="zh-CN" w:bidi="ar-SA"/>
+              </w:rPr>
+              <w:t>nBaudRateIndex</w:t>
+            </w:r>
+          </w:p>
+        </w:tc>
+        <w:tc>
+          <w:tcPr>
+            <w:tcW w:w="1199" w:type="dxa"/>
+            <w:vAlign w:val="center"/>
+          </w:tcPr>
+          <w:p>
+            <w:pPr>
+              <w:jc w:val="center"/>
+              <w:rPr>
+                <w:rFonts w:hint="default" w:cstheme="minorBidi"/>
+                <w:b/>
+                <w:bCs/>
+                <w:color w:val="FFC000"/>
+                <w:kern w:val="2"/>
+                <w:sz w:val="21"/>
+                <w:szCs w:val="24"/>
+                <w:vertAlign w:val="baseline"/>
+                <w:lang w:val="en-US" w:eastAsia="zh-CN" w:bidi="ar-SA"/>
+              </w:rPr>
+            </w:pPr>
+            <w:r>
+              <w:rPr>
+                <w:rFonts w:hint="default" w:cstheme="minorBidi"/>
+                <w:b/>
+                <w:bCs/>
+                <w:color w:val="FFC000"/>
+                <w:kern w:val="2"/>
+                <w:sz w:val="21"/>
+                <w:szCs w:val="24"/>
+                <w:vertAlign w:val="baseline"/>
+                <w:lang w:val="en-US" w:eastAsia="zh-CN" w:bidi="ar-SA"/>
+              </w:rPr>
+              <w:t>int</w:t>
+            </w:r>
+          </w:p>
+        </w:tc>
+        <w:tc>
+          <w:tcPr>
+            <w:tcW w:w="1372" w:type="dxa"/>
+            <w:vAlign w:val="center"/>
+          </w:tcPr>
+          <w:p>
+            <w:pPr>
+              <w:jc w:val="center"/>
+              <w:rPr>
+                <w:rFonts w:hint="default" w:cstheme="minorBidi"/>
+                <w:b/>
+                <w:bCs/>
+                <w:color w:val="FFC000"/>
+                <w:kern w:val="2"/>
+                <w:sz w:val="21"/>
+                <w:szCs w:val="24"/>
+                <w:vertAlign w:val="baseline"/>
+                <w:lang w:val="en-US" w:eastAsia="zh-CN" w:bidi="ar-SA"/>
+              </w:rPr>
+            </w:pPr>
+            <w:r>
+              <w:rPr>
+                <w:rFonts w:hint="eastAsia" w:cstheme="minorBidi"/>
+                <w:b/>
+                <w:bCs/>
+                <w:color w:val="FF0000"/>
+                <w:kern w:val="2"/>
+                <w:sz w:val="21"/>
+                <w:szCs w:val="24"/>
+                <w:vertAlign w:val="baseline"/>
+                <w:lang w:val="en-US" w:eastAsia="zh-CN" w:bidi="ar-SA"/>
+              </w:rPr>
+              <w:t>否</w:t>
+            </w:r>
+          </w:p>
+        </w:tc>
+        <w:tc>
+          <w:tcPr>
+            <w:tcW w:w="5058" w:type="dxa"/>
+            <w:vAlign w:val="center"/>
+          </w:tcPr>
+          <w:p>
+            <w:pPr>
+              <w:jc w:val="left"/>
+              <w:rPr>
+                <w:rFonts w:hint="default" w:cstheme="minorBidi"/>
+                <w:b/>
+                <w:bCs/>
+                <w:color w:val="EE822F" w:themeColor="accent2"/>
+                <w:kern w:val="2"/>
+                <w:sz w:val="21"/>
+                <w:szCs w:val="24"/>
+                <w:vertAlign w:val="baseline"/>
+                <w:lang w:val="en-US" w:eastAsia="zh-CN" w:bidi="ar-SA"/>
+                <w14:textFill>
+                  <w14:solidFill>
+                    <w14:schemeClr w14:val="accent2"/>
+                  </w14:solidFill>
+                </w14:textFill>
+              </w:rPr>
+            </w:pPr>
+            <w:r>
+              <w:rPr>
+                <w:rFonts w:hint="eastAsia" w:cstheme="minorBidi"/>
+                <w:b/>
+                <w:bCs/>
+                <w:color w:val="EE822F" w:themeColor="accent2"/>
+                <w:kern w:val="2"/>
+                <w:sz w:val="21"/>
+                <w:szCs w:val="24"/>
+                <w:vertAlign w:val="baseline"/>
+                <w:lang w:val="en-US" w:eastAsia="zh-CN" w:bidi="ar-SA"/>
+                <w14:textFill>
+                  <w14:solidFill>
+                    <w14:schemeClr w14:val="accent2"/>
+                  </w14:solidFill>
+                </w14:textFill>
+              </w:rPr>
+              <w:t>波特率：1/2</w:t>
+            </w:r>
+          </w:p>
+          <w:p>
+            <w:pPr>
+              <w:numPr>
+                <w:ilvl w:val="0"/>
+                <w:numId w:val="0"/>
+              </w:numPr>
+              <w:ind w:leftChars="0" w:firstLine="422" w:firstLineChars="200"/>
+              <w:jc w:val="left"/>
+              <w:rPr>
+                <w:rFonts w:hint="default" w:asciiTheme="minorHAnsi" w:hAnsiTheme="minorHAnsi" w:eastAsiaTheme="minorEastAsia" w:cstheme="minorBidi"/>
+                <w:b/>
+                <w:bCs/>
+                <w:kern w:val="2"/>
+                <w:sz w:val="21"/>
+                <w:szCs w:val="24"/>
+                <w:vertAlign w:val="baseline"/>
+                <w:lang w:val="en-US" w:eastAsia="zh-CN" w:bidi="ar-SA"/>
+              </w:rPr>
+            </w:pPr>
+            <w:r>
+              <w:rPr>
+                <w:rFonts w:hint="eastAsia" w:cstheme="minorBidi"/>
+                <w:b/>
+                <w:bCs/>
+                <w:kern w:val="2"/>
+                <w:sz w:val="21"/>
+                <w:szCs w:val="24"/>
+                <w:vertAlign w:val="baseline"/>
+                <w:lang w:val="en-US" w:eastAsia="zh-CN" w:bidi="ar-SA"/>
+              </w:rPr>
+              <w:t>1-9600 2-57600</w:t>
+            </w:r>
+          </w:p>
+        </w:tc>
+      </w:tr>
+      <w:tr>
+        <w:tblPrEx>
+          <w:tblBorders>
+            <w:top w:val="single" w:color="auto" w:sz="4" w:space="0"/>
+            <w:left w:val="single" w:color="auto" w:sz="4" w:space="0"/>
+            <w:bottom w:val="single" w:color="auto" w:sz="4" w:space="0"/>
+            <w:right w:val="single" w:color="auto" w:sz="4" w:space="0"/>
+            <w:insideH w:val="single" w:color="auto" w:sz="4" w:space="0"/>
+            <w:insideV w:val="single" w:color="auto" w:sz="4" w:space="0"/>
+          </w:tblBorders>
+          <w:tblCellMar>
+            <w:top w:w="0" w:type="dxa"/>
+            <w:left w:w="108" w:type="dxa"/>
+            <w:bottom w:w="0" w:type="dxa"/>
+            <w:right w:w="108" w:type="dxa"/>
+          </w:tblCellMar>
+        </w:tblPrEx>
+        <w:trPr>
+          <w:trHeight w:val="307" w:hRule="atLeast"/>
+        </w:trPr>
+        <w:tc>
+          <w:tcPr>
+            <w:tcW w:w="681" w:type="dxa"/>
+            <w:vAlign w:val="center"/>
+          </w:tcPr>
+          <w:p>
+            <w:pPr>
+              <w:jc w:val="center"/>
+              <w:rPr>
+                <w:rFonts w:hint="default" w:asciiTheme="minorHAnsi" w:hAnsiTheme="minorHAnsi" w:eastAsiaTheme="minorEastAsia" w:cstheme="minorBidi"/>
+                <w:b/>
+                <w:bCs/>
+                <w:kern w:val="2"/>
+                <w:sz w:val="21"/>
+                <w:szCs w:val="24"/>
+                <w:vertAlign w:val="baseline"/>
+                <w:lang w:val="en-US" w:eastAsia="zh-CN" w:bidi="ar-SA"/>
+              </w:rPr>
+            </w:pPr>
+            <w:r>
+              <w:rPr>
+                <w:rFonts w:hint="eastAsia" w:asciiTheme="minorHAnsi" w:hAnsiTheme="minorHAnsi" w:eastAsiaTheme="minorEastAsia" w:cstheme="minorBidi"/>
+                <w:b/>
+                <w:bCs/>
+                <w:kern w:val="2"/>
+                <w:sz w:val="21"/>
+                <w:szCs w:val="24"/>
+                <w:vertAlign w:val="baseline"/>
+                <w:lang w:val="en-US" w:eastAsia="zh-CN" w:bidi="ar-SA"/>
+              </w:rPr>
+              <w:t>2</w:t>
+            </w:r>
+          </w:p>
+        </w:tc>
+        <w:tc>
+          <w:tcPr>
+            <w:tcW w:w="1652" w:type="dxa"/>
+            <w:vAlign w:val="center"/>
+          </w:tcPr>
+          <w:p>
+            <w:pPr>
+              <w:jc w:val="center"/>
+              <w:rPr>
+                <w:rFonts w:hint="eastAsia"/>
+                <w:b/>
+                <w:bCs/>
+                <w:color w:val="0070C0"/>
+                <w:vertAlign w:val="baseline"/>
+                <w:lang w:val="en-US" w:eastAsia="zh-CN"/>
+              </w:rPr>
+            </w:pPr>
+            <w:r>
+              <w:rPr>
+                <w:rFonts w:hint="default"/>
+                <w:b/>
+                <w:bCs/>
+                <w:color w:val="0070C0"/>
+                <w:vertAlign w:val="baseline"/>
+                <w:lang w:val="en-US" w:eastAsia="zh-CN"/>
+              </w:rPr>
+              <w:t>color</w:t>
+            </w:r>
+          </w:p>
+        </w:tc>
+        <w:tc>
+          <w:tcPr>
+            <w:tcW w:w="1199" w:type="dxa"/>
+            <w:vAlign w:val="center"/>
+          </w:tcPr>
+          <w:p>
+            <w:pPr>
+              <w:jc w:val="center"/>
+              <w:rPr>
+                <w:rFonts w:hint="eastAsia" w:cstheme="minorBidi"/>
+                <w:b/>
+                <w:bCs/>
+                <w:color w:val="FFC000"/>
+                <w:kern w:val="2"/>
+                <w:sz w:val="21"/>
+                <w:szCs w:val="24"/>
+                <w:vertAlign w:val="baseline"/>
+                <w:lang w:val="en-US" w:eastAsia="zh-CN" w:bidi="ar-SA"/>
+              </w:rPr>
+            </w:pPr>
+            <w:r>
+              <w:rPr>
+                <w:rFonts w:hint="default" w:cstheme="minorBidi"/>
+                <w:b/>
+                <w:bCs/>
+                <w:color w:val="FFC000"/>
+                <w:kern w:val="2"/>
+                <w:sz w:val="21"/>
+                <w:szCs w:val="24"/>
+                <w:vertAlign w:val="baseline"/>
+                <w:lang w:val="en-US" w:eastAsia="zh-CN" w:bidi="ar-SA"/>
+              </w:rPr>
+              <w:t>int</w:t>
+            </w:r>
+          </w:p>
+        </w:tc>
+        <w:tc>
+          <w:tcPr>
+            <w:tcW w:w="1372" w:type="dxa"/>
+            <w:vAlign w:val="center"/>
+          </w:tcPr>
+          <w:p>
+            <w:pPr>
+              <w:jc w:val="center"/>
+              <w:rPr>
+                <w:rFonts w:hint="eastAsia" w:cstheme="minorBidi"/>
+                <w:b/>
+                <w:bCs/>
+                <w:color w:val="FF0000"/>
+                <w:kern w:val="2"/>
+                <w:sz w:val="21"/>
+                <w:szCs w:val="24"/>
+                <w:vertAlign w:val="baseline"/>
+                <w:lang w:val="en-US" w:eastAsia="zh-CN" w:bidi="ar-SA"/>
+              </w:rPr>
+            </w:pPr>
+            <w:r>
+              <w:rPr>
+                <w:rFonts w:hint="eastAsia" w:cstheme="minorBidi"/>
+                <w:b/>
+                <w:bCs/>
+                <w:color w:val="FF0000"/>
+                <w:kern w:val="2"/>
+                <w:sz w:val="21"/>
+                <w:szCs w:val="24"/>
+                <w:vertAlign w:val="baseline"/>
+                <w:lang w:val="en-US" w:eastAsia="zh-CN" w:bidi="ar-SA"/>
+              </w:rPr>
+              <w:t>否</w:t>
+            </w:r>
+          </w:p>
+        </w:tc>
+        <w:tc>
+          <w:tcPr>
+            <w:tcW w:w="5058" w:type="dxa"/>
+            <w:vAlign w:val="center"/>
+          </w:tcPr>
+          <w:p>
+            <w:pPr>
+              <w:jc w:val="left"/>
+              <w:rPr>
+                <w:rFonts w:hint="eastAsia" w:cstheme="minorBidi"/>
+                <w:b/>
+                <w:bCs/>
+                <w:color w:val="EE822F" w:themeColor="accent2"/>
+                <w:kern w:val="2"/>
+                <w:sz w:val="21"/>
+                <w:szCs w:val="24"/>
+                <w:vertAlign w:val="baseline"/>
+                <w:lang w:val="en-US" w:eastAsia="zh-CN" w:bidi="ar-SA"/>
+                <w14:textFill>
+                  <w14:solidFill>
+                    <w14:schemeClr w14:val="accent2"/>
+                  </w14:solidFill>
+                </w14:textFill>
+              </w:rPr>
+            </w:pPr>
+            <w:r>
+              <w:rPr>
+                <w:rFonts w:hint="eastAsia" w:cstheme="minorBidi"/>
+                <w:b/>
+                <w:bCs/>
+                <w:color w:val="EE822F" w:themeColor="accent2"/>
+                <w:kern w:val="2"/>
+                <w:sz w:val="21"/>
+                <w:szCs w:val="24"/>
+                <w:vertAlign w:val="baseline"/>
+                <w:lang w:val="en-US" w:eastAsia="zh-CN" w:bidi="ar-SA"/>
+                <w14:textFill>
+                  <w14:solidFill>
+                    <w14:schemeClr w14:val="accent2"/>
+                  </w14:solidFill>
+                </w14:textFill>
+              </w:rPr>
+              <w:t>颜色：</w:t>
+            </w:r>
+          </w:p>
+          <w:p>
+            <w:pPr>
+              <w:numPr>
+                <w:ilvl w:val="0"/>
+                <w:numId w:val="0"/>
+              </w:numPr>
+              <w:ind w:firstLine="422" w:firstLineChars="200"/>
+              <w:jc w:val="left"/>
+              <w:rPr>
+                <w:rFonts w:hint="eastAsia"/>
+                <w:b/>
+                <w:bCs/>
+                <w:color w:val="0070C0"/>
+                <w:vertAlign w:val="baseline"/>
+                <w:lang w:val="en-US" w:eastAsia="zh-CN"/>
+              </w:rPr>
+            </w:pPr>
+            <w:r>
+              <w:rPr>
+                <w:rFonts w:hint="eastAsia"/>
+                <w:b/>
+                <w:bCs/>
+                <w:vertAlign w:val="baseline"/>
+                <w:lang w:val="en-US" w:eastAsia="zh-CN"/>
+              </w:rPr>
+              <w:t>1-红 2-绿 3-黄</w:t>
+            </w:r>
+          </w:p>
+        </w:tc>
+      </w:tr>
+      <w:tr>
+        <w:tblPrEx>
+          <w:tblBorders>
+            <w:top w:val="single" w:color="auto" w:sz="4" w:space="0"/>
+            <w:left w:val="single" w:color="auto" w:sz="4" w:space="0"/>
+            <w:bottom w:val="single" w:color="auto" w:sz="4" w:space="0"/>
+            <w:right w:val="single" w:color="auto" w:sz="4" w:space="0"/>
+            <w:insideH w:val="single" w:color="auto" w:sz="4" w:space="0"/>
+            <w:insideV w:val="single" w:color="auto" w:sz="4" w:space="0"/>
+          </w:tblBorders>
+          <w:tblCellMar>
+            <w:top w:w="0" w:type="dxa"/>
+            <w:left w:w="108" w:type="dxa"/>
+            <w:bottom w:w="0" w:type="dxa"/>
+            <w:right w:w="108" w:type="dxa"/>
+          </w:tblCellMar>
+        </w:tblPrEx>
+        <w:trPr>
+          <w:trHeight w:val="307" w:hRule="atLeast"/>
+        </w:trPr>
+        <w:tc>
+          <w:tcPr>
+            <w:tcW w:w="681" w:type="dxa"/>
+            <w:vAlign w:val="center"/>
+          </w:tcPr>
+          <w:p>
+            <w:pPr>
+              <w:jc w:val="center"/>
+              <w:rPr>
+                <w:rFonts w:hint="default" w:asciiTheme="minorHAnsi" w:hAnsiTheme="minorHAnsi" w:eastAsiaTheme="minorEastAsia" w:cstheme="minorBidi"/>
+                <w:b/>
+                <w:bCs/>
+                <w:kern w:val="2"/>
+                <w:sz w:val="21"/>
+                <w:szCs w:val="24"/>
+                <w:vertAlign w:val="baseline"/>
+                <w:lang w:val="en-US" w:eastAsia="zh-CN" w:bidi="ar-SA"/>
+              </w:rPr>
+            </w:pPr>
+            <w:r>
+              <w:rPr>
+                <w:rFonts w:hint="eastAsia" w:asciiTheme="minorHAnsi" w:hAnsiTheme="minorHAnsi" w:eastAsiaTheme="minorEastAsia" w:cstheme="minorBidi"/>
+                <w:b/>
+                <w:bCs/>
+                <w:kern w:val="2"/>
+                <w:sz w:val="21"/>
+                <w:szCs w:val="24"/>
+                <w:vertAlign w:val="baseline"/>
+                <w:lang w:val="en-US" w:eastAsia="zh-CN" w:bidi="ar-SA"/>
+              </w:rPr>
+              <w:t>3</w:t>
+            </w:r>
+          </w:p>
+        </w:tc>
+        <w:tc>
+          <w:tcPr>
+            <w:tcW w:w="1652" w:type="dxa"/>
+            <w:vAlign w:val="center"/>
+          </w:tcPr>
+          <w:p>
+            <w:pPr>
+              <w:jc w:val="center"/>
+              <w:rPr>
+                <w:rFonts w:hint="eastAsia"/>
+                <w:b/>
+                <w:bCs/>
+                <w:color w:val="0070C0"/>
+                <w:vertAlign w:val="baseline"/>
+                <w:lang w:val="en-US" w:eastAsia="zh-CN"/>
+              </w:rPr>
+            </w:pPr>
+            <w:r>
+              <w:rPr>
+                <w:rFonts w:hint="eastAsia"/>
+                <w:b/>
+                <w:bCs/>
+                <w:color w:val="0070C0"/>
+                <w:vertAlign w:val="baseline"/>
+                <w:lang w:val="en-US" w:eastAsia="zh-CN"/>
+              </w:rPr>
+              <w:t>areaId</w:t>
+            </w:r>
+          </w:p>
+        </w:tc>
+        <w:tc>
+          <w:tcPr>
+            <w:tcW w:w="1199" w:type="dxa"/>
+            <w:vAlign w:val="center"/>
+          </w:tcPr>
+          <w:p>
+            <w:pPr>
+              <w:jc w:val="center"/>
+              <w:rPr>
+                <w:rFonts w:hint="eastAsia" w:cstheme="minorBidi"/>
+                <w:b/>
+                <w:bCs/>
+                <w:color w:val="FFC000"/>
+                <w:kern w:val="2"/>
+                <w:sz w:val="21"/>
+                <w:szCs w:val="24"/>
+                <w:vertAlign w:val="baseline"/>
+                <w:lang w:val="en-US" w:eastAsia="zh-CN" w:bidi="ar-SA"/>
+              </w:rPr>
+            </w:pPr>
+            <w:r>
+              <w:rPr>
+                <w:rFonts w:hint="default" w:cstheme="minorBidi"/>
+                <w:b/>
+                <w:bCs/>
+                <w:color w:val="FFC000"/>
+                <w:kern w:val="2"/>
+                <w:sz w:val="21"/>
+                <w:szCs w:val="24"/>
+                <w:vertAlign w:val="baseline"/>
+                <w:lang w:val="en-US" w:eastAsia="zh-CN" w:bidi="ar-SA"/>
+              </w:rPr>
+              <w:t>int</w:t>
+            </w:r>
+          </w:p>
+        </w:tc>
+        <w:tc>
+          <w:tcPr>
+            <w:tcW w:w="1372" w:type="dxa"/>
+            <w:vAlign w:val="center"/>
+          </w:tcPr>
+          <w:p>
+            <w:pPr>
+              <w:jc w:val="center"/>
+              <w:rPr>
+                <w:rFonts w:hint="eastAsia" w:cstheme="minorBidi"/>
+                <w:b/>
+                <w:bCs/>
+                <w:color w:val="FF0000"/>
+                <w:kern w:val="2"/>
+                <w:sz w:val="21"/>
+                <w:szCs w:val="24"/>
+                <w:vertAlign w:val="baseline"/>
+                <w:lang w:val="en-US" w:eastAsia="zh-CN" w:bidi="ar-SA"/>
+              </w:rPr>
+            </w:pPr>
+            <w:r>
+              <w:rPr>
+                <w:rFonts w:hint="eastAsia" w:cstheme="minorBidi"/>
+                <w:b/>
+                <w:bCs/>
+                <w:color w:val="FF0000"/>
+                <w:kern w:val="2"/>
+                <w:sz w:val="21"/>
+                <w:szCs w:val="24"/>
+                <w:vertAlign w:val="baseline"/>
+                <w:lang w:val="en-US" w:eastAsia="zh-CN" w:bidi="ar-SA"/>
+              </w:rPr>
+              <w:t>否</w:t>
+            </w:r>
+          </w:p>
+        </w:tc>
+        <w:tc>
+          <w:tcPr>
+            <w:tcW w:w="5058" w:type="dxa"/>
+            <w:vAlign w:val="center"/>
+          </w:tcPr>
+          <w:p>
+            <w:pPr>
+              <w:jc w:val="left"/>
+              <w:rPr>
+                <w:rFonts w:hint="eastAsia" w:cstheme="minorBidi"/>
+                <w:b/>
+                <w:bCs/>
+                <w:color w:val="EE822F" w:themeColor="accent2"/>
+                <w:kern w:val="2"/>
+                <w:sz w:val="21"/>
+                <w:szCs w:val="24"/>
+                <w:vertAlign w:val="baseline"/>
+                <w:lang w:val="en-US" w:eastAsia="zh-CN" w:bidi="ar-SA"/>
+                <w14:textFill>
+                  <w14:solidFill>
+                    <w14:schemeClr w14:val="accent2"/>
+                  </w14:solidFill>
+                </w14:textFill>
+              </w:rPr>
+            </w:pPr>
+            <w:r>
+              <w:rPr>
+                <w:rFonts w:hint="eastAsia" w:cstheme="minorBidi"/>
+                <w:b/>
+                <w:bCs/>
+                <w:color w:val="EE822F" w:themeColor="accent2"/>
+                <w:kern w:val="2"/>
+                <w:sz w:val="21"/>
+                <w:szCs w:val="24"/>
+                <w:vertAlign w:val="baseline"/>
+                <w:lang w:val="en-US" w:eastAsia="zh-CN" w:bidi="ar-SA"/>
+                <w14:textFill>
+                  <w14:solidFill>
+                    <w14:schemeClr w14:val="accent2"/>
+                  </w14:solidFill>
+                </w14:textFill>
+              </w:rPr>
+              <w:t>区域id：</w:t>
+            </w:r>
+          </w:p>
+          <w:p>
+            <w:pPr>
+              <w:numPr>
+                <w:ilvl w:val="0"/>
+                <w:numId w:val="0"/>
+              </w:numPr>
+              <w:ind w:firstLine="422" w:firstLineChars="200"/>
+              <w:jc w:val="left"/>
+              <w:rPr>
+                <w:rFonts w:hint="default"/>
+                <w:b/>
+                <w:bCs/>
+                <w:color w:val="0070C0"/>
+                <w:vertAlign w:val="baseline"/>
+                <w:lang w:val="en-US" w:eastAsia="zh-CN"/>
+              </w:rPr>
+            </w:pPr>
+            <w:r>
+              <w:rPr>
+                <w:rFonts w:hint="eastAsia"/>
+                <w:b/>
+                <w:bCs/>
+                <w:vertAlign w:val="baseline"/>
+                <w:lang w:val="en-US" w:eastAsia="zh-CN"/>
+              </w:rPr>
+              <w:t>暂定:0-32</w:t>
+            </w:r>
+          </w:p>
+        </w:tc>
+      </w:tr>
+      <w:tr>
+        <w:tblPrEx>
+          <w:tblBorders>
+            <w:top w:val="single" w:color="auto" w:sz="4" w:space="0"/>
+            <w:left w:val="single" w:color="auto" w:sz="4" w:space="0"/>
+            <w:bottom w:val="single" w:color="auto" w:sz="4" w:space="0"/>
+            <w:right w:val="single" w:color="auto" w:sz="4" w:space="0"/>
+            <w:insideH w:val="single" w:color="auto" w:sz="4" w:space="0"/>
+            <w:insideV w:val="single" w:color="auto" w:sz="4" w:space="0"/>
+          </w:tblBorders>
+          <w:tblCellMar>
+            <w:top w:w="0" w:type="dxa"/>
+            <w:left w:w="108" w:type="dxa"/>
+            <w:bottom w:w="0" w:type="dxa"/>
+            <w:right w:w="108" w:type="dxa"/>
+          </w:tblCellMar>
+        </w:tblPrEx>
+        <w:trPr>
+          <w:trHeight w:val="307" w:hRule="atLeast"/>
+        </w:trPr>
+        <w:tc>
+          <w:tcPr>
+            <w:tcW w:w="681" w:type="dxa"/>
+            <w:vAlign w:val="center"/>
+          </w:tcPr>
+          <w:p>
+            <w:pPr>
+              <w:jc w:val="center"/>
+              <w:rPr>
+                <w:rFonts w:hint="default" w:asciiTheme="minorHAnsi" w:hAnsiTheme="minorHAnsi" w:eastAsiaTheme="minorEastAsia" w:cstheme="minorBidi"/>
+                <w:b/>
+                <w:bCs/>
+                <w:kern w:val="2"/>
+                <w:sz w:val="21"/>
+                <w:szCs w:val="24"/>
+                <w:vertAlign w:val="baseline"/>
+                <w:lang w:val="en-US" w:eastAsia="zh-CN" w:bidi="ar-SA"/>
+              </w:rPr>
+            </w:pPr>
+            <w:r>
+              <w:rPr>
+                <w:rFonts w:hint="eastAsia" w:asciiTheme="minorHAnsi" w:hAnsiTheme="minorHAnsi" w:eastAsiaTheme="minorEastAsia" w:cstheme="minorBidi"/>
+                <w:b/>
+                <w:bCs/>
+                <w:kern w:val="2"/>
+                <w:sz w:val="21"/>
+                <w:szCs w:val="24"/>
+                <w:vertAlign w:val="baseline"/>
+                <w:lang w:val="en-US" w:eastAsia="zh-CN" w:bidi="ar-SA"/>
+              </w:rPr>
+              <w:t>4</w:t>
+            </w:r>
+          </w:p>
+        </w:tc>
+        <w:tc>
+          <w:tcPr>
+            <w:tcW w:w="1652" w:type="dxa"/>
+            <w:vAlign w:val="center"/>
+          </w:tcPr>
+          <w:p>
+            <w:pPr>
+              <w:jc w:val="center"/>
+              <w:rPr>
+                <w:rFonts w:hint="eastAsia"/>
+                <w:b/>
+                <w:bCs/>
+                <w:color w:val="0070C0"/>
+                <w:vertAlign w:val="baseline"/>
+                <w:lang w:val="en-US" w:eastAsia="zh-CN"/>
+              </w:rPr>
+            </w:pPr>
+            <w:r>
+              <w:rPr>
+                <w:rFonts w:hint="eastAsia"/>
+                <w:b/>
+                <w:bCs/>
+                <w:color w:val="0070C0"/>
+                <w:vertAlign w:val="baseline"/>
+                <w:lang w:val="en-US" w:eastAsia="zh-CN"/>
+              </w:rPr>
+              <w:t>areaX</w:t>
+            </w:r>
+          </w:p>
+        </w:tc>
+        <w:tc>
+          <w:tcPr>
+            <w:tcW w:w="1199" w:type="dxa"/>
+            <w:vAlign w:val="center"/>
+          </w:tcPr>
+          <w:p>
+            <w:pPr>
+              <w:jc w:val="center"/>
+              <w:rPr>
+                <w:rFonts w:hint="default" w:cstheme="minorBidi"/>
+                <w:b/>
+                <w:bCs/>
+                <w:color w:val="FFC000"/>
+                <w:kern w:val="2"/>
+                <w:sz w:val="21"/>
+                <w:szCs w:val="24"/>
+                <w:vertAlign w:val="baseline"/>
+                <w:lang w:val="en-US" w:eastAsia="zh-CN" w:bidi="ar-SA"/>
+              </w:rPr>
+            </w:pPr>
+            <w:r>
+              <w:rPr>
+                <w:rFonts w:hint="default" w:cstheme="minorBidi"/>
+                <w:b/>
+                <w:bCs/>
+                <w:color w:val="FFC000"/>
+                <w:kern w:val="2"/>
+                <w:sz w:val="21"/>
+                <w:szCs w:val="24"/>
+                <w:vertAlign w:val="baseline"/>
+                <w:lang w:val="en-US" w:eastAsia="zh-CN" w:bidi="ar-SA"/>
+              </w:rPr>
+              <w:t>int</w:t>
+            </w:r>
+          </w:p>
+        </w:tc>
+        <w:tc>
+          <w:tcPr>
+            <w:tcW w:w="1372" w:type="dxa"/>
+            <w:vAlign w:val="center"/>
+          </w:tcPr>
+          <w:p>
+            <w:pPr>
+              <w:jc w:val="center"/>
+              <w:rPr>
+                <w:rFonts w:hint="eastAsia" w:cstheme="minorBidi"/>
+                <w:b/>
+                <w:bCs/>
+                <w:color w:val="FFC000"/>
+                <w:kern w:val="2"/>
+                <w:sz w:val="21"/>
+                <w:szCs w:val="24"/>
+                <w:vertAlign w:val="baseline"/>
+                <w:lang w:val="en-US" w:eastAsia="zh-CN" w:bidi="ar-SA"/>
+              </w:rPr>
+            </w:pPr>
+            <w:r>
+              <w:rPr>
+                <w:rFonts w:hint="eastAsia" w:cstheme="minorBidi"/>
+                <w:b/>
+                <w:bCs/>
+                <w:color w:val="FF0000"/>
+                <w:kern w:val="2"/>
+                <w:sz w:val="21"/>
+                <w:szCs w:val="24"/>
+                <w:vertAlign w:val="baseline"/>
+                <w:lang w:val="en-US" w:eastAsia="zh-CN" w:bidi="ar-SA"/>
+              </w:rPr>
+              <w:t>否</w:t>
+            </w:r>
+          </w:p>
+        </w:tc>
+        <w:tc>
+          <w:tcPr>
+            <w:tcW w:w="5058" w:type="dxa"/>
+            <w:vAlign w:val="center"/>
+          </w:tcPr>
+          <w:p>
+            <w:pPr>
+              <w:jc w:val="left"/>
+              <w:rPr>
+                <w:rFonts w:hint="eastAsia" w:cstheme="minorBidi"/>
+                <w:b/>
+                <w:bCs/>
+                <w:color w:val="EE822F" w:themeColor="accent2"/>
+                <w:kern w:val="2"/>
+                <w:sz w:val="21"/>
+                <w:szCs w:val="24"/>
+                <w:vertAlign w:val="baseline"/>
+                <w:lang w:val="en-US" w:eastAsia="zh-CN" w:bidi="ar-SA"/>
+                <w14:textFill>
+                  <w14:solidFill>
+                    <w14:schemeClr w14:val="accent2"/>
+                  </w14:solidFill>
+                </w14:textFill>
+              </w:rPr>
+            </w:pPr>
+            <w:r>
+              <w:rPr>
+                <w:rFonts w:hint="eastAsia" w:cstheme="minorBidi"/>
+                <w:b/>
+                <w:bCs/>
+                <w:color w:val="EE822F" w:themeColor="accent2"/>
+                <w:kern w:val="2"/>
+                <w:sz w:val="21"/>
+                <w:szCs w:val="24"/>
+                <w:vertAlign w:val="baseline"/>
+                <w:lang w:val="en-US" w:eastAsia="zh-CN" w:bidi="ar-SA"/>
+                <w14:textFill>
+                  <w14:solidFill>
+                    <w14:schemeClr w14:val="accent2"/>
+                  </w14:solidFill>
+                </w14:textFill>
+              </w:rPr>
+              <w:t>节目x坐标：</w:t>
+            </w:r>
+          </w:p>
+          <w:p>
+            <w:pPr>
+              <w:numPr>
+                <w:ilvl w:val="0"/>
+                <w:numId w:val="0"/>
+              </w:numPr>
+              <w:jc w:val="left"/>
+              <w:rPr>
+                <w:rFonts w:hint="default"/>
+                <w:b/>
+                <w:bCs/>
+                <w:color w:val="auto"/>
+                <w:vertAlign w:val="baseline"/>
+                <w:lang w:val="en-US" w:eastAsia="zh-CN"/>
+              </w:rPr>
+            </w:pPr>
+            <w:r>
+              <w:rPr>
+                <w:rFonts w:hint="eastAsia"/>
+                <w:b/>
+                <w:bCs/>
+                <w:color w:val="auto"/>
+                <w:vertAlign w:val="baseline"/>
+                <w:lang w:val="en-US" w:eastAsia="zh-CN"/>
+              </w:rPr>
+              <w:t xml:space="preserve">    根据屏幕实际大小配置</w:t>
+            </w:r>
+          </w:p>
+        </w:tc>
+      </w:tr>
+      <w:tr>
+        <w:tblPrEx>
+          <w:tblBorders>
+            <w:top w:val="single" w:color="auto" w:sz="4" w:space="0"/>
+            <w:left w:val="single" w:color="auto" w:sz="4" w:space="0"/>
+            <w:bottom w:val="single" w:color="auto" w:sz="4" w:space="0"/>
+            <w:right w:val="single" w:color="auto" w:sz="4" w:space="0"/>
+            <w:insideH w:val="single" w:color="auto" w:sz="4" w:space="0"/>
+            <w:insideV w:val="single" w:color="auto" w:sz="4" w:space="0"/>
+          </w:tblBorders>
+          <w:tblCellMar>
+            <w:top w:w="0" w:type="dxa"/>
+            <w:left w:w="108" w:type="dxa"/>
+            <w:bottom w:w="0" w:type="dxa"/>
+            <w:right w:w="108" w:type="dxa"/>
+          </w:tblCellMar>
+        </w:tblPrEx>
+        <w:trPr>
+          <w:trHeight w:val="307" w:hRule="atLeast"/>
+        </w:trPr>
+        <w:tc>
+          <w:tcPr>
+            <w:tcW w:w="681" w:type="dxa"/>
+            <w:vAlign w:val="center"/>
+          </w:tcPr>
+          <w:p>
+            <w:pPr>
+              <w:jc w:val="center"/>
+              <w:rPr>
+                <w:rFonts w:hint="default" w:asciiTheme="minorHAnsi" w:hAnsiTheme="minorHAnsi" w:eastAsiaTheme="minorEastAsia" w:cstheme="minorBidi"/>
+                <w:b/>
+                <w:bCs/>
+                <w:kern w:val="2"/>
+                <w:sz w:val="21"/>
+                <w:szCs w:val="24"/>
+                <w:vertAlign w:val="baseline"/>
+                <w:lang w:val="en-US" w:eastAsia="zh-CN" w:bidi="ar-SA"/>
+              </w:rPr>
+            </w:pPr>
+            <w:r>
+              <w:rPr>
+                <w:rFonts w:hint="eastAsia" w:cstheme="minorBidi"/>
+                <w:b/>
+                <w:bCs/>
+                <w:kern w:val="2"/>
+                <w:sz w:val="21"/>
+                <w:szCs w:val="24"/>
+                <w:vertAlign w:val="baseline"/>
+                <w:lang w:val="en-US" w:eastAsia="zh-CN" w:bidi="ar-SA"/>
+              </w:rPr>
+              <w:t>5</w:t>
+            </w:r>
+          </w:p>
+        </w:tc>
+        <w:tc>
+          <w:tcPr>
+            <w:tcW w:w="1652" w:type="dxa"/>
+            <w:vAlign w:val="center"/>
+          </w:tcPr>
+          <w:p>
+            <w:pPr>
+              <w:jc w:val="center"/>
+              <w:rPr>
+                <w:rFonts w:hint="eastAsia"/>
+                <w:b/>
+                <w:bCs/>
+                <w:color w:val="0070C0"/>
+                <w:vertAlign w:val="baseline"/>
+                <w:lang w:val="en-US" w:eastAsia="zh-CN"/>
+              </w:rPr>
+            </w:pPr>
+            <w:r>
+              <w:rPr>
+                <w:rFonts w:hint="eastAsia"/>
+                <w:b/>
+                <w:bCs/>
+                <w:color w:val="0070C0"/>
+                <w:vertAlign w:val="baseline"/>
+                <w:lang w:val="en-US" w:eastAsia="zh-CN"/>
+              </w:rPr>
+              <w:t>areaY</w:t>
+            </w:r>
+          </w:p>
+        </w:tc>
+        <w:tc>
+          <w:tcPr>
+            <w:tcW w:w="1199" w:type="dxa"/>
+            <w:vAlign w:val="center"/>
+          </w:tcPr>
+          <w:p>
+            <w:pPr>
+              <w:tabs>
+                <w:tab w:val="left" w:pos="422"/>
+              </w:tabs>
+              <w:jc w:val="left"/>
+              <w:rPr>
+                <w:rFonts w:hint="default" w:cstheme="minorBidi"/>
+                <w:b/>
+                <w:bCs/>
+                <w:color w:val="FFC000"/>
+                <w:kern w:val="2"/>
+                <w:sz w:val="21"/>
+                <w:szCs w:val="24"/>
+                <w:vertAlign w:val="baseline"/>
+                <w:lang w:val="en-US" w:eastAsia="zh-CN" w:bidi="ar-SA"/>
+              </w:rPr>
+            </w:pPr>
+            <w:r>
+              <w:rPr>
+                <w:rFonts w:hint="eastAsia" w:cstheme="minorBidi"/>
+                <w:b/>
+                <w:bCs/>
+                <w:color w:val="FFC000"/>
+                <w:kern w:val="2"/>
+                <w:sz w:val="21"/>
+                <w:szCs w:val="24"/>
+                <w:vertAlign w:val="baseline"/>
+                <w:lang w:val="en-US" w:eastAsia="zh-CN" w:bidi="ar-SA"/>
+              </w:rPr>
+              <w:tab/>
+            </w:r>
+            <w:r>
+              <w:rPr>
+                <w:rFonts w:hint="eastAsia" w:cstheme="minorBidi"/>
+                <w:b/>
+                <w:bCs/>
+                <w:color w:val="FFC000"/>
+                <w:kern w:val="2"/>
+                <w:sz w:val="21"/>
+                <w:szCs w:val="24"/>
+                <w:vertAlign w:val="baseline"/>
+                <w:lang w:val="en-US" w:eastAsia="zh-CN" w:bidi="ar-SA"/>
+              </w:rPr>
+              <w:t>int</w:t>
+            </w:r>
+          </w:p>
+        </w:tc>
+        <w:tc>
+          <w:tcPr>
+            <w:tcW w:w="1372" w:type="dxa"/>
+            <w:vAlign w:val="center"/>
+          </w:tcPr>
+          <w:p>
+            <w:pPr>
+              <w:tabs>
+                <w:tab w:val="left" w:pos="502"/>
+              </w:tabs>
+              <w:jc w:val="left"/>
+              <w:rPr>
+                <w:rFonts w:hint="eastAsia" w:cstheme="minorBidi"/>
+                <w:b/>
+                <w:bCs/>
+                <w:color w:val="FF0000"/>
+                <w:kern w:val="2"/>
+                <w:sz w:val="21"/>
+                <w:szCs w:val="24"/>
+                <w:vertAlign w:val="baseline"/>
+                <w:lang w:val="en-US" w:eastAsia="zh-CN" w:bidi="ar-SA"/>
+              </w:rPr>
+            </w:pPr>
+            <w:r>
+              <w:rPr>
+                <w:rFonts w:hint="eastAsia" w:cstheme="minorBidi"/>
+                <w:b/>
+                <w:bCs/>
+                <w:color w:val="FF0000"/>
+                <w:kern w:val="2"/>
+                <w:sz w:val="21"/>
+                <w:szCs w:val="24"/>
+                <w:vertAlign w:val="baseline"/>
+                <w:lang w:val="en-US" w:eastAsia="zh-CN" w:bidi="ar-SA"/>
+              </w:rPr>
+              <w:tab/>
+            </w:r>
+          </w:p>
+        </w:tc>
+        <w:tc>
+          <w:tcPr>
+            <w:tcW w:w="5058" w:type="dxa"/>
+            <w:vAlign w:val="center"/>
+          </w:tcPr>
+          <w:p>
+            <w:pPr>
+              <w:jc w:val="left"/>
+              <w:rPr>
+                <w:rFonts w:hint="eastAsia" w:cstheme="minorBidi"/>
+                <w:b/>
+                <w:bCs/>
+                <w:color w:val="EE822F" w:themeColor="accent2"/>
+                <w:kern w:val="2"/>
+                <w:sz w:val="21"/>
+                <w:szCs w:val="24"/>
+                <w:vertAlign w:val="baseline"/>
+                <w:lang w:val="en-US" w:eastAsia="zh-CN" w:bidi="ar-SA"/>
+                <w14:textFill>
+                  <w14:solidFill>
+                    <w14:schemeClr w14:val="accent2"/>
+                  </w14:solidFill>
+                </w14:textFill>
+              </w:rPr>
+            </w:pPr>
+            <w:r>
+              <w:rPr>
+                <w:rFonts w:hint="eastAsia" w:cstheme="minorBidi"/>
+                <w:b/>
+                <w:bCs/>
+                <w:color w:val="EE822F" w:themeColor="accent2"/>
+                <w:kern w:val="2"/>
+                <w:sz w:val="21"/>
+                <w:szCs w:val="24"/>
+                <w:vertAlign w:val="baseline"/>
+                <w:lang w:val="en-US" w:eastAsia="zh-CN" w:bidi="ar-SA"/>
+                <w14:textFill>
+                  <w14:solidFill>
+                    <w14:schemeClr w14:val="accent2"/>
+                  </w14:solidFill>
+                </w14:textFill>
+              </w:rPr>
+              <w:t>节目y坐标：</w:t>
+            </w:r>
+          </w:p>
+          <w:p>
+            <w:pPr>
+              <w:numPr>
+                <w:ilvl w:val="0"/>
+                <w:numId w:val="0"/>
+              </w:numPr>
+              <w:jc w:val="left"/>
+              <w:rPr>
+                <w:rFonts w:hint="eastAsia"/>
+                <w:b/>
+                <w:bCs/>
+                <w:color w:val="auto"/>
+                <w:vertAlign w:val="baseline"/>
+                <w:lang w:val="en-US" w:eastAsia="zh-CN"/>
+              </w:rPr>
+            </w:pPr>
+            <w:r>
+              <w:rPr>
+                <w:rFonts w:hint="eastAsia"/>
+                <w:b/>
+                <w:bCs/>
+                <w:color w:val="auto"/>
+                <w:vertAlign w:val="baseline"/>
+                <w:lang w:val="en-US" w:eastAsia="zh-CN"/>
+              </w:rPr>
+              <w:t xml:space="preserve">    根据屏幕实际大小配置</w:t>
+            </w:r>
+          </w:p>
+        </w:tc>
+      </w:tr>
+      <w:tr>
+        <w:tblPrEx>
+          <w:tblBorders>
+            <w:top w:val="single" w:color="auto" w:sz="4" w:space="0"/>
+            <w:left w:val="single" w:color="auto" w:sz="4" w:space="0"/>
+            <w:bottom w:val="single" w:color="auto" w:sz="4" w:space="0"/>
+            <w:right w:val="single" w:color="auto" w:sz="4" w:space="0"/>
+            <w:insideH w:val="single" w:color="auto" w:sz="4" w:space="0"/>
+            <w:insideV w:val="single" w:color="auto" w:sz="4" w:space="0"/>
+          </w:tblBorders>
+          <w:tblCellMar>
+            <w:top w:w="0" w:type="dxa"/>
+            <w:left w:w="108" w:type="dxa"/>
+            <w:bottom w:w="0" w:type="dxa"/>
+            <w:right w:w="108" w:type="dxa"/>
+          </w:tblCellMar>
+        </w:tblPrEx>
+        <w:tc>
+          <w:tcPr>
+            <w:tcW w:w="681" w:type="dxa"/>
+            <w:vAlign w:val="center"/>
+          </w:tcPr>
+          <w:p>
+            <w:pPr>
+              <w:jc w:val="center"/>
+              <w:rPr>
+                <w:rFonts w:hint="default" w:asciiTheme="minorHAnsi" w:hAnsiTheme="minorHAnsi" w:eastAsiaTheme="minorEastAsia" w:cstheme="minorBidi"/>
+                <w:b/>
+                <w:bCs/>
+                <w:kern w:val="2"/>
+                <w:sz w:val="21"/>
+                <w:szCs w:val="24"/>
+                <w:vertAlign w:val="baseline"/>
+                <w:lang w:val="en-US" w:eastAsia="zh-CN" w:bidi="ar-SA"/>
+              </w:rPr>
+            </w:pPr>
+            <w:r>
+              <w:rPr>
+                <w:rFonts w:hint="eastAsia" w:asciiTheme="minorHAnsi" w:hAnsiTheme="minorHAnsi" w:eastAsiaTheme="minorEastAsia" w:cstheme="minorBidi"/>
+                <w:b/>
+                <w:bCs/>
+                <w:kern w:val="2"/>
+                <w:sz w:val="21"/>
+                <w:szCs w:val="24"/>
+                <w:vertAlign w:val="baseline"/>
+                <w:lang w:val="en-US" w:eastAsia="zh-CN" w:bidi="ar-SA"/>
+              </w:rPr>
+              <w:t>6</w:t>
+            </w:r>
+          </w:p>
+        </w:tc>
+        <w:tc>
+          <w:tcPr>
+            <w:tcW w:w="1652" w:type="dxa"/>
+            <w:vAlign w:val="center"/>
+          </w:tcPr>
+          <w:p>
+            <w:pPr>
+              <w:jc w:val="center"/>
+              <w:rPr>
+                <w:rFonts w:hint="eastAsia"/>
+                <w:b/>
+                <w:bCs/>
+                <w:color w:val="0070C0"/>
+                <w:vertAlign w:val="baseline"/>
+                <w:lang w:val="en-US" w:eastAsia="zh-CN"/>
+              </w:rPr>
+            </w:pPr>
+            <w:r>
+              <w:rPr>
+                <w:rFonts w:hint="eastAsia"/>
+                <w:b/>
+                <w:bCs/>
+                <w:color w:val="0070C0"/>
+                <w:vertAlign w:val="baseline"/>
+                <w:lang w:val="en-US" w:eastAsia="zh-CN"/>
+              </w:rPr>
+              <w:t>areaWidth</w:t>
+            </w:r>
+          </w:p>
+        </w:tc>
+        <w:tc>
+          <w:tcPr>
+            <w:tcW w:w="1199" w:type="dxa"/>
+            <w:vAlign w:val="center"/>
+          </w:tcPr>
+          <w:p>
+            <w:pPr>
+              <w:jc w:val="center"/>
+              <w:rPr>
+                <w:rFonts w:hint="default" w:cstheme="minorBidi"/>
+                <w:b/>
+                <w:bCs/>
+                <w:color w:val="FFC000"/>
+                <w:kern w:val="2"/>
+                <w:sz w:val="21"/>
+                <w:szCs w:val="24"/>
+                <w:vertAlign w:val="baseline"/>
+                <w:lang w:val="en-US" w:eastAsia="zh-CN" w:bidi="ar-SA"/>
+              </w:rPr>
+            </w:pPr>
+            <w:r>
+              <w:rPr>
+                <w:rFonts w:hint="eastAsia" w:cstheme="minorBidi"/>
+                <w:b/>
+                <w:bCs/>
+                <w:color w:val="FFC000"/>
+                <w:kern w:val="2"/>
+                <w:sz w:val="21"/>
+                <w:szCs w:val="24"/>
+                <w:vertAlign w:val="baseline"/>
+                <w:lang w:val="en-US" w:eastAsia="zh-CN" w:bidi="ar-SA"/>
+              </w:rPr>
+              <w:t>int</w:t>
+            </w:r>
+          </w:p>
+        </w:tc>
+        <w:tc>
+          <w:tcPr>
+            <w:tcW w:w="1372" w:type="dxa"/>
+            <w:vAlign w:val="center"/>
+          </w:tcPr>
+          <w:p>
+            <w:pPr>
+              <w:jc w:val="center"/>
+              <w:rPr>
+                <w:rFonts w:hint="eastAsia" w:cstheme="minorBidi"/>
+                <w:b/>
+                <w:bCs/>
+                <w:color w:val="FFC000"/>
+                <w:kern w:val="2"/>
+                <w:sz w:val="21"/>
+                <w:szCs w:val="24"/>
+                <w:vertAlign w:val="baseline"/>
+                <w:lang w:val="en-US" w:eastAsia="zh-CN" w:bidi="ar-SA"/>
+              </w:rPr>
+            </w:pPr>
+            <w:r>
+              <w:rPr>
+                <w:rFonts w:hint="eastAsia" w:cstheme="minorBidi"/>
+                <w:b/>
+                <w:bCs/>
+                <w:color w:val="FF0000"/>
+                <w:kern w:val="2"/>
+                <w:sz w:val="21"/>
+                <w:szCs w:val="24"/>
+                <w:vertAlign w:val="baseline"/>
+                <w:lang w:val="en-US" w:eastAsia="zh-CN" w:bidi="ar-SA"/>
+              </w:rPr>
+              <w:t>否</w:t>
+            </w:r>
+          </w:p>
+        </w:tc>
+        <w:tc>
+          <w:tcPr>
+            <w:tcW w:w="5058" w:type="dxa"/>
+            <w:vAlign w:val="center"/>
+          </w:tcPr>
+          <w:p>
+            <w:pPr>
+              <w:tabs>
+                <w:tab w:val="left" w:pos="2539"/>
+                <w:tab w:val="center" w:pos="3415"/>
+              </w:tabs>
+              <w:jc w:val="left"/>
+              <w:rPr>
+                <w:rFonts w:hint="default"/>
+                <w:b/>
+                <w:bCs/>
+                <w:vertAlign w:val="baseline"/>
+                <w:lang w:val="en-US" w:eastAsia="zh-CN"/>
+              </w:rPr>
+            </w:pPr>
+            <w:r>
+              <w:rPr>
+                <w:rFonts w:hint="eastAsia" w:cstheme="minorBidi"/>
+                <w:b/>
+                <w:bCs/>
+                <w:color w:val="EE822F" w:themeColor="accent2"/>
+                <w:kern w:val="2"/>
+                <w:sz w:val="21"/>
+                <w:szCs w:val="24"/>
+                <w:vertAlign w:val="baseline"/>
+                <w:lang w:val="en-US" w:eastAsia="zh-CN" w:bidi="ar-SA"/>
+                <w14:textFill>
+                  <w14:solidFill>
+                    <w14:schemeClr w14:val="accent2"/>
+                  </w14:solidFill>
+                </w14:textFill>
+              </w:rPr>
+              <w:t>节目宽度</w:t>
+            </w:r>
+          </w:p>
+        </w:tc>
+      </w:tr>
+      <w:tr>
+        <w:tblPrEx>
+          <w:tblBorders>
+            <w:top w:val="single" w:color="auto" w:sz="4" w:space="0"/>
+            <w:left w:val="single" w:color="auto" w:sz="4" w:space="0"/>
+            <w:bottom w:val="single" w:color="auto" w:sz="4" w:space="0"/>
+            <w:right w:val="single" w:color="auto" w:sz="4" w:space="0"/>
+            <w:insideH w:val="single" w:color="auto" w:sz="4" w:space="0"/>
+            <w:insideV w:val="single" w:color="auto" w:sz="4" w:space="0"/>
+          </w:tblBorders>
+          <w:tblCellMar>
+            <w:top w:w="0" w:type="dxa"/>
+            <w:left w:w="108" w:type="dxa"/>
+            <w:bottom w:w="0" w:type="dxa"/>
+            <w:right w:w="108" w:type="dxa"/>
+          </w:tblCellMar>
+        </w:tblPrEx>
+        <w:tc>
+          <w:tcPr>
+            <w:tcW w:w="681" w:type="dxa"/>
+            <w:shd w:val="clear" w:color="auto" w:fill="auto"/>
+            <w:vAlign w:val="center"/>
+          </w:tcPr>
+          <w:p>
+            <w:pPr>
+              <w:jc w:val="center"/>
+              <w:rPr>
+                <w:rFonts w:hint="default" w:asciiTheme="minorHAnsi" w:hAnsiTheme="minorHAnsi" w:eastAsiaTheme="minorEastAsia" w:cstheme="minorBidi"/>
+                <w:b/>
+                <w:bCs/>
+                <w:kern w:val="2"/>
+                <w:sz w:val="21"/>
+                <w:szCs w:val="24"/>
+                <w:vertAlign w:val="baseline"/>
+                <w:lang w:val="en-US" w:eastAsia="zh-CN" w:bidi="ar-SA"/>
+              </w:rPr>
+            </w:pPr>
+            <w:r>
+              <w:rPr>
+                <w:rFonts w:hint="eastAsia" w:asciiTheme="minorHAnsi" w:hAnsiTheme="minorHAnsi" w:eastAsiaTheme="minorEastAsia" w:cstheme="minorBidi"/>
+                <w:b/>
+                <w:bCs/>
+                <w:kern w:val="2"/>
+                <w:sz w:val="21"/>
+                <w:szCs w:val="24"/>
+                <w:vertAlign w:val="baseline"/>
+                <w:lang w:val="en-US" w:eastAsia="zh-CN" w:bidi="ar-SA"/>
+              </w:rPr>
+              <w:t>7</w:t>
+            </w:r>
+          </w:p>
+        </w:tc>
+        <w:tc>
+          <w:tcPr>
+            <w:tcW w:w="1652" w:type="dxa"/>
+            <w:shd w:val="clear" w:color="auto" w:fill="auto"/>
+            <w:vAlign w:val="center"/>
+          </w:tcPr>
+          <w:p>
+            <w:pPr>
+              <w:jc w:val="center"/>
+              <w:rPr>
+                <w:rFonts w:hint="eastAsia" w:asciiTheme="minorHAnsi" w:hAnsiTheme="minorHAnsi" w:eastAsiaTheme="minorEastAsia" w:cstheme="minorBidi"/>
+                <w:b/>
+                <w:bCs/>
+                <w:color w:val="0070C0"/>
+                <w:kern w:val="2"/>
+                <w:sz w:val="21"/>
+                <w:szCs w:val="24"/>
+                <w:vertAlign w:val="baseline"/>
+                <w:lang w:val="en-US" w:eastAsia="zh-CN" w:bidi="ar-SA"/>
+              </w:rPr>
+            </w:pPr>
+            <w:r>
+              <w:rPr>
+                <w:rFonts w:hint="eastAsia"/>
+                <w:b/>
+                <w:bCs/>
+                <w:color w:val="0070C0"/>
+                <w:vertAlign w:val="baseline"/>
+                <w:lang w:val="en-US" w:eastAsia="zh-CN"/>
+              </w:rPr>
+              <w:t>areaHeight</w:t>
+            </w:r>
+          </w:p>
+        </w:tc>
+        <w:tc>
+          <w:tcPr>
+            <w:tcW w:w="1199" w:type="dxa"/>
+            <w:shd w:val="clear" w:color="auto" w:fill="auto"/>
+            <w:vAlign w:val="center"/>
+          </w:tcPr>
+          <w:p>
+            <w:pPr>
+              <w:jc w:val="center"/>
+              <w:rPr>
+                <w:rFonts w:hint="eastAsia" w:asciiTheme="minorHAnsi" w:hAnsiTheme="minorHAnsi" w:eastAsiaTheme="minorEastAsia" w:cstheme="minorBidi"/>
+                <w:b/>
+                <w:bCs/>
+                <w:color w:val="FFC000"/>
+                <w:kern w:val="2"/>
+                <w:sz w:val="21"/>
+                <w:szCs w:val="24"/>
+                <w:vertAlign w:val="baseline"/>
+                <w:lang w:val="en-US" w:eastAsia="zh-CN" w:bidi="ar-SA"/>
+              </w:rPr>
+            </w:pPr>
+            <w:r>
+              <w:rPr>
+                <w:rFonts w:hint="eastAsia" w:cstheme="minorBidi"/>
+                <w:b/>
+                <w:bCs/>
+                <w:color w:val="FFC000"/>
+                <w:kern w:val="2"/>
+                <w:sz w:val="21"/>
+                <w:szCs w:val="24"/>
+                <w:vertAlign w:val="baseline"/>
+                <w:lang w:val="en-US" w:eastAsia="zh-CN" w:bidi="ar-SA"/>
+              </w:rPr>
+              <w:t>int</w:t>
+            </w:r>
+          </w:p>
+        </w:tc>
+        <w:tc>
+          <w:tcPr>
+            <w:tcW w:w="1372" w:type="dxa"/>
+            <w:shd w:val="clear" w:color="auto" w:fill="auto"/>
+            <w:vAlign w:val="center"/>
+          </w:tcPr>
+          <w:p>
+            <w:pPr>
+              <w:jc w:val="center"/>
+              <w:rPr>
+                <w:rFonts w:hint="eastAsia" w:asciiTheme="minorHAnsi" w:hAnsiTheme="minorHAnsi" w:eastAsiaTheme="minorEastAsia" w:cstheme="minorBidi"/>
+                <w:b/>
+                <w:bCs/>
+                <w:color w:val="FFC000"/>
+                <w:kern w:val="2"/>
+                <w:sz w:val="21"/>
+                <w:szCs w:val="24"/>
+                <w:vertAlign w:val="baseline"/>
+                <w:lang w:val="en-US" w:eastAsia="zh-CN" w:bidi="ar-SA"/>
+              </w:rPr>
+            </w:pPr>
+            <w:r>
+              <w:rPr>
+                <w:rFonts w:hint="eastAsia" w:cstheme="minorBidi"/>
+                <w:b/>
+                <w:bCs/>
+                <w:color w:val="FF0000"/>
+                <w:kern w:val="2"/>
+                <w:sz w:val="21"/>
+                <w:szCs w:val="24"/>
+                <w:vertAlign w:val="baseline"/>
+                <w:lang w:val="en-US" w:eastAsia="zh-CN" w:bidi="ar-SA"/>
+              </w:rPr>
+              <w:t>否</w:t>
+            </w:r>
+          </w:p>
+        </w:tc>
+        <w:tc>
+          <w:tcPr>
+            <w:tcW w:w="5058" w:type="dxa"/>
+            <w:shd w:val="clear" w:color="auto" w:fill="auto"/>
+            <w:vAlign w:val="center"/>
+          </w:tcPr>
+          <w:p>
+            <w:pPr>
+              <w:numPr>
+                <w:ilvl w:val="0"/>
+                <w:numId w:val="0"/>
+              </w:numPr>
+              <w:jc w:val="left"/>
+              <w:rPr>
+                <w:rFonts w:hint="eastAsia" w:asciiTheme="minorHAnsi" w:hAnsiTheme="minorHAnsi" w:eastAsiaTheme="minorEastAsia" w:cstheme="minorBidi"/>
+                <w:b/>
+                <w:bCs/>
+                <w:kern w:val="2"/>
+                <w:sz w:val="21"/>
+                <w:szCs w:val="24"/>
+                <w:vertAlign w:val="baseline"/>
+                <w:lang w:val="en-US" w:eastAsia="zh-CN" w:bidi="ar-SA"/>
+              </w:rPr>
+            </w:pPr>
+            <w:r>
+              <w:rPr>
+                <w:rFonts w:hint="eastAsia" w:cstheme="minorBidi"/>
+                <w:b/>
+                <w:bCs/>
+                <w:color w:val="EE822F" w:themeColor="accent2"/>
+                <w:kern w:val="2"/>
+                <w:sz w:val="21"/>
+                <w:szCs w:val="24"/>
+                <w:vertAlign w:val="baseline"/>
+                <w:lang w:val="en-US" w:eastAsia="zh-CN" w:bidi="ar-SA"/>
+                <w14:textFill>
+                  <w14:solidFill>
+                    <w14:schemeClr w14:val="accent2"/>
+                  </w14:solidFill>
+                </w14:textFill>
+              </w:rPr>
+              <w:t>节目高度</w:t>
+            </w:r>
+          </w:p>
+        </w:tc>
+      </w:tr>
+      <w:tr>
+        <w:tblPrEx>
+          <w:tblBorders>
+            <w:top w:val="single" w:color="auto" w:sz="4" w:space="0"/>
+            <w:left w:val="single" w:color="auto" w:sz="4" w:space="0"/>
+            <w:bottom w:val="single" w:color="auto" w:sz="4" w:space="0"/>
+            <w:right w:val="single" w:color="auto" w:sz="4" w:space="0"/>
+            <w:insideH w:val="single" w:color="auto" w:sz="4" w:space="0"/>
+            <w:insideV w:val="single" w:color="auto" w:sz="4" w:space="0"/>
+          </w:tblBorders>
+          <w:tblCellMar>
+            <w:top w:w="0" w:type="dxa"/>
+            <w:left w:w="108" w:type="dxa"/>
+            <w:bottom w:w="0" w:type="dxa"/>
+            <w:right w:w="108" w:type="dxa"/>
+          </w:tblCellMar>
+        </w:tblPrEx>
+        <w:tc>
+          <w:tcPr>
+            <w:tcW w:w="681" w:type="dxa"/>
+            <w:shd w:val="clear" w:color="auto" w:fill="auto"/>
+            <w:vAlign w:val="center"/>
+          </w:tcPr>
+          <w:p>
+            <w:pPr>
+              <w:jc w:val="center"/>
+              <w:rPr>
+                <w:rFonts w:hint="default" w:asciiTheme="minorHAnsi" w:hAnsiTheme="minorHAnsi" w:eastAsiaTheme="minorEastAsia" w:cstheme="minorBidi"/>
+                <w:b/>
+                <w:bCs/>
+                <w:kern w:val="2"/>
+                <w:sz w:val="21"/>
+                <w:szCs w:val="24"/>
+                <w:vertAlign w:val="baseline"/>
+                <w:lang w:val="en-US" w:eastAsia="zh-CN" w:bidi="ar-SA"/>
+              </w:rPr>
+            </w:pPr>
+            <w:r>
+              <w:rPr>
+                <w:rFonts w:hint="default" w:cstheme="minorBidi"/>
+                <w:b/>
+                <w:bCs/>
+                <w:kern w:val="2"/>
+                <w:sz w:val="21"/>
+                <w:szCs w:val="24"/>
+                <w:vertAlign w:val="baseline"/>
+                <w:lang w:val="en-US" w:eastAsia="zh-CN" w:bidi="ar-SA"/>
+              </w:rPr>
+              <w:t>8</w:t>
+            </w:r>
+          </w:p>
+        </w:tc>
+        <w:tc>
+          <w:tcPr>
+            <w:tcW w:w="1652" w:type="dxa"/>
+            <w:shd w:val="clear" w:color="auto" w:fill="auto"/>
+            <w:vAlign w:val="center"/>
+          </w:tcPr>
+          <w:p>
+            <w:pPr>
+              <w:jc w:val="center"/>
+              <w:rPr>
+                <w:rFonts w:hint="eastAsia" w:asciiTheme="minorHAnsi" w:hAnsiTheme="minorHAnsi" w:eastAsiaTheme="minorEastAsia" w:cstheme="minorBidi"/>
+                <w:b/>
+                <w:bCs/>
+                <w:color w:val="0070C0"/>
+                <w:kern w:val="2"/>
+                <w:sz w:val="21"/>
+                <w:szCs w:val="24"/>
+                <w:vertAlign w:val="baseline"/>
+                <w:lang w:val="en-US" w:eastAsia="zh-CN" w:bidi="ar-SA"/>
+              </w:rPr>
+            </w:pPr>
+            <w:r>
+              <w:rPr>
+                <w:rFonts w:hint="default"/>
+                <w:b/>
+                <w:bCs/>
+                <w:color w:val="0070C0"/>
+                <w:vertAlign w:val="baseline"/>
+                <w:lang w:val="en-US" w:eastAsia="zh-CN"/>
+              </w:rPr>
+              <w:t>fontName</w:t>
+            </w:r>
+          </w:p>
+        </w:tc>
+        <w:tc>
+          <w:tcPr>
+            <w:tcW w:w="1199" w:type="dxa"/>
+            <w:shd w:val="clear" w:color="auto" w:fill="auto"/>
+            <w:vAlign w:val="center"/>
+          </w:tcPr>
+          <w:p>
+            <w:pPr>
+              <w:jc w:val="center"/>
+              <w:rPr>
+                <w:rFonts w:hint="default" w:asciiTheme="minorHAnsi" w:hAnsiTheme="minorHAnsi" w:eastAsiaTheme="minorEastAsia" w:cstheme="minorBidi"/>
+                <w:b/>
+                <w:bCs/>
+                <w:color w:val="FFC000"/>
+                <w:kern w:val="2"/>
+                <w:sz w:val="21"/>
+                <w:szCs w:val="24"/>
+                <w:vertAlign w:val="baseline"/>
+                <w:lang w:val="en-US" w:eastAsia="zh-CN" w:bidi="ar-SA"/>
+              </w:rPr>
+            </w:pPr>
+            <w:r>
+              <w:rPr>
+                <w:rFonts w:hint="eastAsia" w:cstheme="minorBidi"/>
+                <w:b/>
+                <w:bCs/>
+                <w:color w:val="FFC000"/>
+                <w:kern w:val="2"/>
+                <w:sz w:val="21"/>
+                <w:szCs w:val="24"/>
+                <w:vertAlign w:val="baseline"/>
+                <w:lang w:val="en-US" w:eastAsia="zh-CN" w:bidi="ar-SA"/>
+              </w:rPr>
+              <w:t>string</w:t>
+            </w:r>
+          </w:p>
+        </w:tc>
+        <w:tc>
+          <w:tcPr>
+            <w:tcW w:w="1372" w:type="dxa"/>
+            <w:shd w:val="clear" w:color="auto" w:fill="auto"/>
+            <w:vAlign w:val="center"/>
+          </w:tcPr>
+          <w:p>
+            <w:pPr>
+              <w:jc w:val="center"/>
+              <w:rPr>
+                <w:rFonts w:hint="eastAsia" w:asciiTheme="minorHAnsi" w:hAnsiTheme="minorHAnsi" w:eastAsiaTheme="minorEastAsia" w:cstheme="minorBidi"/>
+                <w:b/>
+                <w:bCs/>
+                <w:color w:val="FF0000"/>
+                <w:kern w:val="2"/>
+                <w:sz w:val="21"/>
+                <w:szCs w:val="24"/>
+                <w:vertAlign w:val="baseline"/>
+                <w:lang w:val="en-US" w:eastAsia="zh-CN" w:bidi="ar-SA"/>
+              </w:rPr>
+            </w:pPr>
+            <w:r>
+              <w:rPr>
+                <w:rFonts w:hint="eastAsia" w:cstheme="minorBidi"/>
+                <w:b/>
+                <w:bCs/>
+                <w:color w:val="FF0000"/>
+                <w:kern w:val="2"/>
+                <w:sz w:val="21"/>
+                <w:szCs w:val="24"/>
+                <w:vertAlign w:val="baseline"/>
+                <w:lang w:val="en-US" w:eastAsia="zh-CN" w:bidi="ar-SA"/>
+              </w:rPr>
+              <w:t>否</w:t>
+            </w:r>
+          </w:p>
+        </w:tc>
+        <w:tc>
+          <w:tcPr>
+            <w:tcW w:w="5058" w:type="dxa"/>
+            <w:shd w:val="clear" w:color="auto" w:fill="auto"/>
+            <w:vAlign w:val="center"/>
+          </w:tcPr>
+          <w:p>
+            <w:pPr>
+              <w:numPr>
+                <w:ilvl w:val="0"/>
+                <w:numId w:val="0"/>
+              </w:numPr>
+              <w:ind w:left="0" w:leftChars="0" w:firstLine="0" w:firstLineChars="0"/>
+              <w:jc w:val="left"/>
+              <w:rPr>
+                <w:rFonts w:hint="default" w:asciiTheme="minorHAnsi" w:hAnsiTheme="minorHAnsi" w:eastAsiaTheme="minorEastAsia" w:cstheme="minorBidi"/>
+                <w:b/>
+                <w:bCs/>
+                <w:color w:val="auto"/>
+                <w:kern w:val="2"/>
+                <w:sz w:val="21"/>
+                <w:szCs w:val="24"/>
+                <w:vertAlign w:val="baseline"/>
+                <w:lang w:val="en-US" w:eastAsia="zh-CN" w:bidi="ar-SA"/>
+              </w:rPr>
+            </w:pPr>
+            <w:r>
+              <w:rPr>
+                <w:rFonts w:hint="eastAsia" w:cstheme="minorBidi"/>
+                <w:b/>
+                <w:bCs/>
+                <w:color w:val="EE822F" w:themeColor="accent2"/>
+                <w:kern w:val="2"/>
+                <w:sz w:val="21"/>
+                <w:szCs w:val="24"/>
+                <w:vertAlign w:val="baseline"/>
+                <w:lang w:val="en-US" w:eastAsia="zh-CN" w:bidi="ar-SA"/>
+                <w14:textFill>
+                  <w14:solidFill>
+                    <w14:schemeClr w14:val="accent2"/>
+                  </w14:solidFill>
+                </w14:textFill>
+              </w:rPr>
+              <w:t>节目字体</w:t>
+            </w:r>
+          </w:p>
+        </w:tc>
+      </w:tr>
+      <w:tr>
+        <w:tblPrEx>
+          <w:tblBorders>
+            <w:top w:val="single" w:color="auto" w:sz="4" w:space="0"/>
+            <w:left w:val="single" w:color="auto" w:sz="4" w:space="0"/>
+            <w:bottom w:val="single" w:color="auto" w:sz="4" w:space="0"/>
+            <w:right w:val="single" w:color="auto" w:sz="4" w:space="0"/>
+            <w:insideH w:val="single" w:color="auto" w:sz="4" w:space="0"/>
+            <w:insideV w:val="single" w:color="auto" w:sz="4" w:space="0"/>
+          </w:tblBorders>
+          <w:tblCellMar>
+            <w:top w:w="0" w:type="dxa"/>
+            <w:left w:w="108" w:type="dxa"/>
+            <w:bottom w:w="0" w:type="dxa"/>
+            <w:right w:w="108" w:type="dxa"/>
+          </w:tblCellMar>
+        </w:tblPrEx>
+        <w:tc>
+          <w:tcPr>
+            <w:tcW w:w="681" w:type="dxa"/>
+            <w:shd w:val="clear" w:color="auto" w:fill="auto"/>
+            <w:vAlign w:val="center"/>
+          </w:tcPr>
+          <w:p>
+            <w:pPr>
+              <w:jc w:val="center"/>
+              <w:rPr>
+                <w:rFonts w:hint="default" w:cstheme="minorBidi"/>
+                <w:b/>
+                <w:bCs/>
+                <w:kern w:val="2"/>
+                <w:sz w:val="21"/>
+                <w:szCs w:val="24"/>
+                <w:vertAlign w:val="baseline"/>
+                <w:lang w:val="en-US" w:eastAsia="zh-CN" w:bidi="ar-SA"/>
+              </w:rPr>
+            </w:pPr>
+            <w:r>
+              <w:rPr>
+                <w:rFonts w:hint="eastAsia" w:cstheme="minorBidi"/>
+                <w:b/>
+                <w:bCs/>
+                <w:kern w:val="2"/>
+                <w:sz w:val="21"/>
+                <w:szCs w:val="24"/>
+                <w:vertAlign w:val="baseline"/>
+                <w:lang w:val="en-US" w:eastAsia="zh-CN" w:bidi="ar-SA"/>
+              </w:rPr>
+              <w:t>9</w:t>
+            </w:r>
+          </w:p>
+        </w:tc>
+        <w:tc>
+          <w:tcPr>
+            <w:tcW w:w="1652" w:type="dxa"/>
+            <w:shd w:val="clear" w:color="auto" w:fill="auto"/>
+            <w:vAlign w:val="center"/>
+          </w:tcPr>
+          <w:p>
+            <w:pPr>
+              <w:jc w:val="center"/>
+              <w:rPr>
+                <w:rFonts w:hint="default"/>
+                <w:b/>
+                <w:bCs/>
+                <w:color w:val="0070C0"/>
+                <w:vertAlign w:val="baseline"/>
+                <w:lang w:val="en-US" w:eastAsia="zh-CN"/>
+              </w:rPr>
+            </w:pPr>
+            <w:r>
+              <w:rPr>
+                <w:rFonts w:hint="default"/>
+                <w:b/>
+                <w:bCs/>
+                <w:color w:val="0070C0"/>
+                <w:vertAlign w:val="baseline"/>
+                <w:lang w:val="en-US" w:eastAsia="zh-CN"/>
+              </w:rPr>
+              <w:t>fontSize</w:t>
+            </w:r>
+          </w:p>
+        </w:tc>
+        <w:tc>
+          <w:tcPr>
+            <w:tcW w:w="1199" w:type="dxa"/>
+            <w:shd w:val="clear" w:color="auto" w:fill="auto"/>
+            <w:vAlign w:val="center"/>
+          </w:tcPr>
+          <w:p>
+            <w:pPr>
+              <w:jc w:val="center"/>
+              <w:rPr>
+                <w:rFonts w:hint="eastAsia" w:cstheme="minorBidi"/>
+                <w:b/>
+                <w:bCs/>
+                <w:color w:val="FFC000"/>
+                <w:kern w:val="2"/>
+                <w:sz w:val="21"/>
+                <w:szCs w:val="24"/>
+                <w:vertAlign w:val="baseline"/>
+                <w:lang w:val="en-US" w:eastAsia="zh-CN" w:bidi="ar-SA"/>
+              </w:rPr>
+            </w:pPr>
+            <w:r>
+              <w:rPr>
+                <w:rFonts w:hint="eastAsia" w:cstheme="minorBidi"/>
+                <w:b/>
+                <w:bCs/>
+                <w:color w:val="FFC000"/>
+                <w:kern w:val="2"/>
+                <w:sz w:val="21"/>
+                <w:szCs w:val="24"/>
+                <w:vertAlign w:val="baseline"/>
+                <w:lang w:val="en-US" w:eastAsia="zh-CN" w:bidi="ar-SA"/>
+              </w:rPr>
+              <w:t>int</w:t>
+            </w:r>
+          </w:p>
+        </w:tc>
+        <w:tc>
+          <w:tcPr>
+            <w:tcW w:w="1372" w:type="dxa"/>
+            <w:shd w:val="clear" w:color="auto" w:fill="auto"/>
+            <w:vAlign w:val="center"/>
+          </w:tcPr>
+          <w:p>
+            <w:pPr>
+              <w:tabs>
+                <w:tab w:val="left" w:pos="439"/>
+              </w:tabs>
+              <w:jc w:val="left"/>
+              <w:rPr>
+                <w:rFonts w:hint="eastAsia" w:cstheme="minorBidi"/>
+                <w:b/>
+                <w:bCs/>
+                <w:color w:val="FF0000"/>
+                <w:kern w:val="2"/>
+                <w:sz w:val="21"/>
+                <w:szCs w:val="24"/>
+                <w:vertAlign w:val="baseline"/>
+                <w:lang w:val="en-US" w:eastAsia="zh-CN" w:bidi="ar-SA"/>
+              </w:rPr>
+            </w:pPr>
+            <w:r>
+              <w:rPr>
+                <w:rFonts w:hint="eastAsia" w:cstheme="minorBidi"/>
+                <w:b/>
+                <w:bCs/>
+                <w:color w:val="FF0000"/>
+                <w:kern w:val="2"/>
+                <w:sz w:val="21"/>
+                <w:szCs w:val="24"/>
+                <w:vertAlign w:val="baseline"/>
+                <w:lang w:val="en-US" w:eastAsia="zh-CN" w:bidi="ar-SA"/>
+              </w:rPr>
+              <w:tab/>
+            </w:r>
+            <w:r>
+              <w:rPr>
+                <w:rFonts w:hint="eastAsia" w:cstheme="minorBidi"/>
+                <w:b/>
+                <w:bCs/>
+                <w:color w:val="FF0000"/>
+                <w:kern w:val="2"/>
+                <w:sz w:val="21"/>
+                <w:szCs w:val="24"/>
+                <w:vertAlign w:val="baseline"/>
+                <w:lang w:val="en-US" w:eastAsia="zh-CN" w:bidi="ar-SA"/>
+              </w:rPr>
+              <w:t>否</w:t>
+            </w:r>
+          </w:p>
+        </w:tc>
+        <w:tc>
+          <w:tcPr>
+            <w:tcW w:w="5058" w:type="dxa"/>
+            <w:shd w:val="clear" w:color="auto" w:fill="auto"/>
+            <w:vAlign w:val="center"/>
+          </w:tcPr>
+          <w:p>
+            <w:pPr>
+              <w:numPr>
+                <w:ilvl w:val="0"/>
+                <w:numId w:val="0"/>
+              </w:numPr>
+              <w:ind w:left="0" w:leftChars="0" w:firstLine="0" w:firstLineChars="0"/>
+              <w:jc w:val="left"/>
+              <w:rPr>
+                <w:rFonts w:hint="default" w:cstheme="minorBidi"/>
+                <w:b/>
+                <w:bCs/>
+                <w:color w:val="EE822F" w:themeColor="accent2"/>
+                <w:kern w:val="2"/>
+                <w:sz w:val="21"/>
+                <w:szCs w:val="24"/>
+                <w:vertAlign w:val="baseline"/>
+                <w:lang w:val="en-US" w:eastAsia="zh-CN" w:bidi="ar-SA"/>
+                <w14:textFill>
+                  <w14:solidFill>
+                    <w14:schemeClr w14:val="accent2"/>
+                  </w14:solidFill>
+                </w14:textFill>
+              </w:rPr>
+            </w:pPr>
+            <w:r>
+              <w:rPr>
+                <w:rFonts w:hint="eastAsia" w:cstheme="minorBidi"/>
+                <w:b/>
+                <w:bCs/>
+                <w:color w:val="EE822F" w:themeColor="accent2"/>
+                <w:kern w:val="2"/>
+                <w:sz w:val="21"/>
+                <w:szCs w:val="24"/>
+                <w:vertAlign w:val="baseline"/>
+                <w:lang w:val="en-US" w:eastAsia="zh-CN" w:bidi="ar-SA"/>
+                <w14:textFill>
+                  <w14:solidFill>
+                    <w14:schemeClr w14:val="accent2"/>
+                  </w14:solidFill>
+                </w14:textFill>
+              </w:rPr>
+              <w:t>字体尺寸</w:t>
+            </w:r>
+          </w:p>
+        </w:tc>
+      </w:tr>
+      <w:tr>
+        <w:tblPrEx>
+          <w:tblBorders>
+            <w:top w:val="single" w:color="auto" w:sz="4" w:space="0"/>
+            <w:left w:val="single" w:color="auto" w:sz="4" w:space="0"/>
+            <w:bottom w:val="single" w:color="auto" w:sz="4" w:space="0"/>
+            <w:right w:val="single" w:color="auto" w:sz="4" w:space="0"/>
+            <w:insideH w:val="single" w:color="auto" w:sz="4" w:space="0"/>
+            <w:insideV w:val="single" w:color="auto" w:sz="4" w:space="0"/>
+          </w:tblBorders>
+          <w:tblCellMar>
+            <w:top w:w="0" w:type="dxa"/>
+            <w:left w:w="108" w:type="dxa"/>
+            <w:bottom w:w="0" w:type="dxa"/>
+            <w:right w:w="108" w:type="dxa"/>
+          </w:tblCellMar>
+        </w:tblPrEx>
+        <w:tc>
+          <w:tcPr>
+            <w:tcW w:w="681" w:type="dxa"/>
+            <w:shd w:val="clear" w:color="auto" w:fill="auto"/>
+            <w:vAlign w:val="center"/>
+          </w:tcPr>
+          <w:p>
+            <w:pPr>
+              <w:jc w:val="center"/>
+              <w:rPr>
+                <w:rFonts w:hint="default" w:cstheme="minorBidi"/>
+                <w:b/>
+                <w:bCs/>
+                <w:kern w:val="2"/>
+                <w:sz w:val="21"/>
+                <w:szCs w:val="24"/>
+                <w:vertAlign w:val="baseline"/>
+                <w:lang w:val="en-US" w:eastAsia="zh-CN" w:bidi="ar-SA"/>
+              </w:rPr>
+            </w:pPr>
+            <w:r>
+              <w:rPr>
+                <w:rFonts w:hint="eastAsia" w:cstheme="minorBidi"/>
+                <w:b/>
+                <w:bCs/>
+                <w:kern w:val="2"/>
+                <w:sz w:val="21"/>
+                <w:szCs w:val="24"/>
+                <w:vertAlign w:val="baseline"/>
+                <w:lang w:val="en-US" w:eastAsia="zh-CN" w:bidi="ar-SA"/>
+              </w:rPr>
+              <w:t>10</w:t>
+            </w:r>
+          </w:p>
+        </w:tc>
+        <w:tc>
+          <w:tcPr>
+            <w:tcW w:w="1652" w:type="dxa"/>
+            <w:shd w:val="clear" w:color="auto" w:fill="auto"/>
+            <w:vAlign w:val="center"/>
+          </w:tcPr>
+          <w:p>
+            <w:pPr>
+              <w:jc w:val="center"/>
+              <w:rPr>
+                <w:rFonts w:hint="default"/>
+                <w:b/>
+                <w:bCs/>
+                <w:color w:val="0070C0"/>
+                <w:vertAlign w:val="baseline"/>
+                <w:lang w:val="en-US" w:eastAsia="zh-CN"/>
+              </w:rPr>
+            </w:pPr>
+            <w:r>
+              <w:rPr>
+                <w:rFonts w:hint="default"/>
+                <w:b/>
+                <w:bCs/>
+                <w:color w:val="0070C0"/>
+                <w:vertAlign w:val="baseline"/>
+                <w:lang w:val="en-US" w:eastAsia="zh-CN"/>
+              </w:rPr>
+              <w:t>content</w:t>
+            </w:r>
+          </w:p>
+        </w:tc>
+        <w:tc>
+          <w:tcPr>
+            <w:tcW w:w="1199" w:type="dxa"/>
+            <w:shd w:val="clear" w:color="auto" w:fill="auto"/>
+            <w:vAlign w:val="center"/>
+          </w:tcPr>
+          <w:p>
+            <w:pPr>
+              <w:jc w:val="center"/>
+              <w:rPr>
+                <w:rFonts w:hint="eastAsia" w:cstheme="minorBidi"/>
+                <w:b/>
+                <w:bCs/>
+                <w:color w:val="FFC000"/>
+                <w:kern w:val="2"/>
+                <w:sz w:val="21"/>
+                <w:szCs w:val="24"/>
+                <w:vertAlign w:val="baseline"/>
+                <w:lang w:val="en-US" w:eastAsia="zh-CN" w:bidi="ar-SA"/>
+              </w:rPr>
+            </w:pPr>
+            <w:r>
+              <w:rPr>
+                <w:rFonts w:hint="eastAsia" w:cstheme="minorBidi"/>
+                <w:b/>
+                <w:bCs/>
+                <w:color w:val="FFC000"/>
+                <w:kern w:val="2"/>
+                <w:sz w:val="21"/>
+                <w:szCs w:val="24"/>
+                <w:vertAlign w:val="baseline"/>
+                <w:lang w:val="en-US" w:eastAsia="zh-CN" w:bidi="ar-SA"/>
+              </w:rPr>
+              <w:t>string</w:t>
+            </w:r>
+          </w:p>
+        </w:tc>
+        <w:tc>
+          <w:tcPr>
+            <w:tcW w:w="1372" w:type="dxa"/>
+            <w:shd w:val="clear" w:color="auto" w:fill="auto"/>
+            <w:vAlign w:val="center"/>
+          </w:tcPr>
+          <w:p>
+            <w:pPr>
+              <w:ind w:firstLine="456" w:firstLineChars="0"/>
+              <w:jc w:val="left"/>
+              <w:rPr>
+                <w:rFonts w:hint="eastAsia" w:cstheme="minorBidi"/>
+                <w:b/>
+                <w:bCs/>
+                <w:color w:val="FF0000"/>
+                <w:kern w:val="2"/>
+                <w:sz w:val="21"/>
+                <w:szCs w:val="24"/>
+                <w:vertAlign w:val="baseline"/>
+                <w:lang w:val="en-US" w:eastAsia="zh-CN" w:bidi="ar-SA"/>
+              </w:rPr>
+            </w:pPr>
+            <w:r>
+              <w:rPr>
+                <w:rFonts w:hint="eastAsia" w:cstheme="minorBidi"/>
+                <w:b/>
+                <w:bCs/>
+                <w:color w:val="FF0000"/>
+                <w:kern w:val="2"/>
+                <w:sz w:val="21"/>
+                <w:szCs w:val="24"/>
+                <w:vertAlign w:val="baseline"/>
+                <w:lang w:val="en-US" w:eastAsia="zh-CN" w:bidi="ar-SA"/>
+              </w:rPr>
+              <w:t>否</w:t>
+            </w:r>
+          </w:p>
+        </w:tc>
+        <w:tc>
+          <w:tcPr>
+            <w:tcW w:w="5058" w:type="dxa"/>
+            <w:shd w:val="clear" w:color="auto" w:fill="auto"/>
+            <w:vAlign w:val="center"/>
+          </w:tcPr>
+          <w:p>
+            <w:pPr>
+              <w:numPr>
+                <w:ilvl w:val="0"/>
+                <w:numId w:val="0"/>
+              </w:numPr>
+              <w:ind w:left="0" w:leftChars="0" w:firstLine="0" w:firstLineChars="0"/>
+              <w:jc w:val="left"/>
+              <w:rPr>
+                <w:rFonts w:hint="default" w:cstheme="minorBidi"/>
+                <w:b/>
+                <w:bCs/>
+                <w:color w:val="EE822F" w:themeColor="accent2"/>
+                <w:kern w:val="2"/>
+                <w:sz w:val="21"/>
+                <w:szCs w:val="24"/>
+                <w:vertAlign w:val="baseline"/>
+                <w:lang w:val="en-US" w:eastAsia="zh-CN" w:bidi="ar-SA"/>
+                <w14:textFill>
+                  <w14:solidFill>
+                    <w14:schemeClr w14:val="accent2"/>
+                  </w14:solidFill>
+                </w14:textFill>
+              </w:rPr>
+            </w:pPr>
+            <w:r>
+              <w:rPr>
+                <w:rFonts w:hint="eastAsia" w:cstheme="minorBidi"/>
+                <w:b/>
+                <w:bCs/>
+                <w:color w:val="EE822F" w:themeColor="accent2"/>
+                <w:kern w:val="2"/>
+                <w:sz w:val="21"/>
+                <w:szCs w:val="24"/>
+                <w:vertAlign w:val="baseline"/>
+                <w:lang w:val="en-US" w:eastAsia="zh-CN" w:bidi="ar-SA"/>
+                <w14:textFill>
+                  <w14:solidFill>
+                    <w14:schemeClr w14:val="accent2"/>
+                  </w14:solidFill>
+                </w14:textFill>
+              </w:rPr>
+              <w:t>节目内容</w:t>
+            </w:r>
+          </w:p>
+        </w:tc>
+      </w:tr>
+      <w:tr>
+        <w:tblPrEx>
+          <w:tblBorders>
+            <w:top w:val="single" w:color="auto" w:sz="4" w:space="0"/>
+            <w:left w:val="single" w:color="auto" w:sz="4" w:space="0"/>
+            <w:bottom w:val="single" w:color="auto" w:sz="4" w:space="0"/>
+            <w:right w:val="single" w:color="auto" w:sz="4" w:space="0"/>
+            <w:insideH w:val="single" w:color="auto" w:sz="4" w:space="0"/>
+            <w:insideV w:val="single" w:color="auto" w:sz="4" w:space="0"/>
+          </w:tblBorders>
+          <w:tblCellMar>
+            <w:top w:w="0" w:type="dxa"/>
+            <w:left w:w="108" w:type="dxa"/>
+            <w:bottom w:w="0" w:type="dxa"/>
+            <w:right w:w="108" w:type="dxa"/>
+          </w:tblCellMar>
+        </w:tblPrEx>
+        <w:tc>
+          <w:tcPr>
+            <w:tcW w:w="681" w:type="dxa"/>
+            <w:shd w:val="clear" w:color="auto" w:fill="auto"/>
+            <w:vAlign w:val="center"/>
+          </w:tcPr>
+          <w:p>
+            <w:pPr>
+              <w:jc w:val="center"/>
+              <w:rPr>
+                <w:rFonts w:hint="default" w:cstheme="minorBidi"/>
+                <w:b/>
+                <w:bCs/>
+                <w:kern w:val="2"/>
+                <w:sz w:val="21"/>
+                <w:szCs w:val="24"/>
+                <w:vertAlign w:val="baseline"/>
+                <w:lang w:val="en-US" w:eastAsia="zh-CN" w:bidi="ar-SA"/>
+              </w:rPr>
+            </w:pPr>
+            <w:r>
+              <w:rPr>
+                <w:rFonts w:hint="default" w:cstheme="minorBidi"/>
+                <w:b/>
+                <w:bCs/>
+                <w:kern w:val="2"/>
+                <w:sz w:val="21"/>
+                <w:szCs w:val="24"/>
+                <w:vertAlign w:val="baseline"/>
+                <w:lang w:val="en-US" w:eastAsia="zh-CN" w:bidi="ar-SA"/>
+              </w:rPr>
+              <w:t>11</w:t>
+            </w:r>
+          </w:p>
+        </w:tc>
+        <w:tc>
+          <w:tcPr>
+            <w:tcW w:w="1652" w:type="dxa"/>
+            <w:shd w:val="clear" w:color="auto" w:fill="auto"/>
+            <w:vAlign w:val="center"/>
+          </w:tcPr>
+          <w:p>
+            <w:pPr>
+              <w:jc w:val="center"/>
+              <w:rPr>
+                <w:rFonts w:hint="default"/>
+                <w:b/>
+                <w:bCs/>
+                <w:color w:val="0070C0"/>
+                <w:vertAlign w:val="baseline"/>
+                <w:lang w:val="en-US" w:eastAsia="zh-CN"/>
+              </w:rPr>
+            </w:pPr>
+            <w:r>
+              <w:rPr>
+                <w:rFonts w:hint="default"/>
+                <w:b/>
+                <w:bCs/>
+                <w:color w:val="0070C0"/>
+                <w:vertAlign w:val="baseline"/>
+                <w:lang w:val="en-US" w:eastAsia="zh-CN"/>
+              </w:rPr>
+              <w:t>Halign</w:t>
+            </w:r>
+          </w:p>
+        </w:tc>
+        <w:tc>
+          <w:tcPr>
+            <w:tcW w:w="1199" w:type="dxa"/>
+            <w:shd w:val="clear" w:color="auto" w:fill="auto"/>
+            <w:vAlign w:val="center"/>
+          </w:tcPr>
+          <w:p>
+            <w:pPr>
+              <w:jc w:val="center"/>
+              <w:rPr>
+                <w:rFonts w:hint="eastAsia" w:cstheme="minorBidi"/>
+                <w:b/>
+                <w:bCs/>
+                <w:color w:val="FFC000"/>
+                <w:kern w:val="2"/>
+                <w:sz w:val="21"/>
+                <w:szCs w:val="24"/>
+                <w:vertAlign w:val="baseline"/>
+                <w:lang w:val="en-US" w:eastAsia="zh-CN" w:bidi="ar-SA"/>
+              </w:rPr>
+            </w:pPr>
+            <w:r>
+              <w:rPr>
+                <w:rFonts w:hint="eastAsia" w:cstheme="minorBidi"/>
+                <w:b/>
+                <w:bCs/>
+                <w:color w:val="FFC000"/>
+                <w:kern w:val="2"/>
+                <w:sz w:val="21"/>
+                <w:szCs w:val="24"/>
+                <w:vertAlign w:val="baseline"/>
+                <w:lang w:val="en-US" w:eastAsia="zh-CN" w:bidi="ar-SA"/>
+              </w:rPr>
+              <w:t>int</w:t>
+            </w:r>
+          </w:p>
+        </w:tc>
+        <w:tc>
+          <w:tcPr>
+            <w:tcW w:w="1372" w:type="dxa"/>
+            <w:shd w:val="clear" w:color="auto" w:fill="auto"/>
+            <w:vAlign w:val="center"/>
+          </w:tcPr>
+          <w:p>
+            <w:pPr>
+              <w:ind w:firstLine="456" w:firstLineChars="0"/>
+              <w:jc w:val="left"/>
+              <w:rPr>
+                <w:rFonts w:hint="eastAsia" w:cstheme="minorBidi"/>
+                <w:b/>
+                <w:bCs/>
+                <w:color w:val="FF0000"/>
+                <w:kern w:val="2"/>
+                <w:sz w:val="21"/>
+                <w:szCs w:val="24"/>
+                <w:vertAlign w:val="baseline"/>
+                <w:lang w:val="en-US" w:eastAsia="zh-CN" w:bidi="ar-SA"/>
+              </w:rPr>
+            </w:pPr>
+            <w:r>
+              <w:rPr>
+                <w:rFonts w:hint="eastAsia" w:cstheme="minorBidi"/>
+                <w:b/>
+                <w:bCs/>
+                <w:color w:val="FF0000"/>
+                <w:kern w:val="2"/>
+                <w:sz w:val="21"/>
+                <w:szCs w:val="24"/>
+                <w:vertAlign w:val="baseline"/>
+                <w:lang w:val="en-US" w:eastAsia="zh-CN" w:bidi="ar-SA"/>
+              </w:rPr>
+              <w:t>否</w:t>
+            </w:r>
+          </w:p>
+        </w:tc>
+        <w:tc>
+          <w:tcPr>
+            <w:tcW w:w="5058" w:type="dxa"/>
+            <w:shd w:val="clear" w:color="auto" w:fill="auto"/>
+            <w:vAlign w:val="center"/>
+          </w:tcPr>
+          <w:p>
+            <w:pPr>
+              <w:numPr>
+                <w:ilvl w:val="0"/>
+                <w:numId w:val="0"/>
+              </w:numPr>
+              <w:ind w:left="0" w:leftChars="0" w:firstLine="0" w:firstLineChars="0"/>
+              <w:jc w:val="left"/>
+              <w:rPr>
+                <w:rFonts w:hint="eastAsia" w:cstheme="minorBidi"/>
+                <w:b/>
+                <w:bCs/>
+                <w:color w:val="EE822F" w:themeColor="accent2"/>
+                <w:kern w:val="2"/>
+                <w:sz w:val="21"/>
+                <w:szCs w:val="24"/>
+                <w:vertAlign w:val="baseline"/>
+                <w:lang w:val="en-US" w:eastAsia="zh-CN" w:bidi="ar-SA"/>
+                <w14:textFill>
+                  <w14:solidFill>
+                    <w14:schemeClr w14:val="accent2"/>
+                  </w14:solidFill>
+                </w14:textFill>
+              </w:rPr>
+            </w:pPr>
+            <w:r>
+              <w:rPr>
+                <w:rFonts w:hint="eastAsia" w:cstheme="minorBidi"/>
+                <w:b/>
+                <w:bCs/>
+                <w:color w:val="EE822F" w:themeColor="accent2"/>
+                <w:kern w:val="2"/>
+                <w:sz w:val="21"/>
+                <w:szCs w:val="24"/>
+                <w:vertAlign w:val="baseline"/>
+                <w:lang w:val="en-US" w:eastAsia="zh-CN" w:bidi="ar-SA"/>
+                <w14:textFill>
+                  <w14:solidFill>
+                    <w14:schemeClr w14:val="accent2"/>
+                  </w14:solidFill>
+                </w14:textFill>
+              </w:rPr>
+              <w:t>横向对齐方式（0系统自适应、1左对齐、2居中、3右对齐）</w:t>
+            </w:r>
+          </w:p>
+        </w:tc>
+      </w:tr>
+      <w:tr>
+        <w:tblPrEx>
+          <w:tblBorders>
+            <w:top w:val="single" w:color="auto" w:sz="4" w:space="0"/>
+            <w:left w:val="single" w:color="auto" w:sz="4" w:space="0"/>
+            <w:bottom w:val="single" w:color="auto" w:sz="4" w:space="0"/>
+            <w:right w:val="single" w:color="auto" w:sz="4" w:space="0"/>
+            <w:insideH w:val="single" w:color="auto" w:sz="4" w:space="0"/>
+            <w:insideV w:val="single" w:color="auto" w:sz="4" w:space="0"/>
+          </w:tblBorders>
+          <w:tblCellMar>
+            <w:top w:w="0" w:type="dxa"/>
+            <w:left w:w="108" w:type="dxa"/>
+            <w:bottom w:w="0" w:type="dxa"/>
+            <w:right w:w="108" w:type="dxa"/>
+          </w:tblCellMar>
+        </w:tblPrEx>
+        <w:tc>
+          <w:tcPr>
+            <w:tcW w:w="681" w:type="dxa"/>
+            <w:shd w:val="clear" w:color="auto" w:fill="auto"/>
+            <w:vAlign w:val="center"/>
+          </w:tcPr>
+          <w:p>
+            <w:pPr>
+              <w:jc w:val="center"/>
+              <w:rPr>
+                <w:rFonts w:hint="default" w:cstheme="minorBidi"/>
+                <w:b/>
+                <w:bCs/>
+                <w:kern w:val="2"/>
+                <w:sz w:val="21"/>
+                <w:szCs w:val="24"/>
+                <w:vertAlign w:val="baseline"/>
+                <w:lang w:val="en-US" w:eastAsia="zh-CN" w:bidi="ar-SA"/>
+              </w:rPr>
+            </w:pPr>
+            <w:r>
+              <w:rPr>
+                <w:rFonts w:hint="default" w:cstheme="minorBidi"/>
+                <w:b/>
+                <w:bCs/>
+                <w:kern w:val="2"/>
+                <w:sz w:val="21"/>
+                <w:szCs w:val="24"/>
+                <w:vertAlign w:val="baseline"/>
+                <w:lang w:val="en-US" w:eastAsia="zh-CN" w:bidi="ar-SA"/>
+              </w:rPr>
+              <w:t>12</w:t>
+            </w:r>
+          </w:p>
+        </w:tc>
+        <w:tc>
+          <w:tcPr>
+            <w:tcW w:w="1652" w:type="dxa"/>
+            <w:shd w:val="clear" w:color="auto" w:fill="auto"/>
+            <w:vAlign w:val="center"/>
+          </w:tcPr>
+          <w:p>
+            <w:pPr>
+              <w:jc w:val="center"/>
+              <w:rPr>
+                <w:rFonts w:hint="default"/>
+                <w:b/>
+                <w:bCs/>
+                <w:color w:val="0070C0"/>
+                <w:vertAlign w:val="baseline"/>
+                <w:lang w:val="en-US" w:eastAsia="zh-CN"/>
+              </w:rPr>
+            </w:pPr>
+            <w:r>
+              <w:rPr>
+                <w:rFonts w:hint="default"/>
+                <w:b/>
+                <w:bCs/>
+                <w:color w:val="0070C0"/>
+                <w:vertAlign w:val="baseline"/>
+                <w:lang w:val="en-US" w:eastAsia="zh-CN"/>
+              </w:rPr>
+              <w:t>Valign</w:t>
+            </w:r>
+          </w:p>
+        </w:tc>
+        <w:tc>
+          <w:tcPr>
+            <w:tcW w:w="1199" w:type="dxa"/>
+            <w:shd w:val="clear" w:color="auto" w:fill="auto"/>
+            <w:vAlign w:val="center"/>
+          </w:tcPr>
+          <w:p>
+            <w:pPr>
+              <w:jc w:val="center"/>
+              <w:rPr>
+                <w:rFonts w:hint="eastAsia" w:cstheme="minorBidi"/>
+                <w:b/>
+                <w:bCs/>
+                <w:color w:val="FFC000"/>
+                <w:kern w:val="2"/>
+                <w:sz w:val="21"/>
+                <w:szCs w:val="24"/>
+                <w:vertAlign w:val="baseline"/>
+                <w:lang w:val="en-US" w:eastAsia="zh-CN" w:bidi="ar-SA"/>
+              </w:rPr>
+            </w:pPr>
+            <w:r>
+              <w:rPr>
+                <w:rFonts w:hint="eastAsia" w:cstheme="minorBidi"/>
+                <w:b/>
+                <w:bCs/>
+                <w:color w:val="FFC000"/>
+                <w:kern w:val="2"/>
+                <w:sz w:val="21"/>
+                <w:szCs w:val="24"/>
+                <w:vertAlign w:val="baseline"/>
+                <w:lang w:val="en-US" w:eastAsia="zh-CN" w:bidi="ar-SA"/>
+              </w:rPr>
+              <w:t>int</w:t>
+            </w:r>
+          </w:p>
+        </w:tc>
+        <w:tc>
+          <w:tcPr>
+            <w:tcW w:w="1372" w:type="dxa"/>
+            <w:shd w:val="clear" w:color="auto" w:fill="auto"/>
+            <w:vAlign w:val="center"/>
+          </w:tcPr>
+          <w:p>
+            <w:pPr>
+              <w:ind w:firstLine="456" w:firstLineChars="0"/>
+              <w:jc w:val="left"/>
+              <w:rPr>
+                <w:rFonts w:hint="eastAsia" w:cstheme="minorBidi"/>
+                <w:b/>
+                <w:bCs/>
+                <w:color w:val="FF0000"/>
+                <w:kern w:val="2"/>
+                <w:sz w:val="21"/>
+                <w:szCs w:val="24"/>
+                <w:vertAlign w:val="baseline"/>
+                <w:lang w:val="en-US" w:eastAsia="zh-CN" w:bidi="ar-SA"/>
+              </w:rPr>
+            </w:pPr>
+            <w:r>
+              <w:rPr>
+                <w:rFonts w:hint="eastAsia" w:cstheme="minorBidi"/>
+                <w:b/>
+                <w:bCs/>
+                <w:color w:val="FF0000"/>
+                <w:kern w:val="2"/>
+                <w:sz w:val="21"/>
+                <w:szCs w:val="24"/>
+                <w:vertAlign w:val="baseline"/>
+                <w:lang w:val="en-US" w:eastAsia="zh-CN" w:bidi="ar-SA"/>
+              </w:rPr>
+              <w:t>否</w:t>
+            </w:r>
+          </w:p>
+        </w:tc>
+        <w:tc>
+          <w:tcPr>
+            <w:tcW w:w="5058" w:type="dxa"/>
+            <w:shd w:val="clear" w:color="auto" w:fill="auto"/>
+            <w:vAlign w:val="center"/>
+          </w:tcPr>
+          <w:p>
+            <w:pPr>
+              <w:numPr>
+                <w:ilvl w:val="0"/>
+                <w:numId w:val="0"/>
+              </w:numPr>
+              <w:ind w:left="0" w:leftChars="0" w:firstLine="0" w:firstLineChars="0"/>
+              <w:jc w:val="left"/>
+              <w:rPr>
+                <w:rFonts w:hint="eastAsia" w:cstheme="minorBidi"/>
+                <w:b/>
+                <w:bCs/>
+                <w:color w:val="EE822F" w:themeColor="accent2"/>
+                <w:kern w:val="2"/>
+                <w:sz w:val="21"/>
+                <w:szCs w:val="24"/>
+                <w:vertAlign w:val="baseline"/>
+                <w:lang w:val="en-US" w:eastAsia="zh-CN" w:bidi="ar-SA"/>
+                <w14:textFill>
+                  <w14:solidFill>
+                    <w14:schemeClr w14:val="accent2"/>
+                  </w14:solidFill>
+                </w14:textFill>
+              </w:rPr>
+            </w:pPr>
+            <w:r>
+              <w:rPr>
+                <w:rFonts w:hint="eastAsia" w:cstheme="minorBidi"/>
+                <w:b/>
+                <w:bCs/>
+                <w:color w:val="EE822F" w:themeColor="accent2"/>
+                <w:kern w:val="2"/>
+                <w:sz w:val="21"/>
+                <w:szCs w:val="24"/>
+                <w:vertAlign w:val="baseline"/>
+                <w:lang w:val="en-US" w:eastAsia="zh-CN" w:bidi="ar-SA"/>
+                <w14:textFill>
+                  <w14:solidFill>
+                    <w14:schemeClr w14:val="accent2"/>
+                  </w14:solidFill>
+                </w14:textFill>
+              </w:rPr>
+              <w:t>纵向对齐方式（0系统自适应、1上对齐、2居中、3下对齐）</w:t>
+            </w:r>
+          </w:p>
+        </w:tc>
+      </w:tr>
+      <w:tr>
+        <w:tblPrEx>
+          <w:tblBorders>
+            <w:top w:val="single" w:color="auto" w:sz="4" w:space="0"/>
+            <w:left w:val="single" w:color="auto" w:sz="4" w:space="0"/>
+            <w:bottom w:val="single" w:color="auto" w:sz="4" w:space="0"/>
+            <w:right w:val="single" w:color="auto" w:sz="4" w:space="0"/>
+            <w:insideH w:val="single" w:color="auto" w:sz="4" w:space="0"/>
+            <w:insideV w:val="single" w:color="auto" w:sz="4" w:space="0"/>
+          </w:tblBorders>
+          <w:tblCellMar>
+            <w:top w:w="0" w:type="dxa"/>
+            <w:left w:w="108" w:type="dxa"/>
+            <w:bottom w:w="0" w:type="dxa"/>
+            <w:right w:w="108" w:type="dxa"/>
+          </w:tblCellMar>
+        </w:tblPrEx>
+        <w:tc>
+          <w:tcPr>
+            <w:tcW w:w="681" w:type="dxa"/>
+            <w:shd w:val="clear" w:color="auto" w:fill="auto"/>
+            <w:vAlign w:val="center"/>
+          </w:tcPr>
+          <w:p>
+            <w:pPr>
+              <w:jc w:val="center"/>
+              <w:rPr>
+                <w:rFonts w:hint="default" w:cstheme="minorBidi"/>
+                <w:b/>
+                <w:bCs/>
+                <w:kern w:val="2"/>
+                <w:sz w:val="21"/>
+                <w:szCs w:val="24"/>
+                <w:vertAlign w:val="baseline"/>
+                <w:lang w:val="en-US" w:eastAsia="zh-CN" w:bidi="ar-SA"/>
+              </w:rPr>
+            </w:pPr>
+            <w:r>
+              <w:rPr>
+                <w:rFonts w:hint="default" w:cstheme="minorBidi"/>
+                <w:b/>
+                <w:bCs/>
+                <w:kern w:val="2"/>
+                <w:sz w:val="21"/>
+                <w:szCs w:val="24"/>
+                <w:vertAlign w:val="baseline"/>
+                <w:lang w:val="en-US" w:eastAsia="zh-CN" w:bidi="ar-SA"/>
+              </w:rPr>
+              <w:t>13</w:t>
+            </w:r>
+          </w:p>
+        </w:tc>
+        <w:tc>
+          <w:tcPr>
+            <w:tcW w:w="1652" w:type="dxa"/>
+            <w:shd w:val="clear" w:color="auto" w:fill="auto"/>
+            <w:vAlign w:val="center"/>
+          </w:tcPr>
+          <w:p>
+            <w:pPr>
+              <w:jc w:val="center"/>
+              <w:rPr>
+                <w:rFonts w:hint="default"/>
+                <w:b/>
+                <w:bCs/>
+                <w:color w:val="0070C0"/>
+                <w:vertAlign w:val="baseline"/>
+                <w:lang w:val="en-US" w:eastAsia="zh-CN"/>
+              </w:rPr>
+            </w:pPr>
+            <w:r>
+              <w:rPr>
+                <w:rFonts w:hint="default"/>
+                <w:b/>
+                <w:bCs/>
+                <w:color w:val="0070C0"/>
+                <w:vertAlign w:val="baseline"/>
+                <w:lang w:val="en-US" w:eastAsia="zh-CN"/>
+              </w:rPr>
+              <w:t>DisplayMode</w:t>
+            </w:r>
+          </w:p>
+        </w:tc>
+        <w:tc>
+          <w:tcPr>
+            <w:tcW w:w="1199" w:type="dxa"/>
+            <w:shd w:val="clear" w:color="auto" w:fill="auto"/>
+            <w:vAlign w:val="center"/>
+          </w:tcPr>
+          <w:p>
+            <w:pPr>
+              <w:jc w:val="center"/>
+              <w:rPr>
+                <w:rFonts w:hint="eastAsia" w:cstheme="minorBidi"/>
+                <w:b/>
+                <w:bCs/>
+                <w:color w:val="FFC000"/>
+                <w:kern w:val="2"/>
+                <w:sz w:val="21"/>
+                <w:szCs w:val="24"/>
+                <w:vertAlign w:val="baseline"/>
+                <w:lang w:val="en-US" w:eastAsia="zh-CN" w:bidi="ar-SA"/>
+              </w:rPr>
+            </w:pPr>
+            <w:r>
+              <w:rPr>
+                <w:rFonts w:hint="eastAsia" w:cstheme="minorBidi"/>
+                <w:b/>
+                <w:bCs/>
+                <w:color w:val="FFC000"/>
+                <w:kern w:val="2"/>
+                <w:sz w:val="21"/>
+                <w:szCs w:val="24"/>
+                <w:vertAlign w:val="baseline"/>
+                <w:lang w:val="en-US" w:eastAsia="zh-CN" w:bidi="ar-SA"/>
+              </w:rPr>
+              <w:t>int</w:t>
+            </w:r>
+          </w:p>
+        </w:tc>
+        <w:tc>
+          <w:tcPr>
+            <w:tcW w:w="1372" w:type="dxa"/>
+            <w:shd w:val="clear" w:color="auto" w:fill="auto"/>
+            <w:vAlign w:val="center"/>
+          </w:tcPr>
+          <w:p>
+            <w:pPr>
+              <w:ind w:firstLine="456" w:firstLineChars="0"/>
+              <w:jc w:val="left"/>
+              <w:rPr>
+                <w:rFonts w:hint="eastAsia" w:cstheme="minorBidi"/>
+                <w:b/>
+                <w:bCs/>
+                <w:color w:val="FF0000"/>
+                <w:kern w:val="2"/>
+                <w:sz w:val="21"/>
+                <w:szCs w:val="24"/>
+                <w:vertAlign w:val="baseline"/>
+                <w:lang w:val="en-US" w:eastAsia="zh-CN" w:bidi="ar-SA"/>
+              </w:rPr>
+            </w:pPr>
+            <w:r>
+              <w:rPr>
+                <w:rFonts w:hint="eastAsia" w:cstheme="minorBidi"/>
+                <w:b/>
+                <w:bCs/>
+                <w:color w:val="FF0000"/>
+                <w:kern w:val="2"/>
+                <w:sz w:val="21"/>
+                <w:szCs w:val="24"/>
+                <w:vertAlign w:val="baseline"/>
+                <w:lang w:val="en-US" w:eastAsia="zh-CN" w:bidi="ar-SA"/>
+              </w:rPr>
+              <w:t>否</w:t>
+            </w:r>
+          </w:p>
+        </w:tc>
+        <w:tc>
+          <w:tcPr>
+            <w:tcW w:w="5058" w:type="dxa"/>
+            <w:shd w:val="clear" w:color="auto" w:fill="auto"/>
+            <w:vAlign w:val="center"/>
+          </w:tcPr>
+          <w:p>
+            <w:pPr>
+              <w:numPr>
+                <w:ilvl w:val="0"/>
+                <w:numId w:val="0"/>
+              </w:numPr>
+              <w:ind w:left="0" w:leftChars="0" w:firstLine="0" w:firstLineChars="0"/>
+              <w:jc w:val="left"/>
+              <w:rPr>
+                <w:rFonts w:hint="eastAsia" w:cstheme="minorBidi"/>
+                <w:b/>
+                <w:bCs/>
+                <w:color w:val="EE822F" w:themeColor="accent2"/>
+                <w:kern w:val="2"/>
+                <w:sz w:val="21"/>
+                <w:szCs w:val="24"/>
+                <w:vertAlign w:val="baseline"/>
+                <w:lang w:val="en-US" w:eastAsia="zh-CN" w:bidi="ar-SA"/>
+                <w14:textFill>
+                  <w14:solidFill>
+                    <w14:schemeClr w14:val="accent2"/>
+                  </w14:solidFill>
+                </w14:textFill>
+              </w:rPr>
+            </w:pPr>
+            <w:r>
+              <w:rPr>
+                <w:rFonts w:hint="eastAsia" w:cstheme="minorBidi"/>
+                <w:b/>
+                <w:bCs/>
+                <w:color w:val="EE822F" w:themeColor="accent2"/>
+                <w:kern w:val="2"/>
+                <w:sz w:val="21"/>
+                <w:szCs w:val="24"/>
+                <w:vertAlign w:val="baseline"/>
+                <w:lang w:val="en-US" w:eastAsia="zh-CN" w:bidi="ar-SA"/>
+                <w14:textFill>
+                  <w14:solidFill>
+                    <w14:schemeClr w14:val="accent2"/>
+                  </w14:solidFill>
+                </w14:textFill>
+              </w:rPr>
+              <w:t>显示方式:0x00 –随机显示 = ; 0x01–静止显示 = ; 0x02–快速打出</w:t>
+            </w:r>
+          </w:p>
+        </w:tc>
+      </w:tr>
+      <w:tr>
+        <w:tblPrEx>
+          <w:tblBorders>
+            <w:top w:val="single" w:color="auto" w:sz="4" w:space="0"/>
+            <w:left w:val="single" w:color="auto" w:sz="4" w:space="0"/>
+            <w:bottom w:val="single" w:color="auto" w:sz="4" w:space="0"/>
+            <w:right w:val="single" w:color="auto" w:sz="4" w:space="0"/>
+            <w:insideH w:val="single" w:color="auto" w:sz="4" w:space="0"/>
+            <w:insideV w:val="single" w:color="auto" w:sz="4" w:space="0"/>
+          </w:tblBorders>
+          <w:tblCellMar>
+            <w:top w:w="0" w:type="dxa"/>
+            <w:left w:w="108" w:type="dxa"/>
+            <w:bottom w:w="0" w:type="dxa"/>
+            <w:right w:w="108" w:type="dxa"/>
+          </w:tblCellMar>
+        </w:tblPrEx>
+        <w:tc>
+          <w:tcPr>
+            <w:tcW w:w="681" w:type="dxa"/>
+            <w:shd w:val="clear" w:color="auto" w:fill="auto"/>
+            <w:vAlign w:val="center"/>
+          </w:tcPr>
+          <w:p>
+            <w:pPr>
+              <w:jc w:val="center"/>
+              <w:rPr>
+                <w:rFonts w:hint="default" w:cstheme="minorBidi"/>
+                <w:b/>
+                <w:bCs/>
+                <w:kern w:val="2"/>
+                <w:sz w:val="21"/>
+                <w:szCs w:val="24"/>
+                <w:vertAlign w:val="baseline"/>
+                <w:lang w:val="en-US" w:eastAsia="zh-CN" w:bidi="ar-SA"/>
+              </w:rPr>
+            </w:pPr>
+            <w:r>
+              <w:rPr>
+                <w:rFonts w:hint="default" w:cstheme="minorBidi"/>
+                <w:b/>
+                <w:bCs/>
+                <w:kern w:val="2"/>
+                <w:sz w:val="21"/>
+                <w:szCs w:val="24"/>
+                <w:vertAlign w:val="baseline"/>
+                <w:lang w:val="en-US" w:eastAsia="zh-CN" w:bidi="ar-SA"/>
+              </w:rPr>
+              <w:t>14</w:t>
+            </w:r>
+          </w:p>
+        </w:tc>
+        <w:tc>
+          <w:tcPr>
+            <w:tcW w:w="1652" w:type="dxa"/>
+            <w:shd w:val="clear" w:color="auto" w:fill="auto"/>
+            <w:vAlign w:val="center"/>
+          </w:tcPr>
+          <w:p>
+            <w:pPr>
+              <w:jc w:val="center"/>
+              <w:rPr>
+                <w:rFonts w:hint="default"/>
+                <w:b/>
+                <w:bCs/>
+                <w:color w:val="0070C0"/>
+                <w:vertAlign w:val="baseline"/>
+                <w:lang w:val="en-US" w:eastAsia="zh-CN"/>
+              </w:rPr>
+            </w:pPr>
+            <w:r>
+              <w:rPr>
+                <w:rFonts w:hint="default"/>
+                <w:b/>
+                <w:bCs/>
+                <w:color w:val="0070C0"/>
+                <w:vertAlign w:val="baseline"/>
+                <w:lang w:val="en-US" w:eastAsia="zh-CN"/>
+              </w:rPr>
+              <w:t>Speed</w:t>
+            </w:r>
+          </w:p>
+        </w:tc>
+        <w:tc>
+          <w:tcPr>
+            <w:tcW w:w="1199" w:type="dxa"/>
+            <w:shd w:val="clear" w:color="auto" w:fill="auto"/>
+            <w:vAlign w:val="center"/>
+          </w:tcPr>
+          <w:p>
+            <w:pPr>
+              <w:jc w:val="center"/>
+              <w:rPr>
+                <w:rFonts w:hint="eastAsia" w:cstheme="minorBidi"/>
+                <w:b/>
+                <w:bCs/>
+                <w:color w:val="FFC000"/>
+                <w:kern w:val="2"/>
+                <w:sz w:val="21"/>
+                <w:szCs w:val="24"/>
+                <w:vertAlign w:val="baseline"/>
+                <w:lang w:val="en-US" w:eastAsia="zh-CN" w:bidi="ar-SA"/>
+              </w:rPr>
+            </w:pPr>
+            <w:r>
+              <w:rPr>
+                <w:rFonts w:hint="eastAsia" w:cstheme="minorBidi"/>
+                <w:b/>
+                <w:bCs/>
+                <w:color w:val="FFC000"/>
+                <w:kern w:val="2"/>
+                <w:sz w:val="21"/>
+                <w:szCs w:val="24"/>
+                <w:vertAlign w:val="baseline"/>
+                <w:lang w:val="en-US" w:eastAsia="zh-CN" w:bidi="ar-SA"/>
+              </w:rPr>
+              <w:t>int</w:t>
+            </w:r>
+          </w:p>
+        </w:tc>
+        <w:tc>
+          <w:tcPr>
+            <w:tcW w:w="1372" w:type="dxa"/>
+            <w:shd w:val="clear" w:color="auto" w:fill="auto"/>
+            <w:vAlign w:val="center"/>
+          </w:tcPr>
+          <w:p>
+            <w:pPr>
+              <w:ind w:firstLine="456" w:firstLineChars="0"/>
+              <w:jc w:val="left"/>
+              <w:rPr>
+                <w:rFonts w:hint="eastAsia" w:cstheme="minorBidi"/>
+                <w:b/>
+                <w:bCs/>
+                <w:color w:val="FF0000"/>
+                <w:kern w:val="2"/>
+                <w:sz w:val="21"/>
+                <w:szCs w:val="24"/>
+                <w:vertAlign w:val="baseline"/>
+                <w:lang w:val="en-US" w:eastAsia="zh-CN" w:bidi="ar-SA"/>
+              </w:rPr>
+            </w:pPr>
+            <w:r>
+              <w:rPr>
+                <w:rFonts w:hint="eastAsia" w:cstheme="minorBidi"/>
+                <w:b/>
+                <w:bCs/>
+                <w:color w:val="FF0000"/>
+                <w:kern w:val="2"/>
+                <w:sz w:val="21"/>
+                <w:szCs w:val="24"/>
+                <w:vertAlign w:val="baseline"/>
+                <w:lang w:val="en-US" w:eastAsia="zh-CN" w:bidi="ar-SA"/>
+              </w:rPr>
+              <w:t>否</w:t>
+            </w:r>
+          </w:p>
+        </w:tc>
+        <w:tc>
+          <w:tcPr>
+            <w:tcW w:w="5058" w:type="dxa"/>
+            <w:shd w:val="clear" w:color="auto" w:fill="auto"/>
+            <w:vAlign w:val="center"/>
+          </w:tcPr>
+          <w:p>
+            <w:pPr>
+              <w:numPr>
+                <w:ilvl w:val="0"/>
+                <w:numId w:val="0"/>
+              </w:numPr>
+              <w:ind w:left="0" w:leftChars="0" w:firstLine="0" w:firstLineChars="0"/>
+              <w:jc w:val="left"/>
+              <w:rPr>
+                <w:rFonts w:hint="eastAsia" w:cstheme="minorBidi"/>
+                <w:b/>
+                <w:bCs/>
+                <w:color w:val="EE822F" w:themeColor="accent2"/>
+                <w:kern w:val="2"/>
+                <w:sz w:val="21"/>
+                <w:szCs w:val="24"/>
+                <w:vertAlign w:val="baseline"/>
+                <w:lang w:val="en-US" w:eastAsia="zh-CN" w:bidi="ar-SA"/>
+                <w14:textFill>
+                  <w14:solidFill>
+                    <w14:schemeClr w14:val="accent2"/>
+                  </w14:solidFill>
+                </w14:textFill>
+              </w:rPr>
+            </w:pPr>
+            <w:r>
+              <w:rPr>
+                <w:rFonts w:hint="eastAsia" w:cstheme="minorBidi"/>
+                <w:b/>
+                <w:bCs/>
+                <w:color w:val="EE822F" w:themeColor="accent2"/>
+                <w:kern w:val="2"/>
+                <w:sz w:val="21"/>
+                <w:szCs w:val="24"/>
+                <w:vertAlign w:val="baseline"/>
+                <w:lang w:val="en-US" w:eastAsia="zh-CN" w:bidi="ar-SA"/>
+                <w14:textFill>
+                  <w14:solidFill>
+                    <w14:schemeClr w14:val="accent2"/>
+                  </w14:solidFill>
+                </w14:textFill>
+              </w:rPr>
+              <w:t>双屏切换的速度 &gt;= 1</w:t>
+            </w:r>
+          </w:p>
+        </w:tc>
+      </w:tr>
+    </w:tbl>
+    <w:p>
+      <w:pPr>
+        <w:rPr>
+          <w:rFonts w:hint="eastAsia"/>
+          <w:b/>
+          <w:bCs/>
+          <w:lang w:val="en-US" w:eastAsia="zh-CN"/>
+        </w:rPr>
+      </w:pPr>
+    </w:p>
     <w:p>
       <w:pPr>
         <w:rPr>
@@ -5907,7 +11571,7 @@
             <w:pPr>
               <w:numPr>
                 <w:ilvl w:val="0"/>
-                <w:numId w:val="2"/>
+                <w:numId w:val="1"/>
               </w:numPr>
               <w:jc w:val="left"/>
               <w:rPr>
@@ -5936,7 +11600,7 @@
                 <w:vertAlign w:val="baseline"/>
                 <w:lang w:val="en-US" w:eastAsia="zh-CN"/>
               </w:rPr>
-              <w:t>“</w:t>
+              <w:t>“20</w:t>
             </w:r>
             <w:r>
               <w:rPr>
@@ -5946,7 +11610,7 @@
                 <w:vertAlign w:val="baseline"/>
                 <w:lang w:val="en-US" w:eastAsia="zh-CN"/>
               </w:rPr>
-              <w:t>200</w:t>
+              <w:t>0</w:t>
             </w:r>
             <w:r>
               <w:rPr>
@@ -5963,9 +11627,8 @@
             <w:pPr>
               <w:numPr>
                 <w:ilvl w:val="0"/>
-                <w:numId w:val="2"/>
+                <w:numId w:val="1"/>
               </w:numPr>
-              <w:ind w:left="0" w:leftChars="0" w:firstLine="0" w:firstLineChars="0"/>
               <w:jc w:val="left"/>
               <w:rPr>
                 <w:rFonts w:hint="default" w:asciiTheme="minorHAnsi" w:hAnsiTheme="minorHAnsi" w:eastAsiaTheme="minorEastAsia" w:cstheme="minorBidi"/>
@@ -5996,27 +11659,7 @@
                 <w:vertAlign w:val="baseline"/>
                 <w:lang w:val="en-US" w:eastAsia="zh-CN"/>
               </w:rPr>
-              <w:t>“</w:t>
-            </w:r>
-            <w:r>
-              <w:rPr>
-                <w:rFonts w:hint="eastAsia"/>
-                <w:b/>
-                <w:bCs/>
-                <w:vertAlign w:val="baseline"/>
-                <w:lang w:val="en-US" w:eastAsia="zh-CN"/>
-              </w:rPr>
-              <w:t>400</w:t>
-            </w:r>
-            <w:r>
-              <w:rPr>
-                <w:rFonts w:hint="default"/>
-                <w:b/>
-                <w:bCs/>
-                <w:vertAlign w:val="baseline"/>
-                <w:lang w:val="en-US" w:eastAsia="zh-CN"/>
-              </w:rPr>
-              <w:t>”</w:t>
+              <w:t>“400”</w:t>
             </w:r>
           </w:p>
         </w:tc>
@@ -6160,10 +11803,8 @@
           <w:bCs/>
           <w:lang w:val="en-US" w:eastAsia="zh-CN"/>
         </w:rPr>
-        <w:t>示例： 删除所有动态区</w:t>
-      </w:r>
-      <w:bookmarkStart w:id="0" w:name="_GoBack"/>
-      <w:bookmarkEnd w:id="0"/>
+        <w:t>示例： 显示“雨天路滑”</w:t>
+      </w:r>
     </w:p>
     <w:p>
       <w:pPr>
@@ -6345,6 +11986,109 @@
           <w:shd w:val="clear" w:fill="FFFFFF"/>
           <w:lang w:val="en-US" w:eastAsia="zh-CN" w:bidi="ar"/>
         </w:rPr>
+        <w:t>"color"</w:t>
+      </w:r>
+      <w:r>
+        <w:rPr>
+          <w:rFonts w:hint="default" w:ascii="Courier New" w:hAnsi="Courier New" w:eastAsia="Courier New" w:cs="Courier New"/>
+          <w:b w:val="0"/>
+          <w:bCs w:val="0"/>
+          <w:color w:val="000000"/>
+          <w:kern w:val="0"/>
+          <w:sz w:val="14"/>
+          <w:szCs w:val="14"/>
+          <w:shd w:val="clear" w:fill="FFFFFF"/>
+          <w:lang w:val="en-US" w:eastAsia="zh-CN" w:bidi="ar"/>
+        </w:rPr>
+        <w:t>:</w:t>
+      </w:r>
+      <w:r>
+        <w:rPr>
+          <w:rFonts w:hint="default" w:ascii="Courier New" w:hAnsi="Courier New" w:eastAsia="Courier New" w:cs="Courier New"/>
+          <w:b w:val="0"/>
+          <w:bCs w:val="0"/>
+          <w:color w:val="098658"/>
+          <w:kern w:val="0"/>
+          <w:sz w:val="14"/>
+          <w:szCs w:val="14"/>
+          <w:shd w:val="clear" w:fill="FFFFFF"/>
+          <w:lang w:val="en-US" w:eastAsia="zh-CN" w:bidi="ar"/>
+        </w:rPr>
+        <w:t>1</w:t>
+      </w:r>
+      <w:r>
+        <w:rPr>
+          <w:rFonts w:hint="default" w:ascii="Courier New" w:hAnsi="Courier New" w:eastAsia="Courier New" w:cs="Courier New"/>
+          <w:b w:val="0"/>
+          <w:bCs w:val="0"/>
+          <w:color w:val="000000"/>
+          <w:kern w:val="0"/>
+          <w:sz w:val="14"/>
+          <w:szCs w:val="14"/>
+          <w:shd w:val="clear" w:fill="FFFFFF"/>
+          <w:lang w:val="en-US" w:eastAsia="zh-CN" w:bidi="ar"/>
+        </w:rPr>
+        <w:t>,              </w:t>
+      </w:r>
+      <w:r>
+        <w:rPr>
+          <w:rFonts w:hint="default" w:ascii="Courier New" w:hAnsi="Courier New" w:eastAsia="Courier New" w:cs="Courier New"/>
+          <w:b w:val="0"/>
+          <w:bCs w:val="0"/>
+          <w:color w:val="5F8FBF"/>
+          <w:kern w:val="0"/>
+          <w:sz w:val="14"/>
+          <w:szCs w:val="14"/>
+          <w:shd w:val="clear" w:fill="FFFFFF"/>
+          <w:lang w:val="en-US" w:eastAsia="zh-CN" w:bidi="ar"/>
+        </w:rPr>
+        <w:t>// 字体颜色: 1-红 2-绿 3-黄</w:t>
+      </w:r>
+    </w:p>
+    <w:p>
+      <w:pPr>
+        <w:keepNext w:val="0"/>
+        <w:keepLines w:val="0"/>
+        <w:widowControl/>
+        <w:suppressLineNumbers w:val="0"/>
+        <w:shd w:val="clear" w:fill="FFFFFF"/>
+        <w:spacing w:line="216" w:lineRule="atLeast"/>
+        <w:jc w:val="left"/>
+        <w:rPr>
+          <w:rFonts w:hint="default" w:ascii="Courier New" w:hAnsi="Courier New" w:eastAsia="Courier New" w:cs="Courier New"/>
+          <w:b w:val="0"/>
+          <w:bCs w:val="0"/>
+          <w:color w:val="000000"/>
+          <w:sz w:val="14"/>
+          <w:szCs w:val="14"/>
+        </w:rPr>
+      </w:pPr>
+      <w:r>
+        <w:rPr>
+          <w:rFonts w:hint="default" w:ascii="Courier New" w:hAnsi="Courier New" w:eastAsia="Courier New" w:cs="Courier New"/>
+          <w:b w:val="0"/>
+          <w:bCs w:val="0"/>
+          <w:color w:val="000000"/>
+          <w:kern w:val="0"/>
+          <w:sz w:val="14"/>
+          <w:szCs w:val="14"/>
+          <w:shd w:val="clear" w:fill="FFFFFF"/>
+          <w:lang w:val="en-US" w:eastAsia="zh-CN" w:bidi="ar"/>
+        </w:rPr>
+        <w:t xml:space="preserve">    </w:t>
+      </w:r>
+      <w:r>
+        <w:rPr>
+          <w:rFonts w:hint="default" w:ascii="Courier New" w:hAnsi="Courier New" w:eastAsia="Courier New" w:cs="Courier New"/>
+          <w:b w:val="0"/>
+          <w:bCs w:val="0"/>
+          <w:color w:val="A31515"/>
+          <w:kern w:val="0"/>
+          <w:sz w:val="14"/>
+          <w:szCs w:val="14"/>
+          <w:shd w:val="clear" w:fill="FFFFFF"/>
+          <w:lang w:val="en-US" w:eastAsia="zh-CN" w:bidi="ar"/>
+        </w:rPr>
         <w:t>"areaId"</w:t>
       </w:r>
       <w:r>
@@ -6373,7 +12117,7 @@
           <w:shd w:val="clear" w:fill="FFFFFF"/>
           <w:lang w:val="en-US" w:eastAsia="zh-CN" w:bidi="ar"/>
         </w:rPr>
-        <w:t>255</w:t>
+        <w:t>0</w:t>
       </w:r>
       <w:r>
         <w:rPr>
@@ -6387,7 +12131,7 @@
           <w:shd w:val="clear" w:fill="FFFFFF"/>
           <w:lang w:val="en-US" w:eastAsia="zh-CN" w:bidi="ar"/>
         </w:rPr>
-        <w:t xml:space="preserve">             </w:t>
+        <w:t xml:space="preserve">,             </w:t>
       </w:r>
       <w:r>
         <w:rPr>
@@ -6403,6 +12147,1144 @@
         </w:rPr>
         <w:t xml:space="preserve">// 区域id: 从0开始 </w:t>
       </w:r>
+    </w:p>
+    <w:p>
+      <w:pPr>
+        <w:keepNext w:val="0"/>
+        <w:keepLines w:val="0"/>
+        <w:widowControl/>
+        <w:suppressLineNumbers w:val="0"/>
+        <w:shd w:val="clear" w:fill="FFFFFF"/>
+        <w:spacing w:line="216" w:lineRule="atLeast"/>
+        <w:jc w:val="left"/>
+        <w:rPr>
+          <w:rFonts w:hint="default" w:ascii="Courier New" w:hAnsi="Courier New" w:eastAsia="Courier New" w:cs="Courier New"/>
+          <w:b w:val="0"/>
+          <w:bCs w:val="0"/>
+          <w:color w:val="000000"/>
+          <w:sz w:val="14"/>
+          <w:szCs w:val="14"/>
+        </w:rPr>
+      </w:pPr>
+      <w:r>
+        <w:rPr>
+          <w:rFonts w:hint="default" w:ascii="Courier New" w:hAnsi="Courier New" w:eastAsia="Courier New" w:cs="Courier New"/>
+          <w:b w:val="0"/>
+          <w:bCs w:val="0"/>
+          <w:color w:val="000000"/>
+          <w:kern w:val="0"/>
+          <w:sz w:val="14"/>
+          <w:szCs w:val="14"/>
+          <w:shd w:val="clear" w:fill="FFFFFF"/>
+          <w:lang w:val="en-US" w:eastAsia="zh-CN" w:bidi="ar"/>
+        </w:rPr>
+        <w:t xml:space="preserve">    </w:t>
+      </w:r>
+      <w:r>
+        <w:rPr>
+          <w:rFonts w:hint="default" w:ascii="Courier New" w:hAnsi="Courier New" w:eastAsia="Courier New" w:cs="Courier New"/>
+          <w:b w:val="0"/>
+          <w:bCs w:val="0"/>
+          <w:color w:val="A31515"/>
+          <w:kern w:val="0"/>
+          <w:sz w:val="14"/>
+          <w:szCs w:val="14"/>
+          <w:shd w:val="clear" w:fill="FFFFFF"/>
+          <w:lang w:val="en-US" w:eastAsia="zh-CN" w:bidi="ar"/>
+        </w:rPr>
+        <w:t>"areaX"</w:t>
+      </w:r>
+      <w:r>
+        <w:rPr>
+          <w:rFonts w:hint="default" w:ascii="Courier New" w:hAnsi="Courier New" w:eastAsia="Courier New" w:cs="Courier New"/>
+          <w:b w:val="0"/>
+          <w:bCs w:val="0"/>
+          <w:color w:val="000000"/>
+          <w:kern w:val="0"/>
+          <w:sz w:val="14"/>
+          <w:szCs w:val="14"/>
+          <w:shd w:val="clear" w:fill="FFFFFF"/>
+          <w:lang w:val="en-US" w:eastAsia="zh-CN" w:bidi="ar"/>
+        </w:rPr>
+        <w:t>:</w:t>
+      </w:r>
+      <w:r>
+        <w:rPr>
+          <w:rFonts w:hint="default" w:ascii="Courier New" w:hAnsi="Courier New" w:eastAsia="Courier New" w:cs="Courier New"/>
+          <w:b w:val="0"/>
+          <w:bCs w:val="0"/>
+          <w:color w:val="098658"/>
+          <w:kern w:val="0"/>
+          <w:sz w:val="14"/>
+          <w:szCs w:val="14"/>
+          <w:shd w:val="clear" w:fill="FFFFFF"/>
+          <w:lang w:val="en-US" w:eastAsia="zh-CN" w:bidi="ar"/>
+        </w:rPr>
+        <w:t>0</w:t>
+      </w:r>
+      <w:r>
+        <w:rPr>
+          <w:rFonts w:hint="default" w:ascii="Courier New" w:hAnsi="Courier New" w:eastAsia="Courier New" w:cs="Courier New"/>
+          <w:b w:val="0"/>
+          <w:bCs w:val="0"/>
+          <w:color w:val="000000"/>
+          <w:kern w:val="0"/>
+          <w:sz w:val="14"/>
+          <w:szCs w:val="14"/>
+          <w:shd w:val="clear" w:fill="FFFFFF"/>
+          <w:lang w:val="en-US" w:eastAsia="zh-CN" w:bidi="ar"/>
+        </w:rPr>
+        <w:t>,              </w:t>
+      </w:r>
+      <w:r>
+        <w:rPr>
+          <w:rFonts w:hint="default" w:ascii="Courier New" w:hAnsi="Courier New" w:eastAsia="Courier New" w:cs="Courier New"/>
+          <w:b w:val="0"/>
+          <w:bCs w:val="0"/>
+          <w:color w:val="5F8FBF"/>
+          <w:kern w:val="0"/>
+          <w:sz w:val="14"/>
+          <w:szCs w:val="14"/>
+          <w:shd w:val="clear" w:fill="FFFFFF"/>
+          <w:lang w:val="en-US" w:eastAsia="zh-CN" w:bidi="ar"/>
+        </w:rPr>
+        <w:t>// 区域x坐标</w:t>
+      </w:r>
+    </w:p>
+    <w:p>
+      <w:pPr>
+        <w:keepNext w:val="0"/>
+        <w:keepLines w:val="0"/>
+        <w:widowControl/>
+        <w:suppressLineNumbers w:val="0"/>
+        <w:shd w:val="clear" w:fill="FFFFFF"/>
+        <w:spacing w:line="216" w:lineRule="atLeast"/>
+        <w:jc w:val="left"/>
+        <w:rPr>
+          <w:rFonts w:hint="default" w:ascii="Courier New" w:hAnsi="Courier New" w:eastAsia="Courier New" w:cs="Courier New"/>
+          <w:b w:val="0"/>
+          <w:bCs w:val="0"/>
+          <w:color w:val="000000"/>
+          <w:sz w:val="14"/>
+          <w:szCs w:val="14"/>
+        </w:rPr>
+      </w:pPr>
+      <w:r>
+        <w:rPr>
+          <w:rFonts w:hint="default" w:ascii="Courier New" w:hAnsi="Courier New" w:eastAsia="Courier New" w:cs="Courier New"/>
+          <w:b w:val="0"/>
+          <w:bCs w:val="0"/>
+          <w:color w:val="000000"/>
+          <w:kern w:val="0"/>
+          <w:sz w:val="14"/>
+          <w:szCs w:val="14"/>
+          <w:shd w:val="clear" w:fill="FFFFFF"/>
+          <w:lang w:val="en-US" w:eastAsia="zh-CN" w:bidi="ar"/>
+        </w:rPr>
+        <w:t xml:space="preserve">    </w:t>
+      </w:r>
+      <w:r>
+        <w:rPr>
+          <w:rFonts w:hint="default" w:ascii="Courier New" w:hAnsi="Courier New" w:eastAsia="Courier New" w:cs="Courier New"/>
+          <w:b w:val="0"/>
+          <w:bCs w:val="0"/>
+          <w:color w:val="A31515"/>
+          <w:kern w:val="0"/>
+          <w:sz w:val="14"/>
+          <w:szCs w:val="14"/>
+          <w:shd w:val="clear" w:fill="FFFFFF"/>
+          <w:lang w:val="en-US" w:eastAsia="zh-CN" w:bidi="ar"/>
+        </w:rPr>
+        <w:t>"areaY"</w:t>
+      </w:r>
+      <w:r>
+        <w:rPr>
+          <w:rFonts w:hint="default" w:ascii="Courier New" w:hAnsi="Courier New" w:eastAsia="Courier New" w:cs="Courier New"/>
+          <w:b w:val="0"/>
+          <w:bCs w:val="0"/>
+          <w:color w:val="000000"/>
+          <w:kern w:val="0"/>
+          <w:sz w:val="14"/>
+          <w:szCs w:val="14"/>
+          <w:shd w:val="clear" w:fill="FFFFFF"/>
+          <w:lang w:val="en-US" w:eastAsia="zh-CN" w:bidi="ar"/>
+        </w:rPr>
+        <w:t>:</w:t>
+      </w:r>
+      <w:r>
+        <w:rPr>
+          <w:rFonts w:hint="default" w:ascii="Courier New" w:hAnsi="Courier New" w:eastAsia="Courier New" w:cs="Courier New"/>
+          <w:b w:val="0"/>
+          <w:bCs w:val="0"/>
+          <w:color w:val="098658"/>
+          <w:kern w:val="0"/>
+          <w:sz w:val="14"/>
+          <w:szCs w:val="14"/>
+          <w:shd w:val="clear" w:fill="FFFFFF"/>
+          <w:lang w:val="en-US" w:eastAsia="zh-CN" w:bidi="ar"/>
+        </w:rPr>
+        <w:t>0</w:t>
+      </w:r>
+      <w:r>
+        <w:rPr>
+          <w:rFonts w:hint="default" w:ascii="Courier New" w:hAnsi="Courier New" w:eastAsia="Courier New" w:cs="Courier New"/>
+          <w:b w:val="0"/>
+          <w:bCs w:val="0"/>
+          <w:color w:val="000000"/>
+          <w:kern w:val="0"/>
+          <w:sz w:val="14"/>
+          <w:szCs w:val="14"/>
+          <w:shd w:val="clear" w:fill="FFFFFF"/>
+          <w:lang w:val="en-US" w:eastAsia="zh-CN" w:bidi="ar"/>
+        </w:rPr>
+        <w:t>,              </w:t>
+      </w:r>
+      <w:r>
+        <w:rPr>
+          <w:rFonts w:hint="default" w:ascii="Courier New" w:hAnsi="Courier New" w:eastAsia="Courier New" w:cs="Courier New"/>
+          <w:b w:val="0"/>
+          <w:bCs w:val="0"/>
+          <w:color w:val="5F8FBF"/>
+          <w:kern w:val="0"/>
+          <w:sz w:val="14"/>
+          <w:szCs w:val="14"/>
+          <w:shd w:val="clear" w:fill="FFFFFF"/>
+          <w:lang w:val="en-US" w:eastAsia="zh-CN" w:bidi="ar"/>
+        </w:rPr>
+        <w:t>// 区域y坐标</w:t>
+      </w:r>
+    </w:p>
+    <w:p>
+      <w:pPr>
+        <w:keepNext w:val="0"/>
+        <w:keepLines w:val="0"/>
+        <w:widowControl/>
+        <w:suppressLineNumbers w:val="0"/>
+        <w:shd w:val="clear" w:fill="FFFFFF"/>
+        <w:spacing w:line="216" w:lineRule="atLeast"/>
+        <w:jc w:val="left"/>
+        <w:rPr>
+          <w:rFonts w:hint="default" w:ascii="Courier New" w:hAnsi="Courier New" w:eastAsia="Courier New" w:cs="Courier New"/>
+          <w:b w:val="0"/>
+          <w:bCs w:val="0"/>
+          <w:color w:val="000000"/>
+          <w:sz w:val="14"/>
+          <w:szCs w:val="14"/>
+        </w:rPr>
+      </w:pPr>
+      <w:r>
+        <w:rPr>
+          <w:rFonts w:hint="default" w:ascii="Courier New" w:hAnsi="Courier New" w:eastAsia="Courier New" w:cs="Courier New"/>
+          <w:b w:val="0"/>
+          <w:bCs w:val="0"/>
+          <w:color w:val="000000"/>
+          <w:kern w:val="0"/>
+          <w:sz w:val="14"/>
+          <w:szCs w:val="14"/>
+          <w:shd w:val="clear" w:fill="FFFFFF"/>
+          <w:lang w:val="en-US" w:eastAsia="zh-CN" w:bidi="ar"/>
+        </w:rPr>
+        <w:t xml:space="preserve">    </w:t>
+      </w:r>
+      <w:r>
+        <w:rPr>
+          <w:rFonts w:hint="default" w:ascii="Courier New" w:hAnsi="Courier New" w:eastAsia="Courier New" w:cs="Courier New"/>
+          <w:b w:val="0"/>
+          <w:bCs w:val="0"/>
+          <w:color w:val="A31515"/>
+          <w:kern w:val="0"/>
+          <w:sz w:val="14"/>
+          <w:szCs w:val="14"/>
+          <w:shd w:val="clear" w:fill="FFFFFF"/>
+          <w:lang w:val="en-US" w:eastAsia="zh-CN" w:bidi="ar"/>
+        </w:rPr>
+        <w:t>"areaWidth"</w:t>
+      </w:r>
+      <w:r>
+        <w:rPr>
+          <w:rFonts w:hint="default" w:ascii="Courier New" w:hAnsi="Courier New" w:eastAsia="Courier New" w:cs="Courier New"/>
+          <w:b w:val="0"/>
+          <w:bCs w:val="0"/>
+          <w:color w:val="000000"/>
+          <w:kern w:val="0"/>
+          <w:sz w:val="14"/>
+          <w:szCs w:val="14"/>
+          <w:shd w:val="clear" w:fill="FFFFFF"/>
+          <w:lang w:val="en-US" w:eastAsia="zh-CN" w:bidi="ar"/>
+        </w:rPr>
+        <w:t>:</w:t>
+      </w:r>
+      <w:r>
+        <w:rPr>
+          <w:rFonts w:hint="default" w:ascii="Courier New" w:hAnsi="Courier New" w:eastAsia="Courier New" w:cs="Courier New"/>
+          <w:b w:val="0"/>
+          <w:bCs w:val="0"/>
+          <w:color w:val="098658"/>
+          <w:kern w:val="0"/>
+          <w:sz w:val="14"/>
+          <w:szCs w:val="14"/>
+          <w:shd w:val="clear" w:fill="FFFFFF"/>
+          <w:lang w:val="en-US" w:eastAsia="zh-CN" w:bidi="ar"/>
+        </w:rPr>
+        <w:t>32</w:t>
+      </w:r>
+      <w:r>
+        <w:rPr>
+          <w:rFonts w:hint="default" w:ascii="Courier New" w:hAnsi="Courier New" w:eastAsia="Courier New" w:cs="Courier New"/>
+          <w:b w:val="0"/>
+          <w:bCs w:val="0"/>
+          <w:color w:val="000000"/>
+          <w:kern w:val="0"/>
+          <w:sz w:val="14"/>
+          <w:szCs w:val="14"/>
+          <w:shd w:val="clear" w:fill="FFFFFF"/>
+          <w:lang w:val="en-US" w:eastAsia="zh-CN" w:bidi="ar"/>
+        </w:rPr>
+        <w:t xml:space="preserve">,         </w:t>
+      </w:r>
+      <w:r>
+        <w:rPr>
+          <w:rFonts w:hint="default" w:ascii="Courier New" w:hAnsi="Courier New" w:eastAsia="Courier New" w:cs="Courier New"/>
+          <w:b w:val="0"/>
+          <w:bCs w:val="0"/>
+          <w:color w:val="5F8FBF"/>
+          <w:kern w:val="0"/>
+          <w:sz w:val="14"/>
+          <w:szCs w:val="14"/>
+          <w:shd w:val="clear" w:fill="FFFFFF"/>
+          <w:lang w:val="en-US" w:eastAsia="zh-CN" w:bidi="ar"/>
+        </w:rPr>
+        <w:t>// 区域宽</w:t>
+      </w:r>
+    </w:p>
+    <w:p>
+      <w:pPr>
+        <w:keepNext w:val="0"/>
+        <w:keepLines w:val="0"/>
+        <w:widowControl/>
+        <w:suppressLineNumbers w:val="0"/>
+        <w:shd w:val="clear" w:fill="FFFFFF"/>
+        <w:spacing w:line="216" w:lineRule="atLeast"/>
+        <w:jc w:val="left"/>
+        <w:rPr>
+          <w:rFonts w:hint="default" w:ascii="Courier New" w:hAnsi="Courier New" w:eastAsia="Courier New" w:cs="Courier New"/>
+          <w:b w:val="0"/>
+          <w:bCs w:val="0"/>
+          <w:color w:val="000000"/>
+          <w:sz w:val="14"/>
+          <w:szCs w:val="14"/>
+        </w:rPr>
+      </w:pPr>
+      <w:r>
+        <w:rPr>
+          <w:rFonts w:hint="default" w:ascii="Courier New" w:hAnsi="Courier New" w:eastAsia="Courier New" w:cs="Courier New"/>
+          <w:b w:val="0"/>
+          <w:bCs w:val="0"/>
+          <w:color w:val="000000"/>
+          <w:kern w:val="0"/>
+          <w:sz w:val="14"/>
+          <w:szCs w:val="14"/>
+          <w:shd w:val="clear" w:fill="FFFFFF"/>
+          <w:lang w:val="en-US" w:eastAsia="zh-CN" w:bidi="ar"/>
+        </w:rPr>
+        <w:t xml:space="preserve">    </w:t>
+      </w:r>
+      <w:r>
+        <w:rPr>
+          <w:rFonts w:hint="default" w:ascii="Courier New" w:hAnsi="Courier New" w:eastAsia="Courier New" w:cs="Courier New"/>
+          <w:b w:val="0"/>
+          <w:bCs w:val="0"/>
+          <w:color w:val="A31515"/>
+          <w:kern w:val="0"/>
+          <w:sz w:val="14"/>
+          <w:szCs w:val="14"/>
+          <w:shd w:val="clear" w:fill="FFFFFF"/>
+          <w:lang w:val="en-US" w:eastAsia="zh-CN" w:bidi="ar"/>
+        </w:rPr>
+        <w:t>"areaHeight"</w:t>
+      </w:r>
+      <w:r>
+        <w:rPr>
+          <w:rFonts w:hint="default" w:ascii="Courier New" w:hAnsi="Courier New" w:eastAsia="Courier New" w:cs="Courier New"/>
+          <w:b w:val="0"/>
+          <w:bCs w:val="0"/>
+          <w:color w:val="000000"/>
+          <w:kern w:val="0"/>
+          <w:sz w:val="14"/>
+          <w:szCs w:val="14"/>
+          <w:shd w:val="clear" w:fill="FFFFFF"/>
+          <w:lang w:val="en-US" w:eastAsia="zh-CN" w:bidi="ar"/>
+        </w:rPr>
+        <w:t>:</w:t>
+      </w:r>
+      <w:r>
+        <w:rPr>
+          <w:rFonts w:hint="default" w:ascii="Courier New" w:hAnsi="Courier New" w:eastAsia="Courier New" w:cs="Courier New"/>
+          <w:b w:val="0"/>
+          <w:bCs w:val="0"/>
+          <w:color w:val="098658"/>
+          <w:kern w:val="0"/>
+          <w:sz w:val="14"/>
+          <w:szCs w:val="14"/>
+          <w:shd w:val="clear" w:fill="FFFFFF"/>
+          <w:lang w:val="en-US" w:eastAsia="zh-CN" w:bidi="ar"/>
+        </w:rPr>
+        <w:t>96</w:t>
+      </w:r>
+      <w:r>
+        <w:rPr>
+          <w:rFonts w:hint="default" w:ascii="Courier New" w:hAnsi="Courier New" w:eastAsia="Courier New" w:cs="Courier New"/>
+          <w:b w:val="0"/>
+          <w:bCs w:val="0"/>
+          <w:color w:val="000000"/>
+          <w:kern w:val="0"/>
+          <w:sz w:val="14"/>
+          <w:szCs w:val="14"/>
+          <w:shd w:val="clear" w:fill="FFFFFF"/>
+          <w:lang w:val="en-US" w:eastAsia="zh-CN" w:bidi="ar"/>
+        </w:rPr>
+        <w:t>,        </w:t>
+      </w:r>
+      <w:r>
+        <w:rPr>
+          <w:rFonts w:hint="default" w:ascii="Courier New" w:hAnsi="Courier New" w:eastAsia="Courier New" w:cs="Courier New"/>
+          <w:b w:val="0"/>
+          <w:bCs w:val="0"/>
+          <w:color w:val="5F8FBF"/>
+          <w:kern w:val="0"/>
+          <w:sz w:val="14"/>
+          <w:szCs w:val="14"/>
+          <w:shd w:val="clear" w:fill="FFFFFF"/>
+          <w:lang w:val="en-US" w:eastAsia="zh-CN" w:bidi="ar"/>
+        </w:rPr>
+        <w:t>// 区域高</w:t>
+      </w:r>
+    </w:p>
+    <w:p>
+      <w:pPr>
+        <w:keepNext w:val="0"/>
+        <w:keepLines w:val="0"/>
+        <w:widowControl/>
+        <w:suppressLineNumbers w:val="0"/>
+        <w:shd w:val="clear" w:fill="FFFFFF"/>
+        <w:spacing w:line="216" w:lineRule="atLeast"/>
+        <w:jc w:val="left"/>
+        <w:rPr>
+          <w:rFonts w:hint="default" w:ascii="Courier New" w:hAnsi="Courier New" w:eastAsia="Courier New" w:cs="Courier New"/>
+          <w:b w:val="0"/>
+          <w:bCs w:val="0"/>
+          <w:color w:val="000000"/>
+          <w:sz w:val="14"/>
+          <w:szCs w:val="14"/>
+        </w:rPr>
+      </w:pPr>
+      <w:r>
+        <w:rPr>
+          <w:rFonts w:hint="default" w:ascii="Courier New" w:hAnsi="Courier New" w:eastAsia="Courier New" w:cs="Courier New"/>
+          <w:b w:val="0"/>
+          <w:bCs w:val="0"/>
+          <w:color w:val="000000"/>
+          <w:kern w:val="0"/>
+          <w:sz w:val="14"/>
+          <w:szCs w:val="14"/>
+          <w:shd w:val="clear" w:fill="FFFFFF"/>
+          <w:lang w:val="en-US" w:eastAsia="zh-CN" w:bidi="ar"/>
+        </w:rPr>
+        <w:t xml:space="preserve">    </w:t>
+      </w:r>
+      <w:r>
+        <w:rPr>
+          <w:rFonts w:hint="default" w:ascii="Courier New" w:hAnsi="Courier New" w:eastAsia="Courier New" w:cs="Courier New"/>
+          <w:b w:val="0"/>
+          <w:bCs w:val="0"/>
+          <w:color w:val="A31515"/>
+          <w:kern w:val="0"/>
+          <w:sz w:val="14"/>
+          <w:szCs w:val="14"/>
+          <w:shd w:val="clear" w:fill="FFFFFF"/>
+          <w:lang w:val="en-US" w:eastAsia="zh-CN" w:bidi="ar"/>
+        </w:rPr>
+        <w:t>"fontName"</w:t>
+      </w:r>
+      <w:r>
+        <w:rPr>
+          <w:rFonts w:hint="default" w:ascii="Courier New" w:hAnsi="Courier New" w:eastAsia="Courier New" w:cs="Courier New"/>
+          <w:b w:val="0"/>
+          <w:bCs w:val="0"/>
+          <w:color w:val="000000"/>
+          <w:kern w:val="0"/>
+          <w:sz w:val="14"/>
+          <w:szCs w:val="14"/>
+          <w:shd w:val="clear" w:fill="FFFFFF"/>
+          <w:lang w:val="en-US" w:eastAsia="zh-CN" w:bidi="ar"/>
+        </w:rPr>
+        <w:t>:</w:t>
+      </w:r>
+      <w:r>
+        <w:rPr>
+          <w:rFonts w:hint="default" w:ascii="Courier New" w:hAnsi="Courier New" w:eastAsia="Courier New" w:cs="Courier New"/>
+          <w:b w:val="0"/>
+          <w:bCs w:val="0"/>
+          <w:color w:val="0451A5"/>
+          <w:kern w:val="0"/>
+          <w:sz w:val="14"/>
+          <w:szCs w:val="14"/>
+          <w:shd w:val="clear" w:fill="FFFFFF"/>
+          <w:lang w:val="en-US" w:eastAsia="zh-CN" w:bidi="ar"/>
+        </w:rPr>
+        <w:t>"宋体"</w:t>
+      </w:r>
+      <w:r>
+        <w:rPr>
+          <w:rFonts w:hint="default" w:ascii="Courier New" w:hAnsi="Courier New" w:eastAsia="Courier New" w:cs="Courier New"/>
+          <w:b w:val="0"/>
+          <w:bCs w:val="0"/>
+          <w:color w:val="000000"/>
+          <w:kern w:val="0"/>
+          <w:sz w:val="14"/>
+          <w:szCs w:val="14"/>
+          <w:shd w:val="clear" w:fill="FFFFFF"/>
+          <w:lang w:val="en-US" w:eastAsia="zh-CN" w:bidi="ar"/>
+        </w:rPr>
+        <w:t xml:space="preserve">,       </w:t>
+      </w:r>
+      <w:r>
+        <w:rPr>
+          <w:rFonts w:hint="default" w:ascii="Courier New" w:hAnsi="Courier New" w:eastAsia="Courier New" w:cs="Courier New"/>
+          <w:b w:val="0"/>
+          <w:bCs w:val="0"/>
+          <w:color w:val="5F8FBF"/>
+          <w:kern w:val="0"/>
+          <w:sz w:val="14"/>
+          <w:szCs w:val="14"/>
+          <w:shd w:val="clear" w:fill="FFFFFF"/>
+          <w:lang w:val="en-US" w:eastAsia="zh-CN" w:bidi="ar"/>
+        </w:rPr>
+        <w:t>// 字体名</w:t>
+      </w:r>
+    </w:p>
+    <w:p>
+      <w:pPr>
+        <w:keepNext w:val="0"/>
+        <w:keepLines w:val="0"/>
+        <w:widowControl/>
+        <w:suppressLineNumbers w:val="0"/>
+        <w:shd w:val="clear" w:fill="FFFFFF"/>
+        <w:spacing w:line="216" w:lineRule="atLeast"/>
+        <w:jc w:val="left"/>
+        <w:rPr>
+          <w:rFonts w:hint="default" w:ascii="Courier New" w:hAnsi="Courier New" w:eastAsia="Courier New" w:cs="Courier New"/>
+          <w:b w:val="0"/>
+          <w:bCs w:val="0"/>
+          <w:color w:val="000000"/>
+          <w:sz w:val="14"/>
+          <w:szCs w:val="14"/>
+        </w:rPr>
+      </w:pPr>
+      <w:r>
+        <w:rPr>
+          <w:rFonts w:hint="default" w:ascii="Courier New" w:hAnsi="Courier New" w:eastAsia="Courier New" w:cs="Courier New"/>
+          <w:b w:val="0"/>
+          <w:bCs w:val="0"/>
+          <w:color w:val="000000"/>
+          <w:kern w:val="0"/>
+          <w:sz w:val="14"/>
+          <w:szCs w:val="14"/>
+          <w:shd w:val="clear" w:fill="FFFFFF"/>
+          <w:lang w:val="en-US" w:eastAsia="zh-CN" w:bidi="ar"/>
+        </w:rPr>
+        <w:t xml:space="preserve">    </w:t>
+      </w:r>
+      <w:r>
+        <w:rPr>
+          <w:rFonts w:hint="default" w:ascii="Courier New" w:hAnsi="Courier New" w:eastAsia="Courier New" w:cs="Courier New"/>
+          <w:b w:val="0"/>
+          <w:bCs w:val="0"/>
+          <w:color w:val="A31515"/>
+          <w:kern w:val="0"/>
+          <w:sz w:val="14"/>
+          <w:szCs w:val="14"/>
+          <w:shd w:val="clear" w:fill="FFFFFF"/>
+          <w:lang w:val="en-US" w:eastAsia="zh-CN" w:bidi="ar"/>
+        </w:rPr>
+        <w:t>"fontSize"</w:t>
+      </w:r>
+      <w:r>
+        <w:rPr>
+          <w:rFonts w:hint="default" w:ascii="Courier New" w:hAnsi="Courier New" w:eastAsia="Courier New" w:cs="Courier New"/>
+          <w:b w:val="0"/>
+          <w:bCs w:val="0"/>
+          <w:color w:val="000000"/>
+          <w:kern w:val="0"/>
+          <w:sz w:val="14"/>
+          <w:szCs w:val="14"/>
+          <w:shd w:val="clear" w:fill="FFFFFF"/>
+          <w:lang w:val="en-US" w:eastAsia="zh-CN" w:bidi="ar"/>
+        </w:rPr>
+        <w:t>:</w:t>
+      </w:r>
+      <w:r>
+        <w:rPr>
+          <w:rFonts w:hint="default" w:ascii="Courier New" w:hAnsi="Courier New" w:eastAsia="Courier New" w:cs="Courier New"/>
+          <w:b w:val="0"/>
+          <w:bCs w:val="0"/>
+          <w:color w:val="098658"/>
+          <w:kern w:val="0"/>
+          <w:sz w:val="14"/>
+          <w:szCs w:val="14"/>
+          <w:shd w:val="clear" w:fill="FFFFFF"/>
+          <w:lang w:val="en-US" w:eastAsia="zh-CN" w:bidi="ar"/>
+        </w:rPr>
+        <w:t>18</w:t>
+      </w:r>
+      <w:r>
+        <w:rPr>
+          <w:rFonts w:hint="default" w:ascii="Courier New" w:hAnsi="Courier New" w:eastAsia="Courier New" w:cs="Courier New"/>
+          <w:b w:val="0"/>
+          <w:bCs w:val="0"/>
+          <w:color w:val="000000"/>
+          <w:kern w:val="0"/>
+          <w:sz w:val="14"/>
+          <w:szCs w:val="14"/>
+          <w:shd w:val="clear" w:fill="FFFFFF"/>
+          <w:lang w:val="en-US" w:eastAsia="zh-CN" w:bidi="ar"/>
+        </w:rPr>
+        <w:t>,</w:t>
+      </w:r>
+    </w:p>
+    <w:p>
+      <w:pPr>
+        <w:keepNext w:val="0"/>
+        <w:keepLines w:val="0"/>
+        <w:widowControl/>
+        <w:suppressLineNumbers w:val="0"/>
+        <w:shd w:val="clear" w:fill="FFFFFF"/>
+        <w:spacing w:line="216" w:lineRule="atLeast"/>
+        <w:jc w:val="left"/>
+        <w:rPr>
+          <w:rFonts w:ascii="Courier New" w:hAnsi="Courier New" w:eastAsia="Courier New" w:cs="Courier New"/>
+          <w:b w:val="0"/>
+          <w:bCs w:val="0"/>
+          <w:color w:val="000000"/>
+          <w:sz w:val="14"/>
+          <w:szCs w:val="14"/>
+        </w:rPr>
+      </w:pPr>
+      <w:r>
+        <w:rPr>
+          <w:rFonts w:hint="default" w:ascii="Courier New" w:hAnsi="Courier New" w:eastAsia="Courier New" w:cs="Courier New"/>
+          <w:b w:val="0"/>
+          <w:bCs w:val="0"/>
+          <w:color w:val="000000"/>
+          <w:kern w:val="0"/>
+          <w:sz w:val="14"/>
+          <w:szCs w:val="14"/>
+          <w:shd w:val="clear" w:fill="FFFFFF"/>
+          <w:lang w:val="en-US" w:eastAsia="zh-CN" w:bidi="ar"/>
+        </w:rPr>
+        <w:t xml:space="preserve">    </w:t>
+      </w:r>
+      <w:r>
+        <w:rPr>
+          <w:rFonts w:hint="default" w:ascii="Courier New" w:hAnsi="Courier New" w:eastAsia="Courier New" w:cs="Courier New"/>
+          <w:b w:val="0"/>
+          <w:bCs w:val="0"/>
+          <w:color w:val="A31515"/>
+          <w:kern w:val="0"/>
+          <w:sz w:val="14"/>
+          <w:szCs w:val="14"/>
+          <w:shd w:val="clear" w:fill="FFFFFF"/>
+          <w:lang w:val="en-US" w:eastAsia="zh-CN" w:bidi="ar"/>
+        </w:rPr>
+        <w:t>"content"</w:t>
+      </w:r>
+      <w:r>
+        <w:rPr>
+          <w:rFonts w:hint="default" w:ascii="Courier New" w:hAnsi="Courier New" w:eastAsia="Courier New" w:cs="Courier New"/>
+          <w:b w:val="0"/>
+          <w:bCs w:val="0"/>
+          <w:color w:val="000000"/>
+          <w:kern w:val="0"/>
+          <w:sz w:val="14"/>
+          <w:szCs w:val="14"/>
+          <w:shd w:val="clear" w:fill="FFFFFF"/>
+          <w:lang w:val="en-US" w:eastAsia="zh-CN" w:bidi="ar"/>
+        </w:rPr>
+        <w:t>:</w:t>
+      </w:r>
+      <w:r>
+        <w:rPr>
+          <w:rFonts w:hint="default" w:ascii="Courier New" w:hAnsi="Courier New" w:eastAsia="Courier New" w:cs="Courier New"/>
+          <w:b w:val="0"/>
+          <w:bCs w:val="0"/>
+          <w:color w:val="0451A5"/>
+          <w:kern w:val="0"/>
+          <w:sz w:val="14"/>
+          <w:szCs w:val="14"/>
+          <w:shd w:val="clear" w:fill="FFFFFF"/>
+          <w:lang w:val="en-US" w:eastAsia="zh-CN" w:bidi="ar"/>
+        </w:rPr>
+        <w:t>"雨天路滑"</w:t>
+      </w:r>
+      <w:r>
+        <w:rPr>
+          <w:rFonts w:hint="default" w:ascii="Courier New" w:hAnsi="Courier New" w:eastAsia="Courier New" w:cs="Courier New"/>
+          <w:b w:val="0"/>
+          <w:bCs w:val="0"/>
+          <w:color w:val="000000"/>
+          <w:kern w:val="0"/>
+          <w:sz w:val="14"/>
+          <w:szCs w:val="14"/>
+          <w:shd w:val="clear" w:fill="FFFFFF"/>
+          <w:lang w:val="en-US" w:eastAsia="zh-CN" w:bidi="ar"/>
+        </w:rPr>
+        <w:t>,    </w:t>
+      </w:r>
+      <w:r>
+        <w:rPr>
+          <w:rFonts w:hint="default" w:ascii="Courier New" w:hAnsi="Courier New" w:eastAsia="Courier New" w:cs="Courier New"/>
+          <w:b w:val="0"/>
+          <w:bCs w:val="0"/>
+          <w:color w:val="5F8FBF"/>
+          <w:kern w:val="0"/>
+          <w:sz w:val="14"/>
+          <w:szCs w:val="14"/>
+          <w:shd w:val="clear" w:fill="FFFFFF"/>
+          <w:lang w:val="en-US" w:eastAsia="zh-CN" w:bidi="ar"/>
+        </w:rPr>
+        <w:t>// 显示内容</w:t>
+      </w:r>
+    </w:p>
+    <w:p>
+      <w:pPr>
+        <w:keepNext w:val="0"/>
+        <w:keepLines w:val="0"/>
+        <w:widowControl/>
+        <w:suppressLineNumbers w:val="0"/>
+        <w:shd w:val="clear" w:fill="FFFFFF"/>
+        <w:spacing w:line="216" w:lineRule="atLeast"/>
+        <w:jc w:val="left"/>
+        <w:rPr>
+          <w:rFonts w:hint="default" w:ascii="Courier New" w:hAnsi="Courier New" w:eastAsia="Courier New" w:cs="Courier New"/>
+          <w:b w:val="0"/>
+          <w:bCs w:val="0"/>
+          <w:color w:val="000000"/>
+          <w:sz w:val="14"/>
+          <w:szCs w:val="14"/>
+        </w:rPr>
+      </w:pPr>
+      <w:r>
+        <w:rPr>
+          <w:rFonts w:hint="default" w:ascii="Courier New" w:hAnsi="Courier New" w:eastAsia="Courier New" w:cs="Courier New"/>
+          <w:b w:val="0"/>
+          <w:bCs w:val="0"/>
+          <w:color w:val="000000"/>
+          <w:kern w:val="0"/>
+          <w:sz w:val="14"/>
+          <w:szCs w:val="14"/>
+          <w:shd w:val="clear" w:fill="FFFFFF"/>
+          <w:lang w:val="en-US" w:eastAsia="zh-CN" w:bidi="ar"/>
+        </w:rPr>
+        <w:t xml:space="preserve">    </w:t>
+      </w:r>
+      <w:r>
+        <w:rPr>
+          <w:rFonts w:hint="default" w:ascii="Courier New" w:hAnsi="Courier New" w:eastAsia="Courier New" w:cs="Courier New"/>
+          <w:b w:val="0"/>
+          <w:bCs w:val="0"/>
+          <w:color w:val="A31515"/>
+          <w:kern w:val="0"/>
+          <w:sz w:val="14"/>
+          <w:szCs w:val="14"/>
+          <w:shd w:val="clear" w:fill="FFFFFF"/>
+          <w:lang w:val="en-US" w:eastAsia="zh-CN" w:bidi="ar"/>
+        </w:rPr>
+        <w:t>"Halign"</w:t>
+      </w:r>
+      <w:r>
+        <w:rPr>
+          <w:rFonts w:hint="default" w:ascii="Courier New" w:hAnsi="Courier New" w:eastAsia="Courier New" w:cs="Courier New"/>
+          <w:b w:val="0"/>
+          <w:bCs w:val="0"/>
+          <w:color w:val="000000"/>
+          <w:kern w:val="0"/>
+          <w:sz w:val="14"/>
+          <w:szCs w:val="14"/>
+          <w:shd w:val="clear" w:fill="FFFFFF"/>
+          <w:lang w:val="en-US" w:eastAsia="zh-CN" w:bidi="ar"/>
+        </w:rPr>
+        <w:t>:</w:t>
+      </w:r>
+      <w:r>
+        <w:rPr>
+          <w:rFonts w:hint="default" w:ascii="Courier New" w:hAnsi="Courier New" w:eastAsia="Courier New" w:cs="Courier New"/>
+          <w:b w:val="0"/>
+          <w:bCs w:val="0"/>
+          <w:color w:val="098658"/>
+          <w:kern w:val="0"/>
+          <w:sz w:val="14"/>
+          <w:szCs w:val="14"/>
+          <w:shd w:val="clear" w:fill="FFFFFF"/>
+          <w:lang w:val="en-US" w:eastAsia="zh-CN" w:bidi="ar"/>
+        </w:rPr>
+        <w:t>2</w:t>
+      </w:r>
+      <w:r>
+        <w:rPr>
+          <w:rFonts w:hint="default" w:ascii="Courier New" w:hAnsi="Courier New" w:eastAsia="Courier New" w:cs="Courier New"/>
+          <w:b w:val="0"/>
+          <w:bCs w:val="0"/>
+          <w:color w:val="000000"/>
+          <w:kern w:val="0"/>
+          <w:sz w:val="14"/>
+          <w:szCs w:val="14"/>
+          <w:shd w:val="clear" w:fill="FFFFFF"/>
+          <w:lang w:val="en-US" w:eastAsia="zh-CN" w:bidi="ar"/>
+        </w:rPr>
+        <w:t xml:space="preserve">,             </w:t>
+      </w:r>
+      <w:r>
+        <w:rPr>
+          <w:rFonts w:hint="default" w:ascii="Courier New" w:hAnsi="Courier New" w:eastAsia="Courier New" w:cs="Courier New"/>
+          <w:b w:val="0"/>
+          <w:bCs w:val="0"/>
+          <w:color w:val="5F8FBF"/>
+          <w:kern w:val="0"/>
+          <w:sz w:val="14"/>
+          <w:szCs w:val="14"/>
+          <w:shd w:val="clear" w:fill="FFFFFF"/>
+          <w:lang w:val="en-US" w:eastAsia="zh-CN" w:bidi="ar"/>
+        </w:rPr>
+        <w:t>// 横向对齐方式（0系统自适应、1左对齐、2居中、3右对齐）</w:t>
+      </w:r>
+    </w:p>
+    <w:p>
+      <w:pPr>
+        <w:keepNext w:val="0"/>
+        <w:keepLines w:val="0"/>
+        <w:widowControl/>
+        <w:suppressLineNumbers w:val="0"/>
+        <w:shd w:val="clear" w:fill="FFFFFF"/>
+        <w:spacing w:line="216" w:lineRule="atLeast"/>
+        <w:jc w:val="left"/>
+        <w:rPr>
+          <w:rFonts w:hint="default" w:ascii="Courier New" w:hAnsi="Courier New" w:eastAsia="Courier New" w:cs="Courier New"/>
+          <w:b w:val="0"/>
+          <w:bCs w:val="0"/>
+          <w:color w:val="000000"/>
+          <w:sz w:val="14"/>
+          <w:szCs w:val="14"/>
+        </w:rPr>
+      </w:pPr>
+      <w:r>
+        <w:rPr>
+          <w:rFonts w:hint="default" w:ascii="Courier New" w:hAnsi="Courier New" w:eastAsia="Courier New" w:cs="Courier New"/>
+          <w:b w:val="0"/>
+          <w:bCs w:val="0"/>
+          <w:color w:val="000000"/>
+          <w:kern w:val="0"/>
+          <w:sz w:val="14"/>
+          <w:szCs w:val="14"/>
+          <w:shd w:val="clear" w:fill="FFFFFF"/>
+          <w:lang w:val="en-US" w:eastAsia="zh-CN" w:bidi="ar"/>
+        </w:rPr>
+        <w:t xml:space="preserve">    </w:t>
+      </w:r>
+      <w:r>
+        <w:rPr>
+          <w:rFonts w:hint="default" w:ascii="Courier New" w:hAnsi="Courier New" w:eastAsia="Courier New" w:cs="Courier New"/>
+          <w:b w:val="0"/>
+          <w:bCs w:val="0"/>
+          <w:color w:val="A31515"/>
+          <w:kern w:val="0"/>
+          <w:sz w:val="14"/>
+          <w:szCs w:val="14"/>
+          <w:shd w:val="clear" w:fill="FFFFFF"/>
+          <w:lang w:val="en-US" w:eastAsia="zh-CN" w:bidi="ar"/>
+        </w:rPr>
+        <w:t>"Valign"</w:t>
+      </w:r>
+      <w:r>
+        <w:rPr>
+          <w:rFonts w:hint="default" w:ascii="Courier New" w:hAnsi="Courier New" w:eastAsia="Courier New" w:cs="Courier New"/>
+          <w:b w:val="0"/>
+          <w:bCs w:val="0"/>
+          <w:color w:val="000000"/>
+          <w:kern w:val="0"/>
+          <w:sz w:val="14"/>
+          <w:szCs w:val="14"/>
+          <w:shd w:val="clear" w:fill="FFFFFF"/>
+          <w:lang w:val="en-US" w:eastAsia="zh-CN" w:bidi="ar"/>
+        </w:rPr>
+        <w:t>:</w:t>
+      </w:r>
+      <w:r>
+        <w:rPr>
+          <w:rFonts w:hint="default" w:ascii="Courier New" w:hAnsi="Courier New" w:eastAsia="Courier New" w:cs="Courier New"/>
+          <w:b w:val="0"/>
+          <w:bCs w:val="0"/>
+          <w:color w:val="098658"/>
+          <w:kern w:val="0"/>
+          <w:sz w:val="14"/>
+          <w:szCs w:val="14"/>
+          <w:shd w:val="clear" w:fill="FFFFFF"/>
+          <w:lang w:val="en-US" w:eastAsia="zh-CN" w:bidi="ar"/>
+        </w:rPr>
+        <w:t>2</w:t>
+      </w:r>
+      <w:r>
+        <w:rPr>
+          <w:rFonts w:hint="default" w:ascii="Courier New" w:hAnsi="Courier New" w:eastAsia="Courier New" w:cs="Courier New"/>
+          <w:b w:val="0"/>
+          <w:bCs w:val="0"/>
+          <w:color w:val="000000"/>
+          <w:kern w:val="0"/>
+          <w:sz w:val="14"/>
+          <w:szCs w:val="14"/>
+          <w:shd w:val="clear" w:fill="FFFFFF"/>
+          <w:lang w:val="en-US" w:eastAsia="zh-CN" w:bidi="ar"/>
+        </w:rPr>
+        <w:t xml:space="preserve">,             </w:t>
+      </w:r>
+      <w:r>
+        <w:rPr>
+          <w:rFonts w:hint="default" w:ascii="Courier New" w:hAnsi="Courier New" w:eastAsia="Courier New" w:cs="Courier New"/>
+          <w:b w:val="0"/>
+          <w:bCs w:val="0"/>
+          <w:color w:val="5F8FBF"/>
+          <w:kern w:val="0"/>
+          <w:sz w:val="14"/>
+          <w:szCs w:val="14"/>
+          <w:shd w:val="clear" w:fill="FFFFFF"/>
+          <w:lang w:val="en-US" w:eastAsia="zh-CN" w:bidi="ar"/>
+        </w:rPr>
+        <w:t>// 纵向对齐方式（0系统自适应、1上对齐、2居中、3下对齐）</w:t>
+      </w:r>
+    </w:p>
+    <w:p>
+      <w:pPr>
+        <w:keepNext w:val="0"/>
+        <w:keepLines w:val="0"/>
+        <w:widowControl/>
+        <w:suppressLineNumbers w:val="0"/>
+        <w:shd w:val="clear" w:fill="FFFFFF"/>
+        <w:spacing w:line="216" w:lineRule="atLeast"/>
+        <w:jc w:val="left"/>
+        <w:rPr>
+          <w:rFonts w:hint="default" w:ascii="Courier New" w:hAnsi="Courier New" w:eastAsia="Courier New" w:cs="Courier New"/>
+          <w:b w:val="0"/>
+          <w:bCs w:val="0"/>
+          <w:color w:val="000000"/>
+          <w:sz w:val="14"/>
+          <w:szCs w:val="14"/>
+        </w:rPr>
+      </w:pPr>
+      <w:r>
+        <w:rPr>
+          <w:rFonts w:hint="default" w:ascii="Courier New" w:hAnsi="Courier New" w:eastAsia="Courier New" w:cs="Courier New"/>
+          <w:b w:val="0"/>
+          <w:bCs w:val="0"/>
+          <w:color w:val="000000"/>
+          <w:kern w:val="0"/>
+          <w:sz w:val="14"/>
+          <w:szCs w:val="14"/>
+          <w:shd w:val="clear" w:fill="FFFFFF"/>
+          <w:lang w:val="en-US" w:eastAsia="zh-CN" w:bidi="ar"/>
+        </w:rPr>
+        <w:t xml:space="preserve">    </w:t>
+      </w:r>
+      <w:r>
+        <w:rPr>
+          <w:rFonts w:hint="default" w:ascii="Courier New" w:hAnsi="Courier New" w:eastAsia="Courier New" w:cs="Courier New"/>
+          <w:b w:val="0"/>
+          <w:bCs w:val="0"/>
+          <w:color w:val="A31515"/>
+          <w:kern w:val="0"/>
+          <w:sz w:val="14"/>
+          <w:szCs w:val="14"/>
+          <w:shd w:val="clear" w:fill="FFFFFF"/>
+          <w:lang w:val="en-US" w:eastAsia="zh-CN" w:bidi="ar"/>
+        </w:rPr>
+        <w:t>"DisplayMode"</w:t>
+      </w:r>
+      <w:r>
+        <w:rPr>
+          <w:rFonts w:hint="default" w:ascii="Courier New" w:hAnsi="Courier New" w:eastAsia="Courier New" w:cs="Courier New"/>
+          <w:b w:val="0"/>
+          <w:bCs w:val="0"/>
+          <w:color w:val="000000"/>
+          <w:kern w:val="0"/>
+          <w:sz w:val="14"/>
+          <w:szCs w:val="14"/>
+          <w:shd w:val="clear" w:fill="FFFFFF"/>
+          <w:lang w:val="en-US" w:eastAsia="zh-CN" w:bidi="ar"/>
+        </w:rPr>
+        <w:t>:</w:t>
+      </w:r>
+      <w:r>
+        <w:rPr>
+          <w:rFonts w:hint="default" w:ascii="Courier New" w:hAnsi="Courier New" w:eastAsia="Courier New" w:cs="Courier New"/>
+          <w:b w:val="0"/>
+          <w:bCs w:val="0"/>
+          <w:color w:val="098658"/>
+          <w:kern w:val="0"/>
+          <w:sz w:val="14"/>
+          <w:szCs w:val="14"/>
+          <w:shd w:val="clear" w:fill="FFFFFF"/>
+          <w:lang w:val="en-US" w:eastAsia="zh-CN" w:bidi="ar"/>
+        </w:rPr>
+        <w:t>2</w:t>
+      </w:r>
+      <w:r>
+        <w:rPr>
+          <w:rFonts w:hint="default" w:ascii="Courier New" w:hAnsi="Courier New" w:eastAsia="Courier New" w:cs="Courier New"/>
+          <w:b w:val="0"/>
+          <w:bCs w:val="0"/>
+          <w:color w:val="000000"/>
+          <w:kern w:val="0"/>
+          <w:sz w:val="14"/>
+          <w:szCs w:val="14"/>
+          <w:shd w:val="clear" w:fill="FFFFFF"/>
+          <w:lang w:val="en-US" w:eastAsia="zh-CN" w:bidi="ar"/>
+        </w:rPr>
+        <w:t>,        </w:t>
+      </w:r>
+      <w:r>
+        <w:rPr>
+          <w:rFonts w:hint="default" w:ascii="Courier New" w:hAnsi="Courier New" w:eastAsia="Courier New" w:cs="Courier New"/>
+          <w:b w:val="0"/>
+          <w:bCs w:val="0"/>
+          <w:color w:val="5F8FBF"/>
+          <w:kern w:val="0"/>
+          <w:sz w:val="14"/>
+          <w:szCs w:val="14"/>
+          <w:shd w:val="clear" w:fill="FFFFFF"/>
+          <w:lang w:val="en-US" w:eastAsia="zh-CN" w:bidi="ar"/>
+        </w:rPr>
+        <w:t>// 显示方式:0x00 –随机显示 = ; 0x01–静止显示 = ; 0x02–快速打出</w:t>
+      </w:r>
+    </w:p>
+    <w:p>
+      <w:pPr>
+        <w:keepNext w:val="0"/>
+        <w:keepLines w:val="0"/>
+        <w:widowControl/>
+        <w:suppressLineNumbers w:val="0"/>
+        <w:shd w:val="clear" w:fill="FFFFFF"/>
+        <w:spacing w:line="216" w:lineRule="atLeast"/>
+        <w:jc w:val="left"/>
+        <w:rPr>
+          <w:rFonts w:hint="default" w:ascii="Courier New" w:hAnsi="Courier New" w:eastAsia="Courier New" w:cs="Courier New"/>
+          <w:b w:val="0"/>
+          <w:bCs w:val="0"/>
+          <w:color w:val="000000"/>
+          <w:sz w:val="14"/>
+          <w:szCs w:val="14"/>
+        </w:rPr>
+      </w:pPr>
+      <w:r>
+        <w:rPr>
+          <w:rFonts w:hint="default" w:ascii="Courier New" w:hAnsi="Courier New" w:eastAsia="Courier New" w:cs="Courier New"/>
+          <w:b w:val="0"/>
+          <w:bCs w:val="0"/>
+          <w:color w:val="000000"/>
+          <w:kern w:val="0"/>
+          <w:sz w:val="14"/>
+          <w:szCs w:val="14"/>
+          <w:shd w:val="clear" w:fill="FFFFFF"/>
+          <w:lang w:val="en-US" w:eastAsia="zh-CN" w:bidi="ar"/>
+        </w:rPr>
+        <w:t xml:space="preserve">    </w:t>
+      </w:r>
+      <w:r>
+        <w:rPr>
+          <w:rFonts w:hint="default" w:ascii="Courier New" w:hAnsi="Courier New" w:eastAsia="Courier New" w:cs="Courier New"/>
+          <w:b w:val="0"/>
+          <w:bCs w:val="0"/>
+          <w:color w:val="A31515"/>
+          <w:kern w:val="0"/>
+          <w:sz w:val="14"/>
+          <w:szCs w:val="14"/>
+          <w:shd w:val="clear" w:fill="FFFFFF"/>
+          <w:lang w:val="en-US" w:eastAsia="zh-CN" w:bidi="ar"/>
+        </w:rPr>
+        <w:t>"Speed"</w:t>
+      </w:r>
+      <w:r>
+        <w:rPr>
+          <w:rFonts w:hint="default" w:ascii="Courier New" w:hAnsi="Courier New" w:eastAsia="Courier New" w:cs="Courier New"/>
+          <w:b w:val="0"/>
+          <w:bCs w:val="0"/>
+          <w:color w:val="000000"/>
+          <w:kern w:val="0"/>
+          <w:sz w:val="14"/>
+          <w:szCs w:val="14"/>
+          <w:shd w:val="clear" w:fill="FFFFFF"/>
+          <w:lang w:val="en-US" w:eastAsia="zh-CN" w:bidi="ar"/>
+        </w:rPr>
+        <w:t>:</w:t>
+      </w:r>
+      <w:r>
+        <w:rPr>
+          <w:rFonts w:hint="default" w:ascii="Courier New" w:hAnsi="Courier New" w:eastAsia="Courier New" w:cs="Courier New"/>
+          <w:b w:val="0"/>
+          <w:bCs w:val="0"/>
+          <w:color w:val="098658"/>
+          <w:kern w:val="0"/>
+          <w:sz w:val="14"/>
+          <w:szCs w:val="14"/>
+          <w:shd w:val="clear" w:fill="FFFFFF"/>
+          <w:lang w:val="en-US" w:eastAsia="zh-CN" w:bidi="ar"/>
+        </w:rPr>
+        <w:t>1</w:t>
+      </w:r>
+      <w:r>
+        <w:rPr>
+          <w:rFonts w:hint="default" w:ascii="Courier New" w:hAnsi="Courier New" w:eastAsia="Courier New" w:cs="Courier New"/>
+          <w:b w:val="0"/>
+          <w:bCs w:val="0"/>
+          <w:color w:val="000000"/>
+          <w:kern w:val="0"/>
+          <w:sz w:val="14"/>
+          <w:szCs w:val="14"/>
+          <w:shd w:val="clear" w:fill="FFFFFF"/>
+          <w:lang w:val="en-US" w:eastAsia="zh-CN" w:bidi="ar"/>
+        </w:rPr>
+        <w:t xml:space="preserve">               </w:t>
+      </w:r>
+      <w:r>
+        <w:rPr>
+          <w:rFonts w:hint="default" w:ascii="Courier New" w:hAnsi="Courier New" w:eastAsia="Courier New" w:cs="Courier New"/>
+          <w:b w:val="0"/>
+          <w:bCs w:val="0"/>
+          <w:color w:val="5F8FBF"/>
+          <w:kern w:val="0"/>
+          <w:sz w:val="14"/>
+          <w:szCs w:val="14"/>
+          <w:shd w:val="clear" w:fill="FFFFFF"/>
+          <w:lang w:val="en-US" w:eastAsia="zh-CN" w:bidi="ar"/>
+        </w:rPr>
+        <w:t>// 双屏切换的速度 &gt;= 1</w:t>
+      </w:r>
+    </w:p>
+    <w:p>
+      <w:pPr>
+        <w:keepNext w:val="0"/>
+        <w:keepLines w:val="0"/>
+        <w:widowControl/>
+        <w:suppressLineNumbers w:val="0"/>
+        <w:shd w:val="clear" w:fill="FFFFFF"/>
+        <w:spacing w:line="216" w:lineRule="atLeast"/>
+        <w:jc w:val="left"/>
+        <w:rPr>
+          <w:rFonts w:hint="default" w:ascii="Courier New" w:hAnsi="Courier New" w:eastAsia="Courier New" w:cs="Courier New"/>
+          <w:b w:val="0"/>
+          <w:bCs w:val="0"/>
+          <w:color w:val="000000"/>
+          <w:sz w:val="14"/>
+          <w:szCs w:val="14"/>
+        </w:rPr>
+      </w:pPr>
     </w:p>
     <w:p>
       <w:pPr>
